--- a/docs/manuals/user-manual.docx
+++ b/docs/manuals/user-manual.docx
@@ -60,9 +60,214 @@
         </w:p>
       </w:sdtContent>
     </w:sdt>
-    <w:p>
-      <w:pPr>
-        <w:pStyle w:val="FirstParagraph"/>
+    <w:tbl>
+      <w:tblPr>
+        <w:tblStyle w:val="Table"/>
+        <w:tblW w:type="pct" w:w="5000"/>
+        <w:tblLook w:firstRow="1" w:lastRow="0" w:firstColumn="0" w:lastColumn="0" w:noHBand="0" w:noVBand="0" w:val="0020"/>
+        <w:jc w:val="start"/>
+      </w:tblPr>
+      <w:tblGrid>
+        <w:gridCol w:w="1584"/>
+        <w:gridCol w:w="1584"/>
+        <w:gridCol w:w="1584"/>
+        <w:gridCol w:w="1584"/>
+        <w:gridCol w:w="1584"/>
+      </w:tblGrid>
+      <w:tr>
+        <w:trPr>
+          <w:tblHeader w:val="true"/>
+          <w:tblHeader w:val="true"/>
+        </w:trPr>
+        <w:tc>
+          <w:tcPr>
+            <w:shd w:val="clear" w:color="auto" w:fill="213368"/>
+          </w:tcPr>
+          <w:p>
+            <w:pPr>
+              <w:pStyle w:val="Compact"/>
+              <w:spacing w:before="20" w:after="20"/>
+              <w:jc w:val="left"/>
+            </w:pPr>
+            <w:r>
+              <w:rPr>
+                <w:b/>
+                <w:color w:val="FFFFFF"/>
+                <w:sz w:val="17"/>
+              </w:rPr>
+              <w:t xml:space="preserve">Document</w:t>
+            </w:r>
+          </w:p>
+        </w:tc>
+        <w:tc>
+          <w:tcPr>
+            <w:shd w:val="clear" w:color="auto" w:fill="213368"/>
+          </w:tcPr>
+          <w:p>
+            <w:pPr>
+              <w:pStyle w:val="Compact"/>
+              <w:spacing w:before="20" w:after="20"/>
+              <w:jc w:val="left"/>
+            </w:pPr>
+            <w:r>
+              <w:rPr>
+                <w:b/>
+                <w:color w:val="FFFFFF"/>
+                <w:sz w:val="17"/>
+              </w:rPr>
+              <w:t xml:space="preserve">Version</w:t>
+            </w:r>
+          </w:p>
+        </w:tc>
+        <w:tc>
+          <w:tcPr>
+            <w:shd w:val="clear" w:color="auto" w:fill="213368"/>
+          </w:tcPr>
+          <w:p>
+            <w:pPr>
+              <w:pStyle w:val="Compact"/>
+              <w:spacing w:before="20" w:after="20"/>
+              <w:jc w:val="left"/>
+            </w:pPr>
+            <w:r>
+              <w:rPr>
+                <w:b/>
+                <w:color w:val="FFFFFF"/>
+                <w:sz w:val="17"/>
+              </w:rPr>
+              <w:t xml:space="preserve">Date</w:t>
+            </w:r>
+          </w:p>
+        </w:tc>
+        <w:tc>
+          <w:tcPr>
+            <w:shd w:val="clear" w:color="auto" w:fill="213368"/>
+          </w:tcPr>
+          <w:p>
+            <w:pPr>
+              <w:pStyle w:val="Compact"/>
+              <w:spacing w:before="20" w:after="20"/>
+              <w:jc w:val="left"/>
+            </w:pPr>
+            <w:r>
+              <w:rPr>
+                <w:b/>
+                <w:color w:val="FFFFFF"/>
+                <w:sz w:val="17"/>
+              </w:rPr>
+              <w:t xml:space="preserve">Owner</w:t>
+            </w:r>
+          </w:p>
+        </w:tc>
+        <w:tc>
+          <w:tcPr>
+            <w:shd w:val="clear" w:color="auto" w:fill="213368"/>
+          </w:tcPr>
+          <w:p>
+            <w:pPr>
+              <w:pStyle w:val="Compact"/>
+              <w:spacing w:before="20" w:after="20"/>
+              <w:jc w:val="left"/>
+            </w:pPr>
+            <w:r>
+              <w:rPr>
+                <w:b/>
+                <w:color w:val="FFFFFF"/>
+                <w:sz w:val="17"/>
+              </w:rPr>
+              <w:t xml:space="preserve">Status</w:t>
+            </w:r>
+          </w:p>
+        </w:tc>
+      </w:tr>
+      <w:tr>
+        <w:tc>
+          <w:tcPr/>
+          <w:p>
+            <w:pPr>
+              <w:pStyle w:val="Compact"/>
+              <w:spacing w:before="20" w:after="20"/>
+              <w:jc w:val="left"/>
+            </w:pPr>
+            <w:r>
+              <w:rPr>
+                <w:sz w:val="17"/>
+              </w:rPr>
+              <w:t xml:space="preserve">Staff User Manual</w:t>
+            </w:r>
+          </w:p>
+        </w:tc>
+        <w:tc>
+          <w:tcPr>
+            <w:noWrap/>
+          </w:tcPr>
+          <w:p>
+            <w:pPr>
+              <w:pStyle w:val="Compact"/>
+              <w:spacing w:before="20" w:after="20"/>
+              <w:jc w:val="left"/>
+            </w:pPr>
+            <w:r>
+              <w:rPr>
+                <w:sz w:val="17"/>
+              </w:rPr>
+              <w:t xml:space="preserve">1.0</w:t>
+            </w:r>
+          </w:p>
+        </w:tc>
+        <w:tc>
+          <w:tcPr/>
+          <w:p>
+            <w:pPr>
+              <w:pStyle w:val="Compact"/>
+              <w:spacing w:before="20" w:after="20"/>
+              <w:jc w:val="left"/>
+            </w:pPr>
+            <w:r>
+              <w:rPr>
+                <w:sz w:val="17"/>
+              </w:rPr>
+              <w:t xml:space="preserve">07 October 2026</w:t>
+            </w:r>
+          </w:p>
+        </w:tc>
+        <w:tc>
+          <w:tcPr/>
+          <w:p>
+            <w:pPr>
+              <w:pStyle w:val="Compact"/>
+              <w:spacing w:before="20" w:after="20"/>
+              <w:jc w:val="left"/>
+            </w:pPr>
+            <w:r>
+              <w:rPr>
+                <w:sz w:val="17"/>
+              </w:rPr>
+              <w:t xml:space="preserve">iorta TechNXT — Business Analysis and UX</w:t>
+            </w:r>
+          </w:p>
+        </w:tc>
+        <w:tc>
+          <w:tcPr/>
+          <w:p>
+            <w:pPr>
+              <w:pStyle w:val="Compact"/>
+              <w:spacing w:before="20" w:after="20"/>
+              <w:jc w:val="left"/>
+            </w:pPr>
+            <w:r>
+              <w:rPr>
+                <w:sz w:val="17"/>
+              </w:rPr>
+              <w:t xml:space="preserve">Issued for submission</w:t>
+            </w:r>
+          </w:p>
+        </w:tc>
+      </w:tr>
+    </w:tbl>
+    <w:p>
+      <w:pPr>
+        <w:pStyle w:val="BodyText"/>
       </w:pPr>
       <w:r>
         <w:t xml:space="preserve">This manual is for</w:t>
@@ -97,21 +302,7 @@
         <w:t xml:space="preserve"> </w:t>
       </w:r>
       <w:r>
-        <w:t xml:space="preserve">(see</w:t>
-      </w:r>
-      <w:r>
-        <w:t xml:space="preserve"> </w:t>
-      </w:r>
-      <w:hyperlink r:id="rId20">
-        <w:r>
-          <w:rPr>
-            <w:rStyle w:val="Hyperlink"/>
-          </w:rPr>
-          <w:t xml:space="preserve">README.md</w:t>
-        </w:r>
-      </w:hyperlink>
-      <w:r>
-        <w:t xml:space="preserve">).</w:t>
+        <w:t xml:space="preserve">(see the User Manuals index, 00-index.pdf).</w:t>
       </w:r>
     </w:p>
     <w:p>
@@ -152,7 +343,7 @@
         </w:pict>
       </w:r>
     </w:p>
-    <w:bookmarkStart w:id="21" w:name="X58dd9a1a0f6b7e0cb71b6d9d4d1ed596f31ab2b"/>
+    <w:bookmarkStart w:id="20" w:name="X58dd9a1a0f6b7e0cb71b6d9d4d1ed596f31ab2b"/>
     <w:p>
       <w:pPr>
         <w:pStyle w:val="Heading2"/>
@@ -406,8 +597,8 @@
         </w:pict>
       </w:r>
     </w:p>
-    <w:bookmarkEnd w:id="21"/>
-    <w:bookmarkStart w:id="22" w:name="Xa023a275a1f8726eae31344a75046d340aa2398"/>
+    <w:bookmarkEnd w:id="20"/>
+    <w:bookmarkStart w:id="21" w:name="Xa023a275a1f8726eae31344a75046d340aa2398"/>
     <w:p>
       <w:pPr>
         <w:pStyle w:val="Heading2"/>
@@ -439,12 +630,14 @@
           <w:p>
             <w:pPr>
               <w:pStyle w:val="Compact"/>
+              <w:spacing w:before="20" w:after="20"/>
               <w:jc w:val="left"/>
             </w:pPr>
             <w:r>
               <w:rPr>
                 <w:b/>
                 <w:color w:val="FFFFFF"/>
+                <w:sz w:val="18"/>
               </w:rPr>
               <w:t xml:space="preserve">You need</w:t>
             </w:r>
@@ -457,12 +650,14 @@
           <w:p>
             <w:pPr>
               <w:pStyle w:val="Compact"/>
+              <w:spacing w:before="20" w:after="20"/>
               <w:jc w:val="left"/>
             </w:pPr>
             <w:r>
               <w:rPr>
                 <w:b/>
                 <w:color w:val="FFFFFF"/>
+                <w:sz w:val="18"/>
               </w:rPr>
               <w:t xml:space="preserve">Notes</w:t>
             </w:r>
@@ -475,9 +670,13 @@
           <w:p>
             <w:pPr>
               <w:pStyle w:val="Compact"/>
-              <w:jc w:val="left"/>
-            </w:pPr>
-            <w:r>
+              <w:spacing w:before="20" w:after="20"/>
+              <w:jc w:val="left"/>
+            </w:pPr>
+            <w:r>
+              <w:rPr>
+                <w:sz w:val="18"/>
+              </w:rPr>
               <w:t xml:space="preserve">A user account</w:t>
             </w:r>
           </w:p>
@@ -487,41 +686,65 @@
           <w:p>
             <w:pPr>
               <w:pStyle w:val="Compact"/>
-              <w:jc w:val="left"/>
-            </w:pPr>
-            <w:r>
+              <w:spacing w:before="20" w:after="20"/>
+              <w:jc w:val="left"/>
+            </w:pPr>
+            <w:r>
+              <w:rPr>
+                <w:sz w:val="18"/>
+              </w:rPr>
               <w:t xml:space="preserve">Created by the platform administrator after you complete training. Your account has one or more</w:t>
             </w:r>
             <w:r>
+              <w:rPr>
+                <w:sz w:val="18"/>
+              </w:rPr>
               <w:t xml:space="preserve"> </w:t>
             </w:r>
             <w:r>
               <w:rPr>
                 <w:bCs/>
                 <w:b/>
+                <w:sz w:val="18"/>
               </w:rPr>
               <w:t xml:space="preserve">roles</w:t>
             </w:r>
             <w:r>
+              <w:rPr>
+                <w:sz w:val="18"/>
+              </w:rPr>
               <w:t xml:space="preserve"> </w:t>
             </w:r>
             <w:r>
+              <w:rPr>
+                <w:sz w:val="18"/>
+              </w:rPr>
               <w:t xml:space="preserve">and a</w:t>
             </w:r>
             <w:r>
+              <w:rPr>
+                <w:sz w:val="18"/>
+              </w:rPr>
               <w:t xml:space="preserve"> </w:t>
             </w:r>
             <w:r>
               <w:rPr>
                 <w:bCs/>
                 <w:b/>
+                <w:sz w:val="18"/>
               </w:rPr>
               <w:t xml:space="preserve">region</w:t>
             </w:r>
             <w:r>
+              <w:rPr>
+                <w:sz w:val="18"/>
+              </w:rPr>
               <w:t xml:space="preserve"> </w:t>
             </w:r>
             <w:r>
+              <w:rPr>
+                <w:sz w:val="18"/>
+              </w:rPr>
               <w:t xml:space="preserve">(for example "Hà Nội", or ALL).</w:t>
             </w:r>
           </w:p>
@@ -533,9 +756,13 @@
           <w:p>
             <w:pPr>
               <w:pStyle w:val="Compact"/>
-              <w:jc w:val="left"/>
-            </w:pPr>
-            <w:r>
+              <w:spacing w:before="20" w:after="20"/>
+              <w:jc w:val="left"/>
+            </w:pPr>
+            <w:r>
+              <w:rPr>
+                <w:sz w:val="18"/>
+              </w:rPr>
               <w:t xml:space="preserve">A supported browser</w:t>
             </w:r>
           </w:p>
@@ -545,9 +772,13 @@
           <w:p>
             <w:pPr>
               <w:pStyle w:val="Compact"/>
-              <w:jc w:val="left"/>
-            </w:pPr>
-            <w:r>
+              <w:spacing w:before="20" w:after="20"/>
+              <w:jc w:val="left"/>
+            </w:pPr>
+            <w:r>
+              <w:rPr>
+                <w:sz w:val="18"/>
+              </w:rPr>
               <w:t xml:space="preserve">Latest Chrome, Edge, Firefox or Safari. Screen width of 1280 px or more is recommended.</w:t>
             </w:r>
           </w:p>
@@ -559,9 +790,13 @@
           <w:p>
             <w:pPr>
               <w:pStyle w:val="Compact"/>
-              <w:jc w:val="left"/>
-            </w:pPr>
-            <w:r>
+              <w:spacing w:before="20" w:after="20"/>
+              <w:jc w:val="left"/>
+            </w:pPr>
+            <w:r>
+              <w:rPr>
+                <w:sz w:val="18"/>
+              </w:rPr>
               <w:t xml:space="preserve">An authenticator app (some roles)</w:t>
             </w:r>
           </w:p>
@@ -571,26 +806,40 @@
           <w:p>
             <w:pPr>
               <w:pStyle w:val="Compact"/>
-              <w:jc w:val="left"/>
-            </w:pPr>
-            <w:r>
+              <w:spacing w:before="20" w:after="20"/>
+              <w:jc w:val="left"/>
+            </w:pPr>
+            <w:r>
+              <w:rPr>
+                <w:sz w:val="18"/>
+              </w:rPr>
               <w:t xml:space="preserve">Required for</w:t>
             </w:r>
             <w:r>
+              <w:rPr>
+                <w:sz w:val="18"/>
+              </w:rPr>
               <w:t xml:space="preserve"> </w:t>
             </w:r>
             <w:r>
               <w:rPr>
                 <w:bCs/>
                 <w:b/>
+                <w:sz w:val="18"/>
               </w:rPr>
               <w:t xml:space="preserve">Administrator, Rule approver, Compliance officer, Data steward</w:t>
             </w:r>
             <w:r>
+              <w:rPr>
+                <w:sz w:val="18"/>
+              </w:rPr>
               <w:t xml:space="preserve"> </w:t>
             </w:r>
             <w:r>
-              <w:t xml:space="preserve">(and any role your organisation adds). Use Microsoft Authenticator, Google Authenticator or similar.</w:t>
+              <w:rPr>
+                <w:sz w:val="18"/>
+              </w:rPr>
+              <w:t xml:space="preserve">(and any role your organisation adds). Use Microsoft Authenticator, Google Authenticator or similar. You enrol it yourself at first sign-in.</w:t>
             </w:r>
           </w:p>
         </w:tc>
@@ -601,9 +850,13 @@
           <w:p>
             <w:pPr>
               <w:pStyle w:val="Compact"/>
-              <w:jc w:val="left"/>
-            </w:pPr>
-            <w:r>
+              <w:spacing w:before="20" w:after="20"/>
+              <w:jc w:val="left"/>
+            </w:pPr>
+            <w:r>
+              <w:rPr>
+                <w:sz w:val="18"/>
+              </w:rPr>
               <w:t xml:space="preserve">The console address</w:t>
             </w:r>
           </w:p>
@@ -613,10 +866,14 @@
           <w:p>
             <w:pPr>
               <w:pStyle w:val="Compact"/>
-              <w:jc w:val="left"/>
-            </w:pPr>
-            <w:r>
-              <w:t xml:space="preserve">Production: provided by TASCO IT. Training sandbox: provided by your trainer.</w:t>
+              <w:spacing w:before="20" w:after="20"/>
+              <w:jc w:val="left"/>
+            </w:pPr>
+            <w:r>
+              <w:rPr>
+                <w:sz w:val="18"/>
+              </w:rPr>
+              <w:t xml:space="preserve">Production: provided by TASCO IT. Training and UAT: provided by your trainer, with the access workbook.</w:t>
             </w:r>
           </w:p>
         </w:tc>
@@ -629,7 +886,7 @@
         </w:pict>
       </w:r>
     </w:p>
-    <w:bookmarkEnd w:id="22"/>
+    <w:bookmarkEnd w:id="21"/>
     <w:bookmarkStart w:id="28" w:name="X8f1aced45777b78090948f7722ca7d7108e6a72"/>
     <w:p>
       <w:pPr>
@@ -639,7 +896,7 @@
         <w:t xml:space="preserve">3. Signing in</w:t>
       </w:r>
     </w:p>
-    <w:bookmarkStart w:id="23" w:name="X598d41e83fdfc8191b870354a1170da2aa6ea94"/>
+    <w:bookmarkStart w:id="22" w:name="X598d41e83fdfc8191b870354a1170da2aa6ea94"/>
     <w:p>
       <w:pPr>
         <w:pStyle w:val="Heading3"/>
@@ -667,13 +924,13 @@
           <w:bCs/>
           <w:b/>
         </w:rPr>
-        <w:t xml:space="preserve">Sign in (Đăng nhập)</w:t>
-      </w:r>
-      <w:r>
-        <w:t xml:space="preserve"> </w:t>
-      </w:r>
-      <w:r>
-        <w:t xml:space="preserve">page appears with the TASCO Insurance logo.</w:t>
+        <w:t xml:space="preserve">Sign in (Đăng nhập hệ thống)</w:t>
+      </w:r>
+      <w:r>
+        <w:t xml:space="preserve"> </w:t>
+      </w:r>
+      <w:r>
+        <w:t xml:space="preserve">page appears: the TASCO Insurance brand panel on the left (on a phone, only the logo is shown) and the sign-in form on the right.</w:t>
       </w:r>
     </w:p>
     <w:p>
@@ -714,7 +971,7 @@
         <w:t xml:space="preserve">Password (Mật khẩu)</w:t>
       </w:r>
       <w:r>
-        <w:t xml:space="preserve">.</w:t>
+        <w:t xml:space="preserve">. Use the credentials issued to you by the administrator. In training and UAT environments, they are in the access workbook for that environment.</w:t>
       </w:r>
     </w:p>
     <w:p>
@@ -747,6 +1004,14 @@
         <w:pStyle w:val="FirstParagraph"/>
       </w:pPr>
       <w:r>
+        <w:t xml:space="preserve">The sign-in page has no role shortcut buttons. Everyone signs in with their own username and password.</w:t>
+      </w:r>
+    </w:p>
+    <w:p>
+      <w:pPr>
+        <w:pStyle w:val="BodyText"/>
+      </w:pPr>
+      <w:r>
         <w:rPr>
           <w:bCs/>
           <w:b/>
@@ -767,7 +1032,7 @@
           <w:bCs/>
           <w:b/>
         </w:rPr>
-        <w:t xml:space="preserve">6-digit authentication code (Mã xác thực 6 số)</w:t>
+        <w:t xml:space="preserve">Two-step verification (Xác thực hai bước)</w:t>
       </w:r>
       <w:r>
         <w:t xml:space="preserve"> </w:t>
@@ -776,14 +1041,38 @@
         <w:t xml:space="preserve">step appears.</w:t>
       </w:r>
     </w:p>
-    <w:bookmarkEnd w:id="23"/>
-    <w:bookmarkStart w:id="24" w:name="Xb26728917c0e716dcb08ec8f95e24552ae867db"/>
+    <w:bookmarkEnd w:id="22"/>
+    <w:bookmarkStart w:id="23" w:name="X7eb724cbacb8e11dc02b6a79681579364345856"/>
     <w:p>
       <w:pPr>
         <w:pStyle w:val="Heading3"/>
       </w:pPr>
       <w:r>
-        <w:t xml:space="preserve">3.2 Second step: authentication code (MFA)</w:t>
+        <w:t xml:space="preserve">3.2 First sign-in: set up your authenticator app</w:t>
+      </w:r>
+    </w:p>
+    <w:p>
+      <w:pPr>
+        <w:pStyle w:val="FirstParagraph"/>
+      </w:pPr>
+      <w:r>
+        <w:t xml:space="preserve">MFA is required for the</w:t>
+      </w:r>
+      <w:r>
+        <w:t xml:space="preserve"> </w:t>
+      </w:r>
+      <w:r>
+        <w:rPr>
+          <w:bCs/>
+          <w:b/>
+        </w:rPr>
+        <w:t xml:space="preserve">Administrator, Rule approver, Compliance officer and Data steward</w:t>
+      </w:r>
+      <w:r>
+        <w:t xml:space="preserve"> </w:t>
+      </w:r>
+      <w:r>
+        <w:t xml:space="preserve">roles. You set it up yourself the first time you sign in. Nobody else, including the administrator, ever sees your authenticator key.</w:t>
       </w:r>
     </w:p>
     <w:p>
@@ -795,23 +1084,23 @@
         <w:pStyle w:val="Compact"/>
       </w:pPr>
       <w:r>
-        <w:t xml:space="preserve">Open your authenticator app and find the</w:t>
-      </w:r>
-      <w:r>
-        <w:t xml:space="preserve"> </w:t>
-      </w:r>
-      <w:r>
-        <w:rPr>
-          <w:bCs/>
-          <w:b/>
-        </w:rPr>
-        <w:t xml:space="preserve">TASCO Growth Platform</w:t>
-      </w:r>
-      <w:r>
-        <w:t xml:space="preserve"> </w:t>
-      </w:r>
-      <w:r>
-        <w:t xml:space="preserve">entry.</w:t>
+        <w:t xml:space="preserve">After the password step, the page shows a</w:t>
+      </w:r>
+      <w:r>
+        <w:t xml:space="preserve"> </w:t>
+      </w:r>
+      <w:r>
+        <w:rPr>
+          <w:bCs/>
+          <w:b/>
+        </w:rPr>
+        <w:t xml:space="preserve">QR code</w:t>
+      </w:r>
+      <w:r>
+        <w:t xml:space="preserve"> </w:t>
+      </w:r>
+      <w:r>
+        <w:t xml:space="preserve">and the message "Set up two-step sign-in".</w:t>
       </w:r>
     </w:p>
     <w:p>
@@ -823,36 +1112,23 @@
         <w:pStyle w:val="Compact"/>
       </w:pPr>
       <w:r>
-        <w:t xml:space="preserve">Type the current 6-digit code into</w:t>
-      </w:r>
-      <w:r>
-        <w:t xml:space="preserve"> </w:t>
-      </w:r>
-      <w:r>
-        <w:rPr>
-          <w:bCs/>
-          <w:b/>
-        </w:rPr>
-        <w:t xml:space="preserve">Authentication code</w:t>
-      </w:r>
-      <w:r>
-        <w:t xml:space="preserve"> </w:t>
-      </w:r>
-      <w:r>
-        <w:t xml:space="preserve">and select</w:t>
-      </w:r>
-      <w:r>
-        <w:t xml:space="preserve"> </w:t>
-      </w:r>
-      <w:r>
-        <w:rPr>
-          <w:bCs/>
-          <w:b/>
-        </w:rPr>
-        <w:t xml:space="preserve">Verify (Xác minh)</w:t>
-      </w:r>
-      <w:r>
-        <w:t xml:space="preserve">.</w:t>
+        <w:t xml:space="preserve">Open your authenticator app (Microsoft Authenticator, Google Authenticator or similar) and scan the QR code. If you cannot scan it, open</w:t>
+      </w:r>
+      <w:r>
+        <w:t xml:space="preserve"> </w:t>
+      </w:r>
+      <w:r>
+        <w:rPr>
+          <w:bCs/>
+          <w:b/>
+        </w:rPr>
+        <w:t xml:space="preserve">Cannot scan? Enter the key manually</w:t>
+      </w:r>
+      <w:r>
+        <w:t xml:space="preserve"> </w:t>
+      </w:r>
+      <w:r>
+        <w:t xml:space="preserve">and type the key into the app.</w:t>
       </w:r>
     </w:p>
     <w:p>
@@ -864,7 +1140,64 @@
         <w:pStyle w:val="Compact"/>
       </w:pPr>
       <w:r>
-        <w:t xml:space="preserve">Codes change every 30 seconds. If the code is about to change, wait for the new one.</w:t>
+        <w:t xml:space="preserve">The app shows a</w:t>
+      </w:r>
+      <w:r>
+        <w:t xml:space="preserve"> </w:t>
+      </w:r>
+      <w:r>
+        <w:rPr>
+          <w:bCs/>
+          <w:b/>
+        </w:rPr>
+        <w:t xml:space="preserve">TASCO Growth Platform</w:t>
+      </w:r>
+      <w:r>
+        <w:t xml:space="preserve"> </w:t>
+      </w:r>
+      <w:r>
+        <w:t xml:space="preserve">entry with a 6-digit code that changes every 30 seconds.</w:t>
+      </w:r>
+    </w:p>
+    <w:p>
+      <w:pPr>
+        <w:numPr>
+          <w:ilvl w:val="0"/>
+          <w:numId w:val="1003"/>
+        </w:numPr>
+        <w:pStyle w:val="Compact"/>
+      </w:pPr>
+      <w:r>
+        <w:t xml:space="preserve">Type the current code into</w:t>
+      </w:r>
+      <w:r>
+        <w:t xml:space="preserve"> </w:t>
+      </w:r>
+      <w:r>
+        <w:rPr>
+          <w:bCs/>
+          <w:b/>
+        </w:rPr>
+        <w:t xml:space="preserve">6-digit authentication code (Mã xác thực 6 số)</w:t>
+      </w:r>
+      <w:r>
+        <w:t xml:space="preserve"> </w:t>
+      </w:r>
+      <w:r>
+        <w:t xml:space="preserve">and select</w:t>
+      </w:r>
+      <w:r>
+        <w:t xml:space="preserve"> </w:t>
+      </w:r>
+      <w:r>
+        <w:rPr>
+          <w:bCs/>
+          <w:b/>
+        </w:rPr>
+        <w:t xml:space="preserve">Verify (Xác minh)</w:t>
+      </w:r>
+      <w:r>
+        <w:t xml:space="preserve">.</w:t>
       </w:r>
     </w:p>
     <w:p>
@@ -872,92 +1205,27 @@
         <w:pStyle w:val="FirstParagraph"/>
       </w:pPr>
       <w:r>
-        <w:t xml:space="preserve">You have</w:t>
-      </w:r>
-      <w:r>
-        <w:t xml:space="preserve"> </w:t>
-      </w:r>
-      <w:r>
-        <w:rPr>
-          <w:bCs/>
-          <w:b/>
-        </w:rPr>
-        <w:t xml:space="preserve">5 minutes</w:t>
-      </w:r>
-      <w:r>
-        <w:t xml:space="preserve"> </w:t>
-      </w:r>
-      <w:r>
-        <w:t xml:space="preserve">to complete this step. After that, start again from the password.</w:t>
-      </w:r>
-    </w:p>
-    <w:p>
-      <w:pPr>
-        <w:pStyle w:val="BlockText"/>
-      </w:pPr>
-      <w:r>
-        <w:rPr>
-          <w:bCs/>
-          <w:b/>
-        </w:rPr>
-        <w:t xml:space="preserve">Training sandbox only:</w:t>
-      </w:r>
-      <w:r>
-        <w:t xml:space="preserve"> </w:t>
-      </w:r>
-      <w:r>
-        <w:t xml:space="preserve">the sign-in page shows a demo role picker and a</w:t>
-      </w:r>
-      <w:r>
-        <w:t xml:space="preserve"> </w:t>
-      </w:r>
-      <w:r>
-        <w:rPr>
-          <w:bCs/>
-          <w:b/>
-        </w:rPr>
-        <w:t xml:space="preserve">"Demo: fill code"</w:t>
-      </w:r>
-      <w:r>
-        <w:t xml:space="preserve"> </w:t>
-      </w:r>
-      <w:r>
-        <w:t xml:space="preserve">button that fills the MFA code for seeded demo users. The demo password is</w:t>
-      </w:r>
-      <w:r>
-        <w:t xml:space="preserve"> </w:t>
-      </w:r>
-      <w:r>
-        <w:rPr>
-          <w:rStyle w:val="VerbatimChar"/>
-        </w:rPr>
-        <w:t xml:space="preserve">Tasco@Demo2026!</w:t>
-      </w:r>
-      <w:r>
-        <w:t xml:space="preserve">. These helpers</w:t>
-      </w:r>
-      <w:r>
-        <w:t xml:space="preserve"> </w:t>
-      </w:r>
-      <w:r>
-        <w:rPr>
-          <w:bCs/>
-          <w:b/>
-        </w:rPr>
-        <w:t xml:space="preserve">do not exist in production</w:t>
-      </w:r>
-      <w:r>
-        <w:t xml:space="preserve">.</w:t>
-      </w:r>
-    </w:p>
-    <w:bookmarkEnd w:id="24"/>
-    <w:bookmarkStart w:id="25" w:name="X973faab14cbd3c29693612fad5c5fee829c7e4b"/>
+        <w:rPr>
+          <w:bCs/>
+          <w:b/>
+        </w:rPr>
+        <w:t xml:space="preserve">What you will see:</w:t>
+      </w:r>
+      <w:r>
+        <w:t xml:space="preserve"> </w:t>
+      </w:r>
+      <w:r>
+        <w:t xml:space="preserve">you are signed in, and from now on the platform asks for a code from this app at every sign-in.</w:t>
+      </w:r>
+    </w:p>
+    <w:bookmarkEnd w:id="23"/>
+    <w:bookmarkStart w:id="24" w:name="X265777fc93e18781b313562e9f3d6e9cbedd2ad"/>
     <w:p>
       <w:pPr>
         <w:pStyle w:val="Heading3"/>
       </w:pPr>
       <w:r>
-        <w:t xml:space="preserve">3.3 Session length and signing out</w:t>
+        <w:t xml:space="preserve">3.3 Every sign-in: authentication code (MFA)</w:t>
       </w:r>
     </w:p>
     <w:p>
@@ -969,20 +1237,23 @@
         <w:pStyle w:val="Compact"/>
       </w:pPr>
       <w:r>
-        <w:t xml:space="preserve">Your session lasts</w:t>
-      </w:r>
-      <w:r>
-        <w:t xml:space="preserve"> </w:t>
-      </w:r>
-      <w:r>
-        <w:rPr>
-          <w:bCs/>
-          <w:b/>
-        </w:rPr>
-        <w:t xml:space="preserve">30 minutes</w:t>
-      </w:r>
-      <w:r>
-        <w:t xml:space="preserve">. When it expires you see "Session expired — please sign in again". Sign in again; unsent form input is kept where possible.</w:t>
+        <w:t xml:space="preserve">Open your authenticator app and find the</w:t>
+      </w:r>
+      <w:r>
+        <w:t xml:space="preserve"> </w:t>
+      </w:r>
+      <w:r>
+        <w:rPr>
+          <w:bCs/>
+          <w:b/>
+        </w:rPr>
+        <w:t xml:space="preserve">TASCO Growth Platform</w:t>
+      </w:r>
+      <w:r>
+        <w:t xml:space="preserve"> </w:t>
+      </w:r>
+      <w:r>
+        <w:t xml:space="preserve">entry.</w:t>
       </w:r>
     </w:p>
     <w:p>
@@ -994,46 +1265,142 @@
         <w:pStyle w:val="Compact"/>
       </w:pPr>
       <w:r>
-        <w:t xml:space="preserve">To sign out, open the</w:t>
-      </w:r>
-      <w:r>
-        <w:t xml:space="preserve"> </w:t>
-      </w:r>
-      <w:r>
-        <w:rPr>
-          <w:bCs/>
-          <w:b/>
-        </w:rPr>
-        <w:t xml:space="preserve">user menu</w:t>
-      </w:r>
-      <w:r>
-        <w:t xml:space="preserve"> </w:t>
-      </w:r>
-      <w:r>
-        <w:t xml:space="preserve">(your name, top right) and select</w:t>
-      </w:r>
-      <w:r>
-        <w:t xml:space="preserve"> </w:t>
-      </w:r>
-      <w:r>
-        <w:rPr>
-          <w:bCs/>
-          <w:b/>
-        </w:rPr>
-        <w:t xml:space="preserve">Sign out (Đăng xuất)</w:t>
-      </w:r>
-      <w:r>
-        <w:t xml:space="preserve">. Always sign out on shared computers.</w:t>
-      </w:r>
-    </w:p>
-    <w:bookmarkEnd w:id="25"/>
-    <w:bookmarkStart w:id="26" w:name="X536e6bf273edea590703d22f6e807cc9317a610"/>
+        <w:t xml:space="preserve">Type the current 6-digit code into</w:t>
+      </w:r>
+      <w:r>
+        <w:t xml:space="preserve"> </w:t>
+      </w:r>
+      <w:r>
+        <w:rPr>
+          <w:bCs/>
+          <w:b/>
+        </w:rPr>
+        <w:t xml:space="preserve">6-digit authentication code</w:t>
+      </w:r>
+      <w:r>
+        <w:t xml:space="preserve"> </w:t>
+      </w:r>
+      <w:r>
+        <w:t xml:space="preserve">and select</w:t>
+      </w:r>
+      <w:r>
+        <w:t xml:space="preserve"> </w:t>
+      </w:r>
+      <w:r>
+        <w:rPr>
+          <w:bCs/>
+          <w:b/>
+        </w:rPr>
+        <w:t xml:space="preserve">Verify (Xác minh)</w:t>
+      </w:r>
+      <w:r>
+        <w:t xml:space="preserve">.</w:t>
+      </w:r>
+    </w:p>
+    <w:p>
+      <w:pPr>
+        <w:numPr>
+          <w:ilvl w:val="0"/>
+          <w:numId w:val="1004"/>
+        </w:numPr>
+        <w:pStyle w:val="Compact"/>
+      </w:pPr>
+      <w:r>
+        <w:t xml:space="preserve">Codes change every 30 seconds.</w:t>
+      </w:r>
+      <w:r>
+        <w:t xml:space="preserve"> </w:t>
+      </w:r>
+      <w:r>
+        <w:rPr>
+          <w:bCs/>
+          <w:b/>
+        </w:rPr>
+        <w:t xml:space="preserve">Each code can be used only once.</w:t>
+      </w:r>
+      <w:r>
+        <w:t xml:space="preserve"> </w:t>
+      </w:r>
+      <w:r>
+        <w:t xml:space="preserve">If you have just used a code (for example, you signed in a moment ago), wait for the next code to appear.</w:t>
+      </w:r>
+    </w:p>
+    <w:p>
+      <w:pPr>
+        <w:pStyle w:val="FirstParagraph"/>
+      </w:pPr>
+      <w:r>
+        <w:t xml:space="preserve">You have</w:t>
+      </w:r>
+      <w:r>
+        <w:t xml:space="preserve"> </w:t>
+      </w:r>
+      <w:r>
+        <w:rPr>
+          <w:bCs/>
+          <w:b/>
+        </w:rPr>
+        <w:t xml:space="preserve">5 minutes</w:t>
+      </w:r>
+      <w:r>
+        <w:t xml:space="preserve"> </w:t>
+      </w:r>
+      <w:r>
+        <w:t xml:space="preserve">to complete this step. After that, start again from the password.</w:t>
+      </w:r>
+    </w:p>
+    <w:p>
+      <w:pPr>
+        <w:pStyle w:val="BlockText"/>
+      </w:pPr>
+      <w:r>
+        <w:rPr>
+          <w:bCs/>
+          <w:b/>
+        </w:rPr>
+        <w:t xml:space="preserve">UAT only:</w:t>
+      </w:r>
+      <w:r>
+        <w:t xml:space="preserve"> </w:t>
+      </w:r>
+      <w:r>
+        <w:t xml:space="preserve">the MFA step also shows</w:t>
+      </w:r>
+      <w:r>
+        <w:t xml:space="preserve"> </w:t>
+      </w:r>
+      <w:r>
+        <w:rPr>
+          <w:bCs/>
+          <w:b/>
+        </w:rPr>
+        <w:t xml:space="preserve">Sign in with demo code (UAT) (Đăng nhập bằng mã demo (UAT))</w:t>
+      </w:r>
+      <w:r>
+        <w:t xml:space="preserve">. It fills in and submits the current code for the demo user you signed in as. If the code was just used, the page shows "Code just used — please wait" with the number of seconds to wait. This button</w:t>
+      </w:r>
+      <w:r>
+        <w:t xml:space="preserve"> </w:t>
+      </w:r>
+      <w:r>
+        <w:rPr>
+          <w:bCs/>
+          <w:b/>
+        </w:rPr>
+        <w:t xml:space="preserve">does not exist in production</w:t>
+      </w:r>
+      <w:r>
+        <w:t xml:space="preserve">.</w:t>
+      </w:r>
+    </w:p>
+    <w:bookmarkEnd w:id="24"/>
+    <w:bookmarkStart w:id="25" w:name="X0d69c14840b07693d05956db32e2e3f16e8d830"/>
     <w:p>
       <w:pPr>
         <w:pStyle w:val="Heading3"/>
       </w:pPr>
       <w:r>
-        <w:t xml:space="preserve">3.4 Changing your password</w:t>
+        <w:t xml:space="preserve">3.4 Session length and signing out</w:t>
       </w:r>
     </w:p>
     <w:p>
@@ -1045,20 +1412,20 @@
         <w:pStyle w:val="Compact"/>
       </w:pPr>
       <w:r>
-        <w:t xml:space="preserve">Open the user menu and select</w:t>
-      </w:r>
-      <w:r>
-        <w:t xml:space="preserve"> </w:t>
-      </w:r>
-      <w:r>
-        <w:rPr>
-          <w:bCs/>
-          <w:b/>
-        </w:rPr>
-        <w:t xml:space="preserve">Change password</w:t>
-      </w:r>
-      <w:r>
-        <w:t xml:space="preserve">. If your organisation signs you in with corporate single sign-on, change your password there instead.</w:t>
+        <w:t xml:space="preserve">Your session lasts</w:t>
+      </w:r>
+      <w:r>
+        <w:t xml:space="preserve"> </w:t>
+      </w:r>
+      <w:r>
+        <w:rPr>
+          <w:bCs/>
+          <w:b/>
+        </w:rPr>
+        <w:t xml:space="preserve">30 minutes</w:t>
+      </w:r>
+      <w:r>
+        <w:t xml:space="preserve">. When it expires you see "Session expired — please sign in again". Sign in again.</w:t>
       </w:r>
     </w:p>
     <w:p>
@@ -1070,315 +1437,33 @@
         <w:pStyle w:val="Compact"/>
       </w:pPr>
       <w:r>
-        <w:t xml:space="preserve">Enter your current password and the new one twice. Passwords must be at least 12 characters and follow the password policy shown on screen.</w:t>
-      </w:r>
-    </w:p>
-    <w:p>
-      <w:pPr>
-        <w:numPr>
-          <w:ilvl w:val="0"/>
-          <w:numId w:val="1005"/>
-        </w:numPr>
-        <w:pStyle w:val="Compact"/>
-      </w:pPr>
-      <w:r>
-        <w:t xml:space="preserve">Select</w:t>
-      </w:r>
-      <w:r>
-        <w:t xml:space="preserve"> </w:t>
-      </w:r>
-      <w:r>
-        <w:rPr>
-          <w:bCs/>
-          <w:b/>
-        </w:rPr>
-        <w:t xml:space="preserve">Save</w:t>
-      </w:r>
-      <w:r>
-        <w:t xml:space="preserve">. Your next sign-in uses the new password.</w:t>
-      </w:r>
-    </w:p>
-    <w:bookmarkEnd w:id="26"/>
-    <w:bookmarkStart w:id="27" w:name="X6013c410cd59ed8da3ef77c12a326763d0ced55"/>
+        <w:t xml:space="preserve">To sign out, select</w:t>
+      </w:r>
+      <w:r>
+        <w:t xml:space="preserve"> </w:t>
+      </w:r>
+      <w:r>
+        <w:rPr>
+          <w:bCs/>
+          <w:b/>
+        </w:rPr>
+        <w:t xml:space="preserve">Sign out (Đăng xuất)</w:t>
+      </w:r>
+      <w:r>
+        <w:t xml:space="preserve"> </w:t>
+      </w:r>
+      <w:r>
+        <w:t xml:space="preserve">at the right of the top bar. Always sign out on shared computers.</w:t>
+      </w:r>
+    </w:p>
+    <w:bookmarkEnd w:id="25"/>
+    <w:bookmarkStart w:id="26" w:name="X6d3c1bb597125ad8bf40307279f352c14f757c7"/>
     <w:p>
       <w:pPr>
         <w:pStyle w:val="Heading3"/>
       </w:pPr>
       <w:r>
-        <w:t xml:space="preserve">3.5 Account lockout</w:t>
-      </w:r>
-    </w:p>
-    <w:p>
-      <w:pPr>
-        <w:pStyle w:val="FirstParagraph"/>
-      </w:pPr>
-      <w:r>
-        <w:t xml:space="preserve">After</w:t>
-      </w:r>
-      <w:r>
-        <w:t xml:space="preserve"> </w:t>
-      </w:r>
-      <w:r>
-        <w:rPr>
-          <w:bCs/>
-          <w:b/>
-        </w:rPr>
-        <w:t xml:space="preserve">5 failed attempts</w:t>
-      </w:r>
-      <w:r>
-        <w:t xml:space="preserve"> </w:t>
-      </w:r>
-      <w:r>
-        <w:t xml:space="preserve">(wrong password or wrong code), your account is locked for</w:t>
-      </w:r>
-      <w:r>
-        <w:t xml:space="preserve"> </w:t>
-      </w:r>
-      <w:r>
-        <w:rPr>
-          <w:bCs/>
-          <w:b/>
-        </w:rPr>
-        <w:t xml:space="preserve">15 minutes</w:t>
-      </w:r>
-      <w:r>
-        <w:t xml:space="preserve">. You see "Account temporarily locked". Wait, or contact the service desk. Repeated sign-in attempts from the same computer are also rate limited ("Too many sign-in attempts — wait a minute").</w:t>
-      </w:r>
-    </w:p>
-    <w:p>
-      <w:r>
-        <w:pict>
-          <v:rect style="width:0;height:1.5pt" o:hralign="center" o:hrstd="t" o:hr="t"/>
-        </w:pict>
-      </w:r>
-    </w:p>
-    <w:bookmarkEnd w:id="27"/>
-    <w:bookmarkEnd w:id="28"/>
-    <w:bookmarkStart w:id="33" w:name="X6a4e715642dcab525de2fa557f1b04ceede1150"/>
-    <w:p>
-      <w:pPr>
-        <w:pStyle w:val="Heading2"/>
-      </w:pPr>
-      <w:r>
-        <w:t xml:space="preserve">4. Finding your way around</w:t>
-      </w:r>
-    </w:p>
-    <w:bookmarkStart w:id="29" w:name="Xd28483464ae6d124165493b9e157a60c5b5e5ca"/>
-    <w:p>
-      <w:pPr>
-        <w:pStyle w:val="Heading3"/>
-      </w:pPr>
-      <w:r>
-        <w:t xml:space="preserve">4.1 Screen layout</w:t>
-      </w:r>
-    </w:p>
-    <w:p>
-      <w:pPr>
-        <w:pStyle w:val="SourceCode"/>
-      </w:pPr>
-      <w:r>
-        <w:rPr>
-          <w:rStyle w:val="VerbatimChar"/>
-        </w:rPr>
-        <w:t xml:space="preserve">┌──────────────────────────────────────────────────────────────────────────┐</w:t>
-      </w:r>
-      <w:r>
-        <w:br/>
-      </w:r>
-      <w:r>
-        <w:rPr>
-          <w:rStyle w:val="VerbatimChar"/>
-        </w:rPr>
-        <w:t xml:space="preserve">│ [Skip to main content]                                                   │</w:t>
-      </w:r>
-      <w:r>
-        <w:br/>
-      </w:r>
-      <w:r>
-        <w:rPr>
-          <w:rStyle w:val="VerbatimChar"/>
-        </w:rPr>
-        <w:t xml:space="preserve">│ TASCO logo   Page title           [VI/EN] [Theme] [?] [Your name ▾]      │  ← top bar</w:t>
-      </w:r>
-      <w:r>
-        <w:br/>
-      </w:r>
-      <w:r>
-        <w:rPr>
-          <w:rStyle w:val="VerbatimChar"/>
-        </w:rPr>
-        <w:t xml:space="preserve">├──────────────┬───────────────────────────────────────────────────────────┤</w:t>
-      </w:r>
-      <w:r>
-        <w:br/>
-      </w:r>
-      <w:r>
-        <w:rPr>
-          <w:rStyle w:val="VerbatimChar"/>
-        </w:rPr>
-        <w:t xml:space="preserve">│ Work         │                                                           │</w:t>
-      </w:r>
-      <w:r>
-        <w:br/>
-      </w:r>
-      <w:r>
-        <w:rPr>
-          <w:rStyle w:val="VerbatimChar"/>
-        </w:rPr>
-        <w:t xml:space="preserve">│  Home        │                    Main content                           │</w:t>
-      </w:r>
-      <w:r>
-        <w:br/>
-      </w:r>
-      <w:r>
-        <w:rPr>
-          <w:rStyle w:val="VerbatimChar"/>
-        </w:rPr>
-        <w:t xml:space="preserve">│  Telesales…  │       (lists, cards, guided next-action buttons)          │</w:t>
-      </w:r>
-      <w:r>
-        <w:br/>
-      </w:r>
-      <w:r>
-        <w:rPr>
-          <w:rStyle w:val="VerbatimChar"/>
-        </w:rPr>
-        <w:t xml:space="preserve">│  Leads       │                                                           │</w:t>
-      </w:r>
-      <w:r>
-        <w:br/>
-      </w:r>
-      <w:r>
-        <w:rPr>
-          <w:rStyle w:val="VerbatimChar"/>
-        </w:rPr>
-        <w:t xml:space="preserve">│  Voice bot   │                                                           │</w:t>
-      </w:r>
-      <w:r>
-        <w:br/>
-      </w:r>
-      <w:r>
-        <w:rPr>
-          <w:rStyle w:val="VerbatimChar"/>
-        </w:rPr>
-        <w:t xml:space="preserve">│  Claims      │                                                           │</w:t>
-      </w:r>
-      <w:r>
-        <w:br/>
-      </w:r>
-      <w:r>
-        <w:rPr>
-          <w:rStyle w:val="VerbatimChar"/>
-        </w:rPr>
-        <w:t xml:space="preserve">│ Growth       │                                                           │</w:t>
-      </w:r>
-      <w:r>
-        <w:br/>
-      </w:r>
-      <w:r>
-        <w:rPr>
-          <w:rStyle w:val="VerbatimChar"/>
-        </w:rPr>
-        <w:t xml:space="preserve">│  Journeys    │                                                           │</w:t>
-      </w:r>
-      <w:r>
-        <w:br/>
-      </w:r>
-      <w:r>
-        <w:rPr>
-          <w:rStyle w:val="VerbatimChar"/>
-        </w:rPr>
-        <w:t xml:space="preserve">│  Partners    │                                                           │</w:t>
-      </w:r>
-      <w:r>
-        <w:br/>
-      </w:r>
-      <w:r>
-        <w:rPr>
-          <w:rStyle w:val="VerbatimChar"/>
-        </w:rPr>
-        <w:t xml:space="preserve">│ Governance   │                                                           │</w:t>
-      </w:r>
-      <w:r>
-        <w:br/>
-      </w:r>
-      <w:r>
-        <w:rPr>
-          <w:rStyle w:val="VerbatimChar"/>
-        </w:rPr>
-        <w:t xml:space="preserve">│  Rules studio│                                                           │</w:t>
-      </w:r>
-      <w:r>
-        <w:br/>
-      </w:r>
-      <w:r>
-        <w:rPr>
-          <w:rStyle w:val="VerbatimChar"/>
-        </w:rPr>
-        <w:t xml:space="preserve">│  Data quality│                                                           │</w:t>
-      </w:r>
-      <w:r>
-        <w:br/>
-      </w:r>
-      <w:r>
-        <w:rPr>
-          <w:rStyle w:val="VerbatimChar"/>
-        </w:rPr>
-        <w:t xml:space="preserve">│  Audit       │                                                           │</w:t>
-      </w:r>
-      <w:r>
-        <w:br/>
-      </w:r>
-      <w:r>
-        <w:rPr>
-          <w:rStyle w:val="VerbatimChar"/>
-        </w:rPr>
-        <w:t xml:space="preserve">│ Administration                                                           │</w:t>
-      </w:r>
-      <w:r>
-        <w:br/>
-      </w:r>
-      <w:r>
-        <w:rPr>
-          <w:rStyle w:val="VerbatimChar"/>
-        </w:rPr>
-        <w:t xml:space="preserve">│  Users       │                                                           │</w:t>
-      </w:r>
-      <w:r>
-        <w:br/>
-      </w:r>
-      <w:r>
-        <w:rPr>
-          <w:rStyle w:val="VerbatimChar"/>
-        </w:rPr>
-        <w:t xml:space="preserve">│  Operations  │                                                           │</w:t>
-      </w:r>
-      <w:r>
-        <w:br/>
-      </w:r>
-      <w:r>
-        <w:rPr>
-          <w:rStyle w:val="VerbatimChar"/>
-        </w:rPr>
-        <w:t xml:space="preserve">├──────────────┴───────────────────────────────────────────────────────────┤</w:t>
-      </w:r>
-      <w:r>
-        <w:br/>
-      </w:r>
-      <w:r>
-        <w:rPr>
-          <w:rStyle w:val="VerbatimChar"/>
-        </w:rPr>
-        <w:t xml:space="preserve">│ Built by iorta TechNXT · version                                          │</w:t>
-      </w:r>
-      <w:r>
-        <w:br/>
-      </w:r>
-      <w:r>
-        <w:rPr>
-          <w:rStyle w:val="VerbatimChar"/>
-        </w:rPr>
-        <w:t xml:space="preserve">└──────────────────────────────────────────────────────────────────────────┘</w:t>
+        <w:t xml:space="preserve">3.5 Changing your password</w:t>
       </w:r>
     </w:p>
     <w:p>
@@ -1390,17 +1475,23 @@
         <w:pStyle w:val="Compact"/>
       </w:pPr>
       <w:r>
-        <w:rPr>
-          <w:bCs/>
-          <w:b/>
-        </w:rPr>
-        <w:t xml:space="preserve">Left navigation</w:t>
-      </w:r>
-      <w:r>
-        <w:t xml:space="preserve"> </w:t>
-      </w:r>
-      <w:r>
-        <w:t xml:space="preserve">shows only the pages your role may use. If you expect a page that is not there, ask your manager whether your role is correct.</w:t>
+        <w:t xml:space="preserve">Select the key icon (🔑) in the top bar. The</w:t>
+      </w:r>
+      <w:r>
+        <w:t xml:space="preserve"> </w:t>
+      </w:r>
+      <w:r>
+        <w:rPr>
+          <w:bCs/>
+          <w:b/>
+        </w:rPr>
+        <w:t xml:space="preserve">Change password</w:t>
+      </w:r>
+      <w:r>
+        <w:t xml:space="preserve"> </w:t>
+      </w:r>
+      <w:r>
+        <w:t xml:space="preserve">dialog opens. If your organisation signs you in with corporate single sign-on, change your password there instead.</w:t>
       </w:r>
     </w:p>
     <w:p>
@@ -1412,103 +1503,36 @@
         <w:pStyle w:val="Compact"/>
       </w:pPr>
       <w:r>
-        <w:rPr>
-          <w:bCs/>
-          <w:b/>
-        </w:rPr>
-        <w:t xml:space="preserve">Top bar:</w:t>
-      </w:r>
-    </w:p>
-    <w:p>
-      <w:pPr>
-        <w:numPr>
-          <w:ilvl w:val="1"/>
-          <w:numId w:val="1007"/>
-        </w:numPr>
-        <w:pStyle w:val="Compact"/>
-      </w:pPr>
-      <w:r>
-        <w:rPr>
-          <w:bCs/>
-          <w:b/>
-        </w:rPr>
-        <w:t xml:space="preserve">VI/EN</w:t>
-      </w:r>
-      <w:r>
-        <w:t xml:space="preserve">: switches the language between Tiếng Việt and English. Your choice is remembered on this computer.</w:t>
-      </w:r>
-    </w:p>
-    <w:p>
-      <w:pPr>
-        <w:numPr>
-          <w:ilvl w:val="1"/>
-          <w:numId w:val="1007"/>
-        </w:numPr>
-        <w:pStyle w:val="Compact"/>
-      </w:pPr>
-      <w:r>
-        <w:rPr>
-          <w:bCs/>
-          <w:b/>
-        </w:rPr>
-        <w:t xml:space="preserve">Theme</w:t>
-      </w:r>
-      <w:r>
-        <w:t xml:space="preserve">: switches between light and dark.</w:t>
-      </w:r>
-    </w:p>
-    <w:p>
-      <w:pPr>
-        <w:numPr>
-          <w:ilvl w:val="1"/>
-          <w:numId w:val="1007"/>
-        </w:numPr>
-        <w:pStyle w:val="Compact"/>
-      </w:pPr>
-      <w:r>
-        <w:rPr>
-          <w:bCs/>
-          <w:b/>
-        </w:rPr>
-        <w:t xml:space="preserve">? (Help / Trợ giúp)</w:t>
-      </w:r>
-      <w:r>
-        <w:t xml:space="preserve">: opens the</w:t>
-      </w:r>
-      <w:r>
-        <w:t xml:space="preserve"> </w:t>
-      </w:r>
-      <w:r>
-        <w:rPr>
-          <w:bCs/>
-          <w:b/>
-        </w:rPr>
-        <w:t xml:space="preserve">help drawer</w:t>
-      </w:r>
-      <w:r>
-        <w:t xml:space="preserve"> </w:t>
-      </w:r>
-      <w:r>
-        <w:t xml:space="preserve">for the page you are on.</w:t>
-      </w:r>
-    </w:p>
-    <w:p>
-      <w:pPr>
-        <w:numPr>
-          <w:ilvl w:val="1"/>
-          <w:numId w:val="1007"/>
-        </w:numPr>
-        <w:pStyle w:val="Compact"/>
-      </w:pPr>
-      <w:r>
-        <w:rPr>
-          <w:bCs/>
-          <w:b/>
-        </w:rPr>
-        <w:t xml:space="preserve">User menu</w:t>
-      </w:r>
-      <w:r>
-        <w:t xml:space="preserve">: your name, roles and region, change password, sign out.</w:t>
+        <w:t xml:space="preserve">Enter your</w:t>
+      </w:r>
+      <w:r>
+        <w:t xml:space="preserve"> </w:t>
+      </w:r>
+      <w:r>
+        <w:rPr>
+          <w:bCs/>
+          <w:b/>
+        </w:rPr>
+        <w:t xml:space="preserve">Current password</w:t>
+      </w:r>
+      <w:r>
+        <w:t xml:space="preserve"> </w:t>
+      </w:r>
+      <w:r>
+        <w:t xml:space="preserve">and the</w:t>
+      </w:r>
+      <w:r>
+        <w:t xml:space="preserve"> </w:t>
+      </w:r>
+      <w:r>
+        <w:rPr>
+          <w:bCs/>
+          <w:b/>
+        </w:rPr>
+        <w:t xml:space="preserve">New password (≥ 12 characters)</w:t>
+      </w:r>
+      <w:r>
+        <w:t xml:space="preserve">. The new password must follow the password policy and must differ from the current one.</w:t>
       </w:r>
     </w:p>
     <w:p>
@@ -1520,11 +1544,599 @@
         <w:pStyle w:val="Compact"/>
       </w:pPr>
       <w:r>
-        <w:rPr>
-          <w:bCs/>
-          <w:b/>
-        </w:rPr>
-        <w:t xml:space="preserve">Skip to main content</w:t>
+        <w:t xml:space="preserve">Select</w:t>
+      </w:r>
+      <w:r>
+        <w:t xml:space="preserve"> </w:t>
+      </w:r>
+      <w:r>
+        <w:rPr>
+          <w:bCs/>
+          <w:b/>
+        </w:rPr>
+        <w:t xml:space="preserve">Save</w:t>
+      </w:r>
+      <w:r>
+        <w:t xml:space="preserve">.</w:t>
+      </w:r>
+    </w:p>
+    <w:p>
+      <w:pPr>
+        <w:pStyle w:val="FirstParagraph"/>
+      </w:pPr>
+      <w:r>
+        <w:rPr>
+          <w:bCs/>
+          <w:b/>
+        </w:rPr>
+        <w:t xml:space="preserve">What you will see:</w:t>
+      </w:r>
+      <w:r>
+        <w:t xml:space="preserve"> </w:t>
+      </w:r>
+      <w:r>
+        <w:t xml:space="preserve">"Password changed — please sign in again". You are signed out on all devices and sign in again with the new password.</w:t>
+      </w:r>
+    </w:p>
+    <w:p>
+      <w:pPr>
+        <w:pStyle w:val="BodyText"/>
+      </w:pPr>
+      <w:r>
+        <w:rPr>
+          <w:bCs/>
+          <w:b/>
+        </w:rPr>
+        <w:t xml:space="preserve">First sign-in with a temporary password:</w:t>
+      </w:r>
+      <w:r>
+        <w:t xml:space="preserve"> </w:t>
+      </w:r>
+      <w:r>
+        <w:t xml:space="preserve">if the administrator created your account, the dialog</w:t>
+      </w:r>
+      <w:r>
+        <w:t xml:space="preserve"> </w:t>
+      </w:r>
+      <w:r>
+        <w:rPr>
+          <w:bCs/>
+          <w:b/>
+        </w:rPr>
+        <w:t xml:space="preserve">Please set your own password</w:t>
+      </w:r>
+      <w:r>
+        <w:t xml:space="preserve"> </w:t>
+      </w:r>
+      <w:r>
+        <w:t xml:space="preserve">opens straight after you sign in. You cannot close it until you have set your own password.</w:t>
+      </w:r>
+    </w:p>
+    <w:bookmarkEnd w:id="26"/>
+    <w:bookmarkStart w:id="27" w:name="X0a119195d67d1d1f0e3ae080125e9d256274dca"/>
+    <w:p>
+      <w:pPr>
+        <w:pStyle w:val="Heading3"/>
+      </w:pPr>
+      <w:r>
+        <w:t xml:space="preserve">3.6 Account lockout</w:t>
+      </w:r>
+    </w:p>
+    <w:p>
+      <w:pPr>
+        <w:pStyle w:val="FirstParagraph"/>
+      </w:pPr>
+      <w:r>
+        <w:t xml:space="preserve">After</w:t>
+      </w:r>
+      <w:r>
+        <w:t xml:space="preserve"> </w:t>
+      </w:r>
+      <w:r>
+        <w:rPr>
+          <w:bCs/>
+          <w:b/>
+        </w:rPr>
+        <w:t xml:space="preserve">5 failed attempts</w:t>
+      </w:r>
+      <w:r>
+        <w:t xml:space="preserve"> </w:t>
+      </w:r>
+      <w:r>
+        <w:t xml:space="preserve">(wrong password or wrong code, counted together), your account is locked for</w:t>
+      </w:r>
+      <w:r>
+        <w:t xml:space="preserve"> </w:t>
+      </w:r>
+      <w:r>
+        <w:rPr>
+          <w:bCs/>
+          <w:b/>
+        </w:rPr>
+        <w:t xml:space="preserve">15 minutes</w:t>
+      </w:r>
+      <w:r>
+        <w:t xml:space="preserve">. You see "Account temporarily locked". Wait, or ask the service desk to unlock it. Repeated sign-in attempts from the same computer are also rate limited ("Too many sign-in attempts — wait a minute").</w:t>
+      </w:r>
+    </w:p>
+    <w:p>
+      <w:r>
+        <w:pict>
+          <v:rect style="width:0;height:1.5pt" o:hralign="center" o:hrstd="t" o:hr="t"/>
+        </w:pict>
+      </w:r>
+    </w:p>
+    <w:bookmarkEnd w:id="27"/>
+    <w:bookmarkEnd w:id="28"/>
+    <w:bookmarkStart w:id="33" w:name="X6a4e715642dcab525de2fa557f1b04ceede1150"/>
+    <w:p>
+      <w:pPr>
+        <w:pStyle w:val="Heading2"/>
+      </w:pPr>
+      <w:r>
+        <w:t xml:space="preserve">4. Finding your way around</w:t>
+      </w:r>
+    </w:p>
+    <w:bookmarkStart w:id="29" w:name="Xd28483464ae6d124165493b9e157a60c5b5e5ca"/>
+    <w:p>
+      <w:pPr>
+        <w:pStyle w:val="Heading3"/>
+      </w:pPr>
+      <w:r>
+        <w:t xml:space="preserve">4.1 Screen layout</w:t>
+      </w:r>
+    </w:p>
+    <w:p>
+      <w:pPr>
+        <w:pStyle w:val="SourceCode"/>
+      </w:pPr>
+      <w:r>
+        <w:rPr>
+          <w:rStyle w:val="VerbatimChar"/>
+        </w:rPr>
+        <w:t xml:space="preserve">┌──────────────────────────────────────────────────────────────────────────┐</w:t>
+      </w:r>
+      <w:r>
+        <w:br/>
+      </w:r>
+      <w:r>
+        <w:rPr>
+          <w:rStyle w:val="VerbatimChar"/>
+        </w:rPr>
+        <w:t xml:space="preserve">│ [Skip to content]                                                        │</w:t>
+      </w:r>
+      <w:r>
+        <w:br/>
+      </w:r>
+      <w:r>
+        <w:rPr>
+          <w:rStyle w:val="VerbatimChar"/>
+        </w:rPr>
+        <w:t xml:space="preserve">│ ☰ TASCO logo   Name · roles · region   [?] [🌓] [English] [🔑] [Sign out] │  ← top bar</w:t>
+      </w:r>
+      <w:r>
+        <w:br/>
+      </w:r>
+      <w:r>
+        <w:rPr>
+          <w:rStyle w:val="VerbatimChar"/>
+        </w:rPr>
+        <w:t xml:space="preserve">├──────────────┬───────────────────────────────────────────────────────────┤</w:t>
+      </w:r>
+      <w:r>
+        <w:br/>
+      </w:r>
+      <w:r>
+        <w:rPr>
+          <w:rStyle w:val="VerbatimChar"/>
+        </w:rPr>
+        <w:t xml:space="preserve">│ Work         │                                                           │</w:t>
+      </w:r>
+      <w:r>
+        <w:br/>
+      </w:r>
+      <w:r>
+        <w:rPr>
+          <w:rStyle w:val="VerbatimChar"/>
+        </w:rPr>
+        <w:t xml:space="preserve">│  Home        │                    Main content                           │</w:t>
+      </w:r>
+      <w:r>
+        <w:br/>
+      </w:r>
+      <w:r>
+        <w:rPr>
+          <w:rStyle w:val="VerbatimChar"/>
+        </w:rPr>
+        <w:t xml:space="preserve">│  Telesales…  │       (lists, cards, guided next-action buttons)          │</w:t>
+      </w:r>
+      <w:r>
+        <w:br/>
+      </w:r>
+      <w:r>
+        <w:rPr>
+          <w:rStyle w:val="VerbatimChar"/>
+        </w:rPr>
+        <w:t xml:space="preserve">│  Leads       │                                                           │</w:t>
+      </w:r>
+      <w:r>
+        <w:br/>
+      </w:r>
+      <w:r>
+        <w:rPr>
+          <w:rStyle w:val="VerbatimChar"/>
+        </w:rPr>
+        <w:t xml:space="preserve">│  Voice bot   │                                                           │</w:t>
+      </w:r>
+      <w:r>
+        <w:br/>
+      </w:r>
+      <w:r>
+        <w:rPr>
+          <w:rStyle w:val="VerbatimChar"/>
+        </w:rPr>
+        <w:t xml:space="preserve">│  Claims      │                                                           │</w:t>
+      </w:r>
+      <w:r>
+        <w:br/>
+      </w:r>
+      <w:r>
+        <w:rPr>
+          <w:rStyle w:val="VerbatimChar"/>
+        </w:rPr>
+        <w:t xml:space="preserve">│ Growth       │                                                           │</w:t>
+      </w:r>
+      <w:r>
+        <w:br/>
+      </w:r>
+      <w:r>
+        <w:rPr>
+          <w:rStyle w:val="VerbatimChar"/>
+        </w:rPr>
+        <w:t xml:space="preserve">│  Journeys    │                                                           │</w:t>
+      </w:r>
+      <w:r>
+        <w:br/>
+      </w:r>
+      <w:r>
+        <w:rPr>
+          <w:rStyle w:val="VerbatimChar"/>
+        </w:rPr>
+        <w:t xml:space="preserve">│  Partners    │                                                           │</w:t>
+      </w:r>
+      <w:r>
+        <w:br/>
+      </w:r>
+      <w:r>
+        <w:rPr>
+          <w:rStyle w:val="VerbatimChar"/>
+        </w:rPr>
+        <w:t xml:space="preserve">│ Governance   │                                                           │</w:t>
+      </w:r>
+      <w:r>
+        <w:br/>
+      </w:r>
+      <w:r>
+        <w:rPr>
+          <w:rStyle w:val="VerbatimChar"/>
+        </w:rPr>
+        <w:t xml:space="preserve">│  Rules studio│                                                           │</w:t>
+      </w:r>
+      <w:r>
+        <w:br/>
+      </w:r>
+      <w:r>
+        <w:rPr>
+          <w:rStyle w:val="VerbatimChar"/>
+        </w:rPr>
+        <w:t xml:space="preserve">│  Data quality│                                                           │</w:t>
+      </w:r>
+      <w:r>
+        <w:br/>
+      </w:r>
+      <w:r>
+        <w:rPr>
+          <w:rStyle w:val="VerbatimChar"/>
+        </w:rPr>
+        <w:t xml:space="preserve">│  Audit       │                                                           │</w:t>
+      </w:r>
+      <w:r>
+        <w:br/>
+      </w:r>
+      <w:r>
+        <w:rPr>
+          <w:rStyle w:val="VerbatimChar"/>
+        </w:rPr>
+        <w:t xml:space="preserve">│ Administration                                                           │</w:t>
+      </w:r>
+      <w:r>
+        <w:br/>
+      </w:r>
+      <w:r>
+        <w:rPr>
+          <w:rStyle w:val="VerbatimChar"/>
+        </w:rPr>
+        <w:t xml:space="preserve">│  Users       │                                                           │</w:t>
+      </w:r>
+      <w:r>
+        <w:br/>
+      </w:r>
+      <w:r>
+        <w:rPr>
+          <w:rStyle w:val="VerbatimChar"/>
+        </w:rPr>
+        <w:t xml:space="preserve">│  Operations  │                                                           │</w:t>
+      </w:r>
+      <w:r>
+        <w:br/>
+      </w:r>
+      <w:r>
+        <w:rPr>
+          <w:rStyle w:val="VerbatimChar"/>
+        </w:rPr>
+        <w:t xml:space="preserve">├──────────────┴───────────────────────────────────────────────────────────┤</w:t>
+      </w:r>
+      <w:r>
+        <w:br/>
+      </w:r>
+      <w:r>
+        <w:rPr>
+          <w:rStyle w:val="VerbatimChar"/>
+        </w:rPr>
+        <w:t xml:space="preserve">│ Built by iorta TechNXT · business date · data store                      │</w:t>
+      </w:r>
+      <w:r>
+        <w:br/>
+      </w:r>
+      <w:r>
+        <w:rPr>
+          <w:rStyle w:val="VerbatimChar"/>
+        </w:rPr>
+        <w:t xml:space="preserve">└──────────────────────────────────────────────────────────────────────────┘</w:t>
+      </w:r>
+    </w:p>
+    <w:p>
+      <w:pPr>
+        <w:numPr>
+          <w:ilvl w:val="0"/>
+          <w:numId w:val="1007"/>
+        </w:numPr>
+        <w:pStyle w:val="Compact"/>
+      </w:pPr>
+      <w:r>
+        <w:rPr>
+          <w:bCs/>
+          <w:b/>
+        </w:rPr>
+        <w:t xml:space="preserve">Left navigation</w:t>
+      </w:r>
+      <w:r>
+        <w:t xml:space="preserve"> </w:t>
+      </w:r>
+      <w:r>
+        <w:t xml:space="preserve">shows only the pages your role may use. If you expect a page that is not there, ask your manager whether your role is correct.</w:t>
+      </w:r>
+    </w:p>
+    <w:p>
+      <w:pPr>
+        <w:numPr>
+          <w:ilvl w:val="0"/>
+          <w:numId w:val="1007"/>
+        </w:numPr>
+        <w:pStyle w:val="Compact"/>
+      </w:pPr>
+      <w:r>
+        <w:rPr>
+          <w:bCs/>
+          <w:b/>
+        </w:rPr>
+        <w:t xml:space="preserve">Top bar</w:t>
+      </w:r>
+      <w:r>
+        <w:t xml:space="preserve"> </w:t>
+      </w:r>
+      <w:r>
+        <w:t xml:space="preserve">(left to right):</w:t>
+      </w:r>
+    </w:p>
+    <w:p>
+      <w:pPr>
+        <w:numPr>
+          <w:ilvl w:val="1"/>
+          <w:numId w:val="1008"/>
+        </w:numPr>
+        <w:pStyle w:val="Compact"/>
+      </w:pPr>
+      <w:r>
+        <w:rPr>
+          <w:bCs/>
+          <w:b/>
+        </w:rPr>
+        <w:t xml:space="preserve">☰ Menu</w:t>
+      </w:r>
+      <w:r>
+        <w:t xml:space="preserve">: shows or hides the left navigation on narrow screens.</w:t>
+      </w:r>
+    </w:p>
+    <w:p>
+      <w:pPr>
+        <w:numPr>
+          <w:ilvl w:val="1"/>
+          <w:numId w:val="1008"/>
+        </w:numPr>
+        <w:pStyle w:val="Compact"/>
+      </w:pPr>
+      <w:r>
+        <w:rPr>
+          <w:bCs/>
+          <w:b/>
+        </w:rPr>
+        <w:t xml:space="preserve">Your name, roles and region</w:t>
+      </w:r>
+      <w:r>
+        <w:t xml:space="preserve"> </w:t>
+      </w:r>
+      <w:r>
+        <w:t xml:space="preserve">(shown on wider screens).</w:t>
+      </w:r>
+    </w:p>
+    <w:p>
+      <w:pPr>
+        <w:numPr>
+          <w:ilvl w:val="1"/>
+          <w:numId w:val="1008"/>
+        </w:numPr>
+        <w:pStyle w:val="Compact"/>
+      </w:pPr>
+      <w:r>
+        <w:rPr>
+          <w:bCs/>
+          <w:b/>
+        </w:rPr>
+        <w:t xml:space="preserve">? (Help / Trợ giúp)</w:t>
+      </w:r>
+      <w:r>
+        <w:t xml:space="preserve">: opens the</w:t>
+      </w:r>
+      <w:r>
+        <w:t xml:space="preserve"> </w:t>
+      </w:r>
+      <w:r>
+        <w:rPr>
+          <w:bCs/>
+          <w:b/>
+        </w:rPr>
+        <w:t xml:space="preserve">help drawer</w:t>
+      </w:r>
+      <w:r>
+        <w:t xml:space="preserve"> </w:t>
+      </w:r>
+      <w:r>
+        <w:t xml:space="preserve">for the page you are on.</w:t>
+      </w:r>
+    </w:p>
+    <w:p>
+      <w:pPr>
+        <w:numPr>
+          <w:ilvl w:val="1"/>
+          <w:numId w:val="1008"/>
+        </w:numPr>
+        <w:pStyle w:val="Compact"/>
+      </w:pPr>
+      <w:r>
+        <w:rPr>
+          <w:bCs/>
+          <w:b/>
+        </w:rPr>
+        <w:t xml:space="preserve">🌓 Theme (Giao diện)</w:t>
+      </w:r>
+      <w:r>
+        <w:t xml:space="preserve">: switches between light and dark.</w:t>
+      </w:r>
+    </w:p>
+    <w:p>
+      <w:pPr>
+        <w:numPr>
+          <w:ilvl w:val="1"/>
+          <w:numId w:val="1008"/>
+        </w:numPr>
+        <w:pStyle w:val="Compact"/>
+      </w:pPr>
+      <w:r>
+        <w:rPr>
+          <w:bCs/>
+          <w:b/>
+        </w:rPr>
+        <w:t xml:space="preserve">Language button</w:t>
+      </w:r>
+      <w:r>
+        <w:t xml:space="preserve">: shows</w:t>
+      </w:r>
+      <w:r>
+        <w:t xml:space="preserve"> </w:t>
+      </w:r>
+      <w:r>
+        <w:rPr>
+          <w:bCs/>
+          <w:b/>
+        </w:rPr>
+        <w:t xml:space="preserve">English</w:t>
+      </w:r>
+      <w:r>
+        <w:t xml:space="preserve"> </w:t>
+      </w:r>
+      <w:r>
+        <w:t xml:space="preserve">when the console is in Vietnamese and</w:t>
+      </w:r>
+      <w:r>
+        <w:t xml:space="preserve"> </w:t>
+      </w:r>
+      <w:r>
+        <w:rPr>
+          <w:bCs/>
+          <w:b/>
+        </w:rPr>
+        <w:t xml:space="preserve">Tiếng Việt</w:t>
+      </w:r>
+      <w:r>
+        <w:t xml:space="preserve"> </w:t>
+      </w:r>
+      <w:r>
+        <w:t xml:space="preserve">when it is in English. Your choice is remembered on this computer.</w:t>
+      </w:r>
+    </w:p>
+    <w:p>
+      <w:pPr>
+        <w:numPr>
+          <w:ilvl w:val="1"/>
+          <w:numId w:val="1008"/>
+        </w:numPr>
+        <w:pStyle w:val="Compact"/>
+      </w:pPr>
+      <w:r>
+        <w:rPr>
+          <w:bCs/>
+          <w:b/>
+        </w:rPr>
+        <w:t xml:space="preserve">🔑 Change password</w:t>
+      </w:r>
+      <w:r>
+        <w:t xml:space="preserve">: opens the Change password dialog (section 3.5).</w:t>
+      </w:r>
+    </w:p>
+    <w:p>
+      <w:pPr>
+        <w:numPr>
+          <w:ilvl w:val="1"/>
+          <w:numId w:val="1008"/>
+        </w:numPr>
+        <w:pStyle w:val="Compact"/>
+      </w:pPr>
+      <w:r>
+        <w:rPr>
+          <w:bCs/>
+          <w:b/>
+        </w:rPr>
+        <w:t xml:space="preserve">Sign out (Đăng xuất)</w:t>
+      </w:r>
+      <w:r>
+        <w:t xml:space="preserve">.</w:t>
+      </w:r>
+    </w:p>
+    <w:p>
+      <w:pPr>
+        <w:numPr>
+          <w:ilvl w:val="0"/>
+          <w:numId w:val="1007"/>
+        </w:numPr>
+        <w:pStyle w:val="Compact"/>
+      </w:pPr>
+      <w:r>
+        <w:rPr>
+          <w:bCs/>
+          <w:b/>
+        </w:rPr>
+        <w:t xml:space="preserve">Skip to content</w:t>
       </w:r>
       <w:r>
         <w:t xml:space="preserve">: press Tab once after the page loads to jump past the navigation (useful for keyboard users).</w:t>
@@ -1563,12 +2175,14 @@
           <w:p>
             <w:pPr>
               <w:pStyle w:val="Compact"/>
+              <w:spacing w:before="20" w:after="20"/>
               <w:jc w:val="left"/>
             </w:pPr>
             <w:r>
               <w:rPr>
                 <w:b/>
                 <w:color w:val="FFFFFF"/>
+                <w:sz w:val="18"/>
               </w:rPr>
               <w:t xml:space="preserve">If your role…</w:t>
             </w:r>
@@ -1581,12 +2195,14 @@
           <w:p>
             <w:pPr>
               <w:pStyle w:val="Compact"/>
+              <w:spacing w:before="20" w:after="20"/>
               <w:jc w:val="left"/>
             </w:pPr>
             <w:r>
               <w:rPr>
                 <w:b/>
                 <w:color w:val="FFFFFF"/>
+                <w:sz w:val="18"/>
               </w:rPr>
               <w:t xml:space="preserve">You land on</w:t>
             </w:r>
@@ -1599,9 +2215,13 @@
           <w:p>
             <w:pPr>
               <w:pStyle w:val="Compact"/>
-              <w:jc w:val="left"/>
-            </w:pPr>
-            <w:r>
+              <w:spacing w:before="20" w:after="20"/>
+              <w:jc w:val="left"/>
+            </w:pPr>
+            <w:r>
+              <w:rPr>
+                <w:sz w:val="18"/>
+              </w:rPr>
               <w:t xml:space="preserve">can read dashboards (executive, campaign manager, supervisor, rule author, approver, compliance, data steward, partner manager, auditor, administrator)</w:t>
             </w:r>
           </w:p>
@@ -1611,16 +2231,21 @@
           <w:p>
             <w:pPr>
               <w:pStyle w:val="Compact"/>
+              <w:spacing w:before="20" w:after="20"/>
               <w:jc w:val="left"/>
             </w:pPr>
             <w:r>
               <w:rPr>
                 <w:bCs/>
                 <w:b/>
+                <w:sz w:val="18"/>
               </w:rPr>
               <w:t xml:space="preserve">Home</w:t>
             </w:r>
             <w:r>
+              <w:rPr>
+                <w:sz w:val="18"/>
+              </w:rPr>
               <w:t xml:space="preserve">: dashboard with KPIs relevant to the platform</w:t>
             </w:r>
           </w:p>
@@ -1632,9 +2257,13 @@
           <w:p>
             <w:pPr>
               <w:pStyle w:val="Compact"/>
-              <w:jc w:val="left"/>
-            </w:pPr>
-            <w:r>
+              <w:spacing w:before="20" w:after="20"/>
+              <w:jc w:val="left"/>
+            </w:pPr>
+            <w:r>
+              <w:rPr>
+                <w:sz w:val="18"/>
+              </w:rPr>
               <w:t xml:space="preserve">is telesales agent</w:t>
             </w:r>
           </w:p>
@@ -1644,12 +2273,14 @@
           <w:p>
             <w:pPr>
               <w:pStyle w:val="Compact"/>
+              <w:spacing w:before="20" w:after="20"/>
               <w:jc w:val="left"/>
             </w:pPr>
             <w:r>
               <w:rPr>
                 <w:bCs/>
                 <w:b/>
+                <w:sz w:val="18"/>
               </w:rPr>
               <w:t xml:space="preserve">Telesales inbox</w:t>
             </w:r>
@@ -1662,9 +2293,13 @@
           <w:p>
             <w:pPr>
               <w:pStyle w:val="Compact"/>
-              <w:jc w:val="left"/>
-            </w:pPr>
-            <w:r>
+              <w:spacing w:before="20" w:after="20"/>
+              <w:jc w:val="left"/>
+            </w:pPr>
+            <w:r>
+              <w:rPr>
+                <w:sz w:val="18"/>
+              </w:rPr>
               <w:t xml:space="preserve">is claims handler</w:t>
             </w:r>
           </w:p>
@@ -1674,12 +2309,14 @@
           <w:p>
             <w:pPr>
               <w:pStyle w:val="Compact"/>
+              <w:spacing w:before="20" w:after="20"/>
               <w:jc w:val="left"/>
             </w:pPr>
             <w:r>
               <w:rPr>
                 <w:bCs/>
                 <w:b/>
+                <w:sz w:val="18"/>
               </w:rPr>
               <w:t xml:space="preserve">Claims</w:t>
             </w:r>
@@ -1692,9 +2329,13 @@
           <w:p>
             <w:pPr>
               <w:pStyle w:val="Compact"/>
-              <w:jc w:val="left"/>
-            </w:pPr>
-            <w:r>
+              <w:spacing w:before="20" w:after="20"/>
+              <w:jc w:val="left"/>
+            </w:pPr>
+            <w:r>
+              <w:rPr>
+                <w:sz w:val="18"/>
+              </w:rPr>
               <w:t xml:space="preserve">is support engineer</w:t>
             </w:r>
           </w:p>
@@ -1704,12 +2345,14 @@
           <w:p>
             <w:pPr>
               <w:pStyle w:val="Compact"/>
+              <w:spacing w:before="20" w:after="20"/>
               <w:jc w:val="left"/>
             </w:pPr>
             <w:r>
               <w:rPr>
                 <w:bCs/>
                 <w:b/>
+                <w:sz w:val="18"/>
               </w:rPr>
               <w:t xml:space="preserve">Operations</w:t>
             </w:r>
@@ -1751,12 +2394,14 @@
           <w:p>
             <w:pPr>
               <w:pStyle w:val="Compact"/>
+              <w:spacing w:before="20" w:after="20"/>
               <w:jc w:val="left"/>
             </w:pPr>
             <w:r>
               <w:rPr>
                 <w:b/>
                 <w:color w:val="FFFFFF"/>
+                <w:sz w:val="18"/>
               </w:rPr>
               <w:t xml:space="preserve">Page (Vietnamese)</w:t>
             </w:r>
@@ -1769,12 +2414,14 @@
           <w:p>
             <w:pPr>
               <w:pStyle w:val="Compact"/>
+              <w:spacing w:before="20" w:after="20"/>
               <w:jc w:val="left"/>
             </w:pPr>
             <w:r>
               <w:rPr>
                 <w:b/>
                 <w:color w:val="FFFFFF"/>
+                <w:sz w:val="18"/>
               </w:rPr>
               <w:t xml:space="preserve">What it is for</w:t>
             </w:r>
@@ -1787,12 +2434,14 @@
           <w:p>
             <w:pPr>
               <w:pStyle w:val="Compact"/>
+              <w:spacing w:before="20" w:after="20"/>
               <w:jc w:val="left"/>
             </w:pPr>
             <w:r>
               <w:rPr>
                 <w:b/>
                 <w:color w:val="FFFFFF"/>
+                <w:sz w:val="18"/>
               </w:rPr>
               <w:t xml:space="preserve">Roles that see it</w:t>
             </w:r>
@@ -1805,9 +2454,13 @@
           <w:p>
             <w:pPr>
               <w:pStyle w:val="Compact"/>
-              <w:jc w:val="left"/>
-            </w:pPr>
-            <w:r>
+              <w:spacing w:before="20" w:after="20"/>
+              <w:jc w:val="left"/>
+            </w:pPr>
+            <w:r>
+              <w:rPr>
+                <w:sz w:val="18"/>
+              </w:rPr>
               <w:t xml:space="preserve">Home (Tổng quan)</w:t>
             </w:r>
           </w:p>
@@ -1817,21 +2470,29 @@
           <w:p>
             <w:pPr>
               <w:pStyle w:val="Compact"/>
-              <w:jc w:val="left"/>
-            </w:pPr>
-            <w:r>
-              <w:t xml:space="preserve">KPIs: base, leads by tier and journey, data quality, engagement, sales, claims, economics; adoption and governance tabs</w:t>
-            </w:r>
-          </w:p>
-        </w:tc>
-        <w:tc>
-          <w:tcPr/>
-          <w:p>
-            <w:pPr>
-              <w:pStyle w:val="Compact"/>
-              <w:jc w:val="left"/>
-            </w:pPr>
-            <w:r>
+              <w:spacing w:before="20" w:after="20"/>
+              <w:jc w:val="left"/>
+            </w:pPr>
+            <w:r>
+              <w:rPr>
+                <w:sz w:val="18"/>
+              </w:rPr>
+              <w:t xml:space="preserve">Key indicators, journey mix, next best actions, data quality, messages, voice outcomes, sales by journey, channel economics</w:t>
+            </w:r>
+          </w:p>
+        </w:tc>
+        <w:tc>
+          <w:tcPr/>
+          <w:p>
+            <w:pPr>
+              <w:pStyle w:val="Compact"/>
+              <w:spacing w:before="20" w:after="20"/>
+              <w:jc w:val="left"/>
+            </w:pPr>
+            <w:r>
+              <w:rPr>
+                <w:sz w:val="18"/>
+              </w:rPr>
               <w:t xml:space="preserve">Users with dashboard access</w:t>
             </w:r>
           </w:p>
@@ -1843,9 +2504,13 @@
           <w:p>
             <w:pPr>
               <w:pStyle w:val="Compact"/>
-              <w:jc w:val="left"/>
-            </w:pPr>
-            <w:r>
+              <w:spacing w:before="20" w:after="20"/>
+              <w:jc w:val="left"/>
+            </w:pPr>
+            <w:r>
+              <w:rPr>
+                <w:sz w:val="18"/>
+              </w:rPr>
               <w:t xml:space="preserve">Telesales inbox (Hộp việc telesales)</w:t>
             </w:r>
           </w:p>
@@ -1855,9 +2520,13 @@
           <w:p>
             <w:pPr>
               <w:pStyle w:val="Compact"/>
-              <w:jc w:val="left"/>
-            </w:pPr>
-            <w:r>
+              <w:spacing w:before="20" w:after="20"/>
+              <w:jc w:val="left"/>
+            </w:pPr>
+            <w:r>
+              <w:rPr>
+                <w:sz w:val="18"/>
+              </w:rPr>
               <w:t xml:space="preserve">Customers handed over by the voice bot or journeys for a human call</w:t>
             </w:r>
           </w:p>
@@ -1867,9 +2536,13 @@
           <w:p>
             <w:pPr>
               <w:pStyle w:val="Compact"/>
-              <w:jc w:val="left"/>
-            </w:pPr>
-            <w:r>
+              <w:spacing w:before="20" w:after="20"/>
+              <w:jc w:val="left"/>
+            </w:pPr>
+            <w:r>
+              <w:rPr>
+                <w:sz w:val="18"/>
+              </w:rPr>
               <w:t xml:space="preserve">Agents, supervisors, campaign managers (read)</w:t>
             </w:r>
           </w:p>
@@ -1881,9 +2554,13 @@
           <w:p>
             <w:pPr>
               <w:pStyle w:val="Compact"/>
-              <w:jc w:val="left"/>
-            </w:pPr>
-            <w:r>
+              <w:spacing w:before="20" w:after="20"/>
+              <w:jc w:val="left"/>
+            </w:pPr>
+            <w:r>
+              <w:rPr>
+                <w:sz w:val="18"/>
+              </w:rPr>
               <w:t xml:space="preserve">Leads (Khách hàng tiềm năng)</w:t>
             </w:r>
           </w:p>
@@ -1893,9 +2570,13 @@
           <w:p>
             <w:pPr>
               <w:pStyle w:val="Compact"/>
-              <w:jc w:val="left"/>
-            </w:pPr>
-            <w:r>
+              <w:spacing w:before="20" w:after="20"/>
+              <w:jc w:val="left"/>
+            </w:pPr>
+            <w:r>
+              <w:rPr>
+                <w:sz w:val="18"/>
+              </w:rPr>
               <w:t xml:space="preserve">Prioritised list of vehicles with score, tier, journey and next best action</w:t>
             </w:r>
           </w:p>
@@ -1905,9 +2586,13 @@
           <w:p>
             <w:pPr>
               <w:pStyle w:val="Compact"/>
-              <w:jc w:val="left"/>
-            </w:pPr>
-            <w:r>
+              <w:spacing w:before="20" w:after="20"/>
+              <w:jc w:val="left"/>
+            </w:pPr>
+            <w:r>
+              <w:rPr>
+                <w:sz w:val="18"/>
+              </w:rPr>
               <w:t xml:space="preserve">Campaign, agents, supervisors, data stewards</w:t>
             </w:r>
           </w:p>
@@ -1919,9 +2604,13 @@
           <w:p>
             <w:pPr>
               <w:pStyle w:val="Compact"/>
-              <w:jc w:val="left"/>
-            </w:pPr>
-            <w:r>
+              <w:spacing w:before="20" w:after="20"/>
+              <w:jc w:val="left"/>
+            </w:pPr>
+            <w:r>
+              <w:rPr>
+                <w:sz w:val="18"/>
+              </w:rPr>
               <w:t xml:space="preserve">Customer 360</w:t>
             </w:r>
           </w:p>
@@ -1931,9 +2620,13 @@
           <w:p>
             <w:pPr>
               <w:pStyle w:val="Compact"/>
-              <w:jc w:val="left"/>
-            </w:pPr>
-            <w:r>
+              <w:spacing w:before="20" w:after="20"/>
+              <w:jc w:val="left"/>
+            </w:pPr>
+            <w:r>
+              <w:rPr>
+                <w:sz w:val="18"/>
+              </w:rPr>
               <w:t xml:space="preserve">Everything about one vehicle/customer; opens from Leads, the inbox or Data quality</w:t>
             </w:r>
           </w:p>
@@ -1943,9 +2636,13 @@
           <w:p>
             <w:pPr>
               <w:pStyle w:val="Compact"/>
-              <w:jc w:val="left"/>
-            </w:pPr>
-            <w:r>
+              <w:spacing w:before="20" w:after="20"/>
+              <w:jc w:val="left"/>
+            </w:pPr>
+            <w:r>
+              <w:rPr>
+                <w:sz w:val="18"/>
+              </w:rPr>
               <w:t xml:space="preserve">Roles with customer access</w:t>
             </w:r>
           </w:p>
@@ -1957,9 +2654,13 @@
           <w:p>
             <w:pPr>
               <w:pStyle w:val="Compact"/>
-              <w:jc w:val="left"/>
-            </w:pPr>
-            <w:r>
+              <w:spacing w:before="20" w:after="20"/>
+              <w:jc w:val="left"/>
+            </w:pPr>
+            <w:r>
+              <w:rPr>
+                <w:sz w:val="18"/>
+              </w:rPr>
               <w:t xml:space="preserve">Voice bot (Trợ lý gọi tự động)</w:t>
             </w:r>
           </w:p>
@@ -1969,9 +2670,13 @@
           <w:p>
             <w:pPr>
               <w:pStyle w:val="Compact"/>
-              <w:jc w:val="left"/>
-            </w:pPr>
-            <w:r>
+              <w:spacing w:before="20" w:after="20"/>
+              <w:jc w:val="left"/>
+            </w:pPr>
+            <w:r>
+              <w:rPr>
+                <w:sz w:val="18"/>
+              </w:rPr>
               <w:t xml:space="preserve">Rehearse or supervise AI voice calls</w:t>
             </w:r>
           </w:p>
@@ -1981,9 +2686,13 @@
           <w:p>
             <w:pPr>
               <w:pStyle w:val="Compact"/>
-              <w:jc w:val="left"/>
-            </w:pPr>
-            <w:r>
+              <w:spacing w:before="20" w:after="20"/>
+              <w:jc w:val="left"/>
+            </w:pPr>
+            <w:r>
+              <w:rPr>
+                <w:sz w:val="18"/>
+              </w:rPr>
               <w:t xml:space="preserve">Campaign, agents, supervisors</w:t>
             </w:r>
           </w:p>
@@ -1995,9 +2704,13 @@
           <w:p>
             <w:pPr>
               <w:pStyle w:val="Compact"/>
-              <w:jc w:val="left"/>
-            </w:pPr>
-            <w:r>
+              <w:spacing w:before="20" w:after="20"/>
+              <w:jc w:val="left"/>
+            </w:pPr>
+            <w:r>
+              <w:rPr>
+                <w:sz w:val="18"/>
+              </w:rPr>
               <w:t xml:space="preserve">Claims (Bồi thường)</w:t>
             </w:r>
           </w:p>
@@ -2007,9 +2720,13 @@
           <w:p>
             <w:pPr>
               <w:pStyle w:val="Compact"/>
-              <w:jc w:val="left"/>
-            </w:pPr>
-            <w:r>
+              <w:spacing w:before="20" w:after="20"/>
+              <w:jc w:val="left"/>
+            </w:pPr>
+            <w:r>
+              <w:rPr>
+                <w:sz w:val="18"/>
+              </w:rPr>
               <w:t xml:space="preserve">Accident reports (FNOL) from the app</w:t>
             </w:r>
           </w:p>
@@ -2019,9 +2736,13 @@
           <w:p>
             <w:pPr>
               <w:pStyle w:val="Compact"/>
-              <w:jc w:val="left"/>
-            </w:pPr>
-            <w:r>
+              <w:spacing w:before="20" w:after="20"/>
+              <w:jc w:val="left"/>
+            </w:pPr>
+            <w:r>
+              <w:rPr>
+                <w:sz w:val="18"/>
+              </w:rPr>
               <w:t xml:space="preserve">Claims handlers</w:t>
             </w:r>
           </w:p>
@@ -2033,9 +2754,13 @@
           <w:p>
             <w:pPr>
               <w:pStyle w:val="Compact"/>
-              <w:jc w:val="left"/>
-            </w:pPr>
-            <w:r>
+              <w:spacing w:before="20" w:after="20"/>
+              <w:jc w:val="left"/>
+            </w:pPr>
+            <w:r>
+              <w:rPr>
+                <w:sz w:val="18"/>
+              </w:rPr>
               <w:t xml:space="preserve">Journeys (Hành trình)</w:t>
             </w:r>
           </w:p>
@@ -2045,9 +2770,13 @@
           <w:p>
             <w:pPr>
               <w:pStyle w:val="Compact"/>
-              <w:jc w:val="left"/>
-            </w:pPr>
-            <w:r>
+              <w:spacing w:before="20" w:after="20"/>
+              <w:jc w:val="left"/>
+            </w:pPr>
+            <w:r>
+              <w:rPr>
+                <w:sz w:val="18"/>
+              </w:rPr>
               <w:t xml:space="preserve">Run due reminders, ecosystem events, voice campaigns</w:t>
             </w:r>
           </w:p>
@@ -2057,9 +2786,13 @@
           <w:p>
             <w:pPr>
               <w:pStyle w:val="Compact"/>
-              <w:jc w:val="left"/>
-            </w:pPr>
-            <w:r>
+              <w:spacing w:before="20" w:after="20"/>
+              <w:jc w:val="left"/>
+            </w:pPr>
+            <w:r>
+              <w:rPr>
+                <w:sz w:val="18"/>
+              </w:rPr>
               <w:t xml:space="preserve">Campaign managers</w:t>
             </w:r>
           </w:p>
@@ -2071,9 +2804,13 @@
           <w:p>
             <w:pPr>
               <w:pStyle w:val="Compact"/>
-              <w:jc w:val="left"/>
-            </w:pPr>
-            <w:r>
+              <w:spacing w:before="20" w:after="20"/>
+              <w:jc w:val="left"/>
+            </w:pPr>
+            <w:r>
+              <w:rPr>
+                <w:sz w:val="18"/>
+              </w:rPr>
               <w:t xml:space="preserve">Partners (Đối tác)</w:t>
             </w:r>
           </w:p>
@@ -2083,9 +2820,13 @@
           <w:p>
             <w:pPr>
               <w:pStyle w:val="Compact"/>
-              <w:jc w:val="left"/>
-            </w:pPr>
-            <w:r>
+              <w:spacing w:before="20" w:after="20"/>
+              <w:jc w:val="left"/>
+            </w:pPr>
+            <w:r>
+              <w:rPr>
+                <w:sz w:val="18"/>
+              </w:rPr>
               <w:t xml:space="preserve">Partner onboarding, API keys, commission statements</w:t>
             </w:r>
           </w:p>
@@ -2095,9 +2836,13 @@
           <w:p>
             <w:pPr>
               <w:pStyle w:val="Compact"/>
-              <w:jc w:val="left"/>
-            </w:pPr>
-            <w:r>
+              <w:spacing w:before="20" w:after="20"/>
+              <w:jc w:val="left"/>
+            </w:pPr>
+            <w:r>
+              <w:rPr>
+                <w:sz w:val="18"/>
+              </w:rPr>
               <w:t xml:space="preserve">Partner managers</w:t>
             </w:r>
           </w:p>
@@ -2109,9 +2854,13 @@
           <w:p>
             <w:pPr>
               <w:pStyle w:val="Compact"/>
-              <w:jc w:val="left"/>
-            </w:pPr>
-            <w:r>
+              <w:spacing w:before="20" w:after="20"/>
+              <w:jc w:val="left"/>
+            </w:pPr>
+            <w:r>
+              <w:rPr>
+                <w:sz w:val="18"/>
+              </w:rPr>
               <w:t xml:space="preserve">Rules studio (Quy tắc nghiệp vụ)</w:t>
             </w:r>
           </w:p>
@@ -2121,9 +2870,13 @@
           <w:p>
             <w:pPr>
               <w:pStyle w:val="Compact"/>
-              <w:jc w:val="left"/>
-            </w:pPr>
-            <w:r>
+              <w:spacing w:before="20" w:after="20"/>
+              <w:jc w:val="left"/>
+            </w:pPr>
+            <w:r>
+              <w:rPr>
+                <w:sz w:val="18"/>
+              </w:rPr>
               <w:t xml:space="preserve">Versioned business rules with maker-checker</w:t>
             </w:r>
           </w:p>
@@ -2133,9 +2886,13 @@
           <w:p>
             <w:pPr>
               <w:pStyle w:val="Compact"/>
-              <w:jc w:val="left"/>
-            </w:pPr>
-            <w:r>
+              <w:spacing w:before="20" w:after="20"/>
+              <w:jc w:val="left"/>
+            </w:pPr>
+            <w:r>
+              <w:rPr>
+                <w:sz w:val="18"/>
+              </w:rPr>
               <w:t xml:space="preserve">Authors, approvers, compliance, auditors; read-only for campaign and admin</w:t>
             </w:r>
           </w:p>
@@ -2147,9 +2904,13 @@
           <w:p>
             <w:pPr>
               <w:pStyle w:val="Compact"/>
-              <w:jc w:val="left"/>
-            </w:pPr>
-            <w:r>
+              <w:spacing w:before="20" w:after="20"/>
+              <w:jc w:val="left"/>
+            </w:pPr>
+            <w:r>
+              <w:rPr>
+                <w:sz w:val="18"/>
+              </w:rPr>
               <w:t xml:space="preserve">Data quality (Chất lượng dữ liệu)</w:t>
             </w:r>
           </w:p>
@@ -2159,9 +2920,13 @@
           <w:p>
             <w:pPr>
               <w:pStyle w:val="Compact"/>
-              <w:jc w:val="left"/>
-            </w:pPr>
-            <w:r>
+              <w:spacing w:before="20" w:after="20"/>
+              <w:jc w:val="left"/>
+            </w:pPr>
+            <w:r>
+              <w:rPr>
+                <w:sz w:val="18"/>
+              </w:rPr>
               <w:t xml:space="preserve">Data issues, corrections, data loads</w:t>
             </w:r>
           </w:p>
@@ -2171,9 +2936,13 @@
           <w:p>
             <w:pPr>
               <w:pStyle w:val="Compact"/>
-              <w:jc w:val="left"/>
-            </w:pPr>
-            <w:r>
+              <w:spacing w:before="20" w:after="20"/>
+              <w:jc w:val="left"/>
+            </w:pPr>
+            <w:r>
+              <w:rPr>
+                <w:sz w:val="18"/>
+              </w:rPr>
               <w:t xml:space="preserve">Data stewards</w:t>
             </w:r>
           </w:p>
@@ -2185,9 +2954,13 @@
           <w:p>
             <w:pPr>
               <w:pStyle w:val="Compact"/>
-              <w:jc w:val="left"/>
-            </w:pPr>
-            <w:r>
+              <w:spacing w:before="20" w:after="20"/>
+              <w:jc w:val="left"/>
+            </w:pPr>
+            <w:r>
+              <w:rPr>
+                <w:sz w:val="18"/>
+              </w:rPr>
               <w:t xml:space="preserve">Audit (Nhật ký kiểm toán)</w:t>
             </w:r>
           </w:p>
@@ -2197,21 +2970,29 @@
           <w:p>
             <w:pPr>
               <w:pStyle w:val="Compact"/>
-              <w:jc w:val="left"/>
-            </w:pPr>
-            <w:r>
-              <w:t xml:space="preserve">Who did what and when; chain verification; data subject requests</w:t>
-            </w:r>
-          </w:p>
-        </w:tc>
-        <w:tc>
-          <w:tcPr/>
-          <w:p>
-            <w:pPr>
-              <w:pStyle w:val="Compact"/>
-              <w:jc w:val="left"/>
-            </w:pPr>
-            <w:r>
+              <w:spacing w:before="20" w:after="20"/>
+              <w:jc w:val="left"/>
+            </w:pPr>
+            <w:r>
+              <w:rPr>
+                <w:sz w:val="18"/>
+              </w:rPr>
+              <w:t xml:space="preserve">Who did what and when; hash-chain status; governance figures (voice bot, rule sets, disclosure)</w:t>
+            </w:r>
+          </w:p>
+        </w:tc>
+        <w:tc>
+          <w:tcPr/>
+          <w:p>
+            <w:pPr>
+              <w:pStyle w:val="Compact"/>
+              <w:spacing w:before="20" w:after="20"/>
+              <w:jc w:val="left"/>
+            </w:pPr>
+            <w:r>
+              <w:rPr>
+                <w:sz w:val="18"/>
+              </w:rPr>
               <w:t xml:space="preserve">Compliance, approvers, auditors, admin</w:t>
             </w:r>
           </w:p>
@@ -2223,9 +3004,13 @@
           <w:p>
             <w:pPr>
               <w:pStyle w:val="Compact"/>
-              <w:jc w:val="left"/>
-            </w:pPr>
-            <w:r>
+              <w:spacing w:before="20" w:after="20"/>
+              <w:jc w:val="left"/>
+            </w:pPr>
+            <w:r>
+              <w:rPr>
+                <w:sz w:val="18"/>
+              </w:rPr>
               <w:t xml:space="preserve">Users (Người dùng)</w:t>
             </w:r>
           </w:p>
@@ -2235,9 +3020,13 @@
           <w:p>
             <w:pPr>
               <w:pStyle w:val="Compact"/>
-              <w:jc w:val="left"/>
-            </w:pPr>
-            <w:r>
+              <w:spacing w:before="20" w:after="20"/>
+              <w:jc w:val="left"/>
+            </w:pPr>
+            <w:r>
+              <w:rPr>
+                <w:sz w:val="18"/>
+              </w:rPr>
               <w:t xml:space="preserve">Accounts and roles</w:t>
             </w:r>
           </w:p>
@@ -2247,9 +3036,13 @@
           <w:p>
             <w:pPr>
               <w:pStyle w:val="Compact"/>
-              <w:jc w:val="left"/>
-            </w:pPr>
-            <w:r>
+              <w:spacing w:before="20" w:after="20"/>
+              <w:jc w:val="left"/>
+            </w:pPr>
+            <w:r>
+              <w:rPr>
+                <w:sz w:val="18"/>
+              </w:rPr>
               <w:t xml:space="preserve">Administrators</w:t>
             </w:r>
           </w:p>
@@ -2261,9 +3054,13 @@
           <w:p>
             <w:pPr>
               <w:pStyle w:val="Compact"/>
-              <w:jc w:val="left"/>
-            </w:pPr>
-            <w:r>
+              <w:spacing w:before="20" w:after="20"/>
+              <w:jc w:val="left"/>
+            </w:pPr>
+            <w:r>
+              <w:rPr>
+                <w:sz w:val="18"/>
+              </w:rPr>
               <w:t xml:space="preserve">Operations (Vận hành)</w:t>
             </w:r>
           </w:p>
@@ -2273,9 +3070,13 @@
           <w:p>
             <w:pPr>
               <w:pStyle w:val="Compact"/>
-              <w:jc w:val="left"/>
-            </w:pPr>
-            <w:r>
+              <w:spacing w:before="20" w:after="20"/>
+              <w:jc w:val="left"/>
+            </w:pPr>
+            <w:r>
+              <w:rPr>
+                <w:sz w:val="18"/>
+              </w:rPr>
               <w:t xml:space="preserve">Integration status, jobs, health</w:t>
             </w:r>
           </w:p>
@@ -2285,9 +3086,13 @@
           <w:p>
             <w:pPr>
               <w:pStyle w:val="Compact"/>
-              <w:jc w:val="left"/>
-            </w:pPr>
-            <w:r>
+              <w:spacing w:before="20" w:after="20"/>
+              <w:jc w:val="left"/>
+            </w:pPr>
+            <w:r>
+              <w:rPr>
+                <w:sz w:val="18"/>
+              </w:rPr>
               <w:t xml:space="preserve">Administrators, support engineers</w:t>
             </w:r>
           </w:p>
@@ -2327,12 +3132,14 @@
           <w:p>
             <w:pPr>
               <w:pStyle w:val="Compact"/>
+              <w:spacing w:before="20" w:after="20"/>
               <w:jc w:val="left"/>
             </w:pPr>
             <w:r>
               <w:rPr>
                 <w:b/>
                 <w:color w:val="FFFFFF"/>
+                <w:sz w:val="18"/>
               </w:rPr>
               <w:t xml:space="preserve">Key</w:t>
             </w:r>
@@ -2345,12 +3152,14 @@
           <w:p>
             <w:pPr>
               <w:pStyle w:val="Compact"/>
+              <w:spacing w:before="20" w:after="20"/>
               <w:jc w:val="left"/>
             </w:pPr>
             <w:r>
               <w:rPr>
                 <w:b/>
                 <w:color w:val="FFFFFF"/>
+                <w:sz w:val="18"/>
               </w:rPr>
               <w:t xml:space="preserve">Action</w:t>
             </w:r>
@@ -2363,9 +3172,13 @@
           <w:p>
             <w:pPr>
               <w:pStyle w:val="Compact"/>
-              <w:jc w:val="left"/>
-            </w:pPr>
-            <w:r>
+              <w:spacing w:before="20" w:after="20"/>
+              <w:jc w:val="left"/>
+            </w:pPr>
+            <w:r>
+              <w:rPr>
+                <w:sz w:val="18"/>
+              </w:rPr>
               <w:t xml:space="preserve">Tab / Shift+Tab</w:t>
             </w:r>
           </w:p>
@@ -2375,9 +3188,13 @@
           <w:p>
             <w:pPr>
               <w:pStyle w:val="Compact"/>
-              <w:jc w:val="left"/>
-            </w:pPr>
-            <w:r>
+              <w:spacing w:before="20" w:after="20"/>
+              <w:jc w:val="left"/>
+            </w:pPr>
+            <w:r>
+              <w:rPr>
+                <w:sz w:val="18"/>
+              </w:rPr>
               <w:t xml:space="preserve">Move between controls</w:t>
             </w:r>
           </w:p>
@@ -2389,9 +3206,13 @@
           <w:p>
             <w:pPr>
               <w:pStyle w:val="Compact"/>
-              <w:jc w:val="left"/>
-            </w:pPr>
-            <w:r>
+              <w:spacing w:before="20" w:after="20"/>
+              <w:jc w:val="left"/>
+            </w:pPr>
+            <w:r>
+              <w:rPr>
+                <w:sz w:val="18"/>
+              </w:rPr>
               <w:t xml:space="preserve">Enter / Space</w:t>
             </w:r>
           </w:p>
@@ -2401,9 +3222,13 @@
           <w:p>
             <w:pPr>
               <w:pStyle w:val="Compact"/>
-              <w:jc w:val="left"/>
-            </w:pPr>
-            <w:r>
+              <w:spacing w:before="20" w:after="20"/>
+              <w:jc w:val="left"/>
+            </w:pPr>
+            <w:r>
+              <w:rPr>
+                <w:sz w:val="18"/>
+              </w:rPr>
               <w:t xml:space="preserve">Activate a button or link</w:t>
             </w:r>
           </w:p>
@@ -2411,13 +3236,19 @@
       </w:tr>
       <w:tr>
         <w:tc>
-          <w:tcPr/>
-          <w:p>
-            <w:pPr>
-              <w:pStyle w:val="Compact"/>
-              <w:jc w:val="left"/>
-            </w:pPr>
-            <w:r>
+          <w:tcPr>
+            <w:noWrap/>
+          </w:tcPr>
+          <w:p>
+            <w:pPr>
+              <w:pStyle w:val="Compact"/>
+              <w:spacing w:before="20" w:after="20"/>
+              <w:jc w:val="left"/>
+            </w:pPr>
+            <w:r>
+              <w:rPr>
+                <w:sz w:val="18"/>
+              </w:rPr>
               <w:t xml:space="preserve">Esc</w:t>
             </w:r>
           </w:p>
@@ -2427,62 +3258,14 @@
           <w:p>
             <w:pPr>
               <w:pStyle w:val="Compact"/>
-              <w:jc w:val="left"/>
-            </w:pPr>
-            <w:r>
-              <w:t xml:space="preserve">Close the help drawer, a dialog or a menu</w:t>
-            </w:r>
-          </w:p>
-        </w:tc>
-      </w:tr>
-      <w:tr>
-        <w:tc>
-          <w:tcPr/>
-          <w:p>
-            <w:pPr>
-              <w:pStyle w:val="Compact"/>
-              <w:jc w:val="left"/>
-            </w:pPr>
-            <w:r>
-              <w:t xml:space="preserve">?</w:t>
-            </w:r>
-          </w:p>
-        </w:tc>
-        <w:tc>
-          <w:tcPr/>
-          <w:p>
-            <w:pPr>
-              <w:pStyle w:val="Compact"/>
-              <w:jc w:val="left"/>
-            </w:pPr>
-            <w:r>
-              <w:t xml:space="preserve">Open help for this page (when you are not typing in a field)</w:t>
-            </w:r>
-          </w:p>
-        </w:tc>
-      </w:tr>
-      <w:tr>
-        <w:tc>
-          <w:tcPr/>
-          <w:p>
-            <w:pPr>
-              <w:pStyle w:val="Compact"/>
-              <w:jc w:val="left"/>
-            </w:pPr>
-            <w:r>
-              <w:t xml:space="preserve">/</w:t>
-            </w:r>
-          </w:p>
-        </w:tc>
-        <w:tc>
-          <w:tcPr/>
-          <w:p>
-            <w:pPr>
-              <w:pStyle w:val="Compact"/>
-              <w:jc w:val="left"/>
-            </w:pPr>
-            <w:r>
-              <w:t xml:space="preserve">Jump to the search or filter box</w:t>
+              <w:spacing w:before="20" w:after="20"/>
+              <w:jc w:val="left"/>
+            </w:pPr>
+            <w:r>
+              <w:rPr>
+                <w:sz w:val="18"/>
+              </w:rPr>
+              <w:t xml:space="preserve">Close the help drawer or a dialog</w:t>
             </w:r>
           </w:p>
         </w:tc>
@@ -2513,121 +3296,6 @@
       </w:pPr>
       <w:r>
         <w:t xml:space="preserve">5.1 Lists: filter, sort and page</w:t>
-      </w:r>
-    </w:p>
-    <w:p>
-      <w:pPr>
-        <w:numPr>
-          <w:ilvl w:val="0"/>
-          <w:numId w:val="1008"/>
-        </w:numPr>
-        <w:pStyle w:val="Compact"/>
-      </w:pPr>
-      <w:r>
-        <w:t xml:space="preserve">Use the filter bar above the list (for example Tier, Journey, Region, Days to expiry).</w:t>
-      </w:r>
-    </w:p>
-    <w:p>
-      <w:pPr>
-        <w:numPr>
-          <w:ilvl w:val="0"/>
-          <w:numId w:val="1008"/>
-        </w:numPr>
-        <w:pStyle w:val="Compact"/>
-      </w:pPr>
-      <w:r>
-        <w:t xml:space="preserve">Select</w:t>
-      </w:r>
-      <w:r>
-        <w:t xml:space="preserve"> </w:t>
-      </w:r>
-      <w:r>
-        <w:rPr>
-          <w:bCs/>
-          <w:b/>
-        </w:rPr>
-        <w:t xml:space="preserve">Apply (Áp dụng)</w:t>
-      </w:r>
-      <w:r>
-        <w:t xml:space="preserve">. The list updates and the count is announced ("Showing 50 of 2,431").</w:t>
-      </w:r>
-    </w:p>
-    <w:p>
-      <w:pPr>
-        <w:numPr>
-          <w:ilvl w:val="0"/>
-          <w:numId w:val="1008"/>
-        </w:numPr>
-        <w:pStyle w:val="Compact"/>
-      </w:pPr>
-      <w:r>
-        <w:t xml:space="preserve">Select</w:t>
-      </w:r>
-      <w:r>
-        <w:t xml:space="preserve"> </w:t>
-      </w:r>
-      <w:r>
-        <w:rPr>
-          <w:bCs/>
-          <w:b/>
-        </w:rPr>
-        <w:t xml:space="preserve">Reset (Đặt lại)</w:t>
-      </w:r>
-      <w:r>
-        <w:t xml:space="preserve"> </w:t>
-      </w:r>
-      <w:r>
-        <w:t xml:space="preserve">to clear filters.</w:t>
-      </w:r>
-    </w:p>
-    <w:p>
-      <w:pPr>
-        <w:numPr>
-          <w:ilvl w:val="0"/>
-          <w:numId w:val="1008"/>
-        </w:numPr>
-        <w:pStyle w:val="Compact"/>
-      </w:pPr>
-      <w:r>
-        <w:t xml:space="preserve">Select a column header to sort (where offered).</w:t>
-      </w:r>
-    </w:p>
-    <w:p>
-      <w:pPr>
-        <w:numPr>
-          <w:ilvl w:val="0"/>
-          <w:numId w:val="1008"/>
-        </w:numPr>
-        <w:pStyle w:val="Compact"/>
-      </w:pPr>
-      <w:r>
-        <w:t xml:space="preserve">Use</w:t>
-      </w:r>
-      <w:r>
-        <w:t xml:space="preserve"> </w:t>
-      </w:r>
-      <w:r>
-        <w:rPr>
-          <w:bCs/>
-          <w:b/>
-        </w:rPr>
-        <w:t xml:space="preserve">Previous / Next (Trước / Tiếp)</w:t>
-      </w:r>
-      <w:r>
-        <w:t xml:space="preserve"> </w:t>
-      </w:r>
-      <w:r>
-        <w:t xml:space="preserve">to move between pages.</w:t>
-      </w:r>
-    </w:p>
-    <w:bookmarkEnd w:id="34"/>
-    <w:bookmarkStart w:id="35" w:name="X71ead39fd80d380aaa29ad78f03968616a48e0c"/>
-    <w:p>
-      <w:pPr>
-        <w:pStyle w:val="Heading3"/>
-      </w:pPr>
-      <w:r>
-        <w:t xml:space="preserve">5.2 Opening a customer (Customer 360)</w:t>
       </w:r>
     </w:p>
     <w:p>
@@ -2639,52 +3307,62 @@
         <w:pStyle w:val="Compact"/>
       </w:pPr>
       <w:r>
-        <w:t xml:space="preserve">From</w:t>
-      </w:r>
-      <w:r>
-        <w:t xml:space="preserve"> </w:t>
-      </w:r>
-      <w:r>
-        <w:rPr>
-          <w:bCs/>
-          <w:b/>
-        </w:rPr>
-        <w:t xml:space="preserve">Leads</w:t>
-      </w:r>
-      <w:r>
-        <w:t xml:space="preserve"> </w:t>
-      </w:r>
-      <w:r>
-        <w:t xml:space="preserve">or the</w:t>
-      </w:r>
-      <w:r>
-        <w:t xml:space="preserve"> </w:t>
-      </w:r>
-      <w:r>
-        <w:rPr>
-          <w:bCs/>
-          <w:b/>
-        </w:rPr>
-        <w:t xml:space="preserve">Telesales inbox</w:t>
-      </w:r>
-      <w:r>
-        <w:t xml:space="preserve">, select</w:t>
-      </w:r>
-      <w:r>
-        <w:t xml:space="preserve"> </w:t>
-      </w:r>
-      <w:r>
-        <w:rPr>
-          <w:bCs/>
-          <w:b/>
-        </w:rPr>
-        <w:t xml:space="preserve">Open (Mở)</w:t>
-      </w:r>
-      <w:r>
-        <w:t xml:space="preserve"> </w:t>
-      </w:r>
-      <w:r>
-        <w:t xml:space="preserve">on a row or card.</w:t>
+        <w:t xml:space="preserve">Use the filter bar above the list (for example, on Leads:</w:t>
+      </w:r>
+      <w:r>
+        <w:t xml:space="preserve"> </w:t>
+      </w:r>
+      <w:r>
+        <w:rPr>
+          <w:bCs/>
+          <w:b/>
+        </w:rPr>
+        <w:t xml:space="preserve">Tier</w:t>
+      </w:r>
+      <w:r>
+        <w:t xml:space="preserve">,</w:t>
+      </w:r>
+      <w:r>
+        <w:t xml:space="preserve"> </w:t>
+      </w:r>
+      <w:r>
+        <w:rPr>
+          <w:bCs/>
+          <w:b/>
+        </w:rPr>
+        <w:t xml:space="preserve">Journey</w:t>
+      </w:r>
+      <w:r>
+        <w:t xml:space="preserve">,</w:t>
+      </w:r>
+      <w:r>
+        <w:t xml:space="preserve"> </w:t>
+      </w:r>
+      <w:r>
+        <w:rPr>
+          <w:bCs/>
+          <w:b/>
+        </w:rPr>
+        <w:t xml:space="preserve">Next best action</w:t>
+      </w:r>
+      <w:r>
+        <w:t xml:space="preserve"> </w:t>
+      </w:r>
+      <w:r>
+        <w:t xml:space="preserve">and</w:t>
+      </w:r>
+      <w:r>
+        <w:t xml:space="preserve"> </w:t>
+      </w:r>
+      <w:r>
+        <w:rPr>
+          <w:bCs/>
+          <w:b/>
+        </w:rPr>
+        <w:t xml:space="preserve">Sort</w:t>
+      </w:r>
+      <w:r>
+        <w:t xml:space="preserve">).</w:t>
       </w:r>
     </w:p>
     <w:p>
@@ -2696,113 +3374,86 @@
         <w:pStyle w:val="Compact"/>
       </w:pPr>
       <w:r>
-        <w:t xml:space="preserve">Customer 360 opens with tabs such as</w:t>
-      </w:r>
-      <w:r>
-        <w:t xml:space="preserve"> </w:t>
-      </w:r>
-      <w:r>
-        <w:rPr>
-          <w:bCs/>
-          <w:b/>
-        </w:rPr>
-        <w:t xml:space="preserve">Overview</w:t>
-      </w:r>
-      <w:r>
-        <w:t xml:space="preserve">,</w:t>
-      </w:r>
-      <w:r>
-        <w:t xml:space="preserve"> </w:t>
-      </w:r>
-      <w:r>
-        <w:rPr>
-          <w:bCs/>
-          <w:b/>
-        </w:rPr>
-        <w:t xml:space="preserve">Journey timeline</w:t>
-      </w:r>
-      <w:r>
-        <w:t xml:space="preserve">,</w:t>
-      </w:r>
-      <w:r>
-        <w:t xml:space="preserve"> </w:t>
-      </w:r>
-      <w:r>
-        <w:rPr>
-          <w:bCs/>
-          <w:b/>
-        </w:rPr>
-        <w:t xml:space="preserve">Messages &amp; calls</w:t>
-      </w:r>
-      <w:r>
-        <w:t xml:space="preserve">,</w:t>
-      </w:r>
-      <w:r>
-        <w:t xml:space="preserve"> </w:t>
-      </w:r>
-      <w:r>
-        <w:rPr>
-          <w:bCs/>
-          <w:b/>
-        </w:rPr>
-        <w:t xml:space="preserve">Policies</w:t>
-      </w:r>
-      <w:r>
-        <w:t xml:space="preserve">,</w:t>
-      </w:r>
-      <w:r>
-        <w:t xml:space="preserve"> </w:t>
-      </w:r>
-      <w:r>
-        <w:rPr>
-          <w:bCs/>
-          <w:b/>
-        </w:rPr>
-        <w:t xml:space="preserve">Data &amp; lineage</w:t>
-      </w:r>
-      <w:r>
-        <w:t xml:space="preserve">,</w:t>
-      </w:r>
-      <w:r>
-        <w:t xml:space="preserve"> </w:t>
-      </w:r>
-      <w:r>
-        <w:rPr>
-          <w:bCs/>
-          <w:b/>
-        </w:rPr>
-        <w:t xml:space="preserve">Activity (audit)</w:t>
-      </w:r>
-      <w:r>
-        <w:t xml:space="preserve"> </w:t>
-      </w:r>
-      <w:r>
-        <w:t xml:space="preserve">and, if your role can sell,</w:t>
-      </w:r>
-      <w:r>
-        <w:t xml:space="preserve"> </w:t>
-      </w:r>
-      <w:r>
-        <w:rPr>
-          <w:bCs/>
-          <w:b/>
-        </w:rPr>
-        <w:t xml:space="preserve">Quote &amp; issue</w:t>
-      </w:r>
-      <w:r>
-        <w:t xml:space="preserve">.</w:t>
-      </w:r>
-    </w:p>
-    <w:p>
-      <w:pPr>
-        <w:pStyle w:val="FirstParagraph"/>
-      </w:pPr>
-      <w:r>
-        <w:rPr>
-          <w:bCs/>
-          <w:b/>
-        </w:rPr>
-        <w:t xml:space="preserve">What you will see:</w:t>
+        <w:t xml:space="preserve">Select</w:t>
+      </w:r>
+      <w:r>
+        <w:t xml:space="preserve"> </w:t>
+      </w:r>
+      <w:r>
+        <w:rPr>
+          <w:bCs/>
+          <w:b/>
+        </w:rPr>
+        <w:t xml:space="preserve">Apply (Áp dụng)</w:t>
+      </w:r>
+      <w:r>
+        <w:t xml:space="preserve">. The list updates.</w:t>
+      </w:r>
+    </w:p>
+    <w:p>
+      <w:pPr>
+        <w:numPr>
+          <w:ilvl w:val="0"/>
+          <w:numId w:val="1009"/>
+        </w:numPr>
+        <w:pStyle w:val="Compact"/>
+      </w:pPr>
+      <w:r>
+        <w:t xml:space="preserve">To clear a filter, choose its "All …" value and select</w:t>
+      </w:r>
+      <w:r>
+        <w:t xml:space="preserve"> </w:t>
+      </w:r>
+      <w:r>
+        <w:rPr>
+          <w:bCs/>
+          <w:b/>
+        </w:rPr>
+        <w:t xml:space="preserve">Apply</w:t>
+      </w:r>
+      <w:r>
+        <w:t xml:space="preserve"> </w:t>
+      </w:r>
+      <w:r>
+        <w:t xml:space="preserve">again.</w:t>
+      </w:r>
+    </w:p>
+    <w:p>
+      <w:pPr>
+        <w:numPr>
+          <w:ilvl w:val="0"/>
+          <w:numId w:val="1009"/>
+        </w:numPr>
+        <w:pStyle w:val="Compact"/>
+      </w:pPr>
+      <w:r>
+        <w:t xml:space="preserve">Use</w:t>
+      </w:r>
+      <w:r>
+        <w:t xml:space="preserve"> </w:t>
+      </w:r>
+      <w:r>
+        <w:rPr>
+          <w:bCs/>
+          <w:b/>
+        </w:rPr>
+        <w:t xml:space="preserve">Previous / Next (Trước / Tiếp)</w:t>
+      </w:r>
+      <w:r>
+        <w:t xml:space="preserve"> </w:t>
+      </w:r>
+      <w:r>
+        <w:t xml:space="preserve">under the list to move between pages.</w:t>
+      </w:r>
+    </w:p>
+    <w:bookmarkEnd w:id="34"/>
+    <w:bookmarkStart w:id="35" w:name="X71ead39fd80d380aaa29ad78f03968616a48e0c"/>
+    <w:p>
+      <w:pPr>
+        <w:pStyle w:val="Heading3"/>
+      </w:pPr>
+      <w:r>
+        <w:t xml:space="preserve">5.2 Opening a customer (Customer 360)</w:t>
       </w:r>
     </w:p>
     <w:p>
@@ -2814,40 +3465,43 @@
         <w:pStyle w:val="Compact"/>
       </w:pPr>
       <w:r>
-        <w:rPr>
-          <w:bCs/>
-          <w:b/>
-        </w:rPr>
-        <w:t xml:space="preserve">Golden record</w:t>
-      </w:r>
-      <w:r>
-        <w:t xml:space="preserve">: plate, vehicle category, province, owner type, policy expiry with</w:t>
-      </w:r>
-      <w:r>
-        <w:t xml:space="preserve"> </w:t>
-      </w:r>
-      <w:r>
-        <w:rPr>
-          <w:bCs/>
-          <w:b/>
-        </w:rPr>
-        <w:t xml:space="preserve">confidence</w:t>
-      </w:r>
-      <w:r>
-        <w:t xml:space="preserve"> </w:t>
-      </w:r>
-      <w:r>
-        <w:t xml:space="preserve">and</w:t>
-      </w:r>
-      <w:r>
-        <w:t xml:space="preserve"> </w:t>
-      </w:r>
-      <w:r>
-        <w:rPr>
-          <w:bCs/>
-          <w:b/>
-        </w:rPr>
-        <w:t xml:space="preserve">source</w:t>
+        <w:t xml:space="preserve">From</w:t>
+      </w:r>
+      <w:r>
+        <w:t xml:space="preserve"> </w:t>
+      </w:r>
+      <w:r>
+        <w:rPr>
+          <w:bCs/>
+          <w:b/>
+        </w:rPr>
+        <w:t xml:space="preserve">Leads</w:t>
+      </w:r>
+      <w:r>
+        <w:t xml:space="preserve">, select a row. From the</w:t>
+      </w:r>
+      <w:r>
+        <w:t xml:space="preserve"> </w:t>
+      </w:r>
+      <w:r>
+        <w:rPr>
+          <w:bCs/>
+          <w:b/>
+        </w:rPr>
+        <w:t xml:space="preserve">Telesales inbox</w:t>
+      </w:r>
+      <w:r>
+        <w:t xml:space="preserve">, select a row to open the handoff, then select</w:t>
+      </w:r>
+      <w:r>
+        <w:t xml:space="preserve"> </w:t>
+      </w:r>
+      <w:r>
+        <w:rPr>
+          <w:bCs/>
+          <w:b/>
+        </w:rPr>
+        <w:t xml:space="preserve">Quote &amp; issue →</w:t>
       </w:r>
       <w:r>
         <w:t xml:space="preserve">.</w:t>
@@ -2862,21 +3516,123 @@
         <w:pStyle w:val="Compact"/>
       </w:pPr>
       <w:r>
-        <w:rPr>
-          <w:bCs/>
-          <w:b/>
-        </w:rPr>
-        <w:t xml:space="preserve">Score breakdown</w:t>
-      </w:r>
-      <w:r>
-        <w:t xml:space="preserve">: the lead score (0–100) and the points from each factor (renewal urgency, data confidence, engagement, reachability, relationship), each with a plain-language reason.</w:t>
+        <w:t xml:space="preserve">Customer 360 opens with the tabs</w:t>
+      </w:r>
+      <w:r>
+        <w:t xml:space="preserve"> </w:t>
+      </w:r>
+      <w:r>
+        <w:rPr>
+          <w:bCs/>
+          <w:b/>
+        </w:rPr>
+        <w:t xml:space="preserve">Overview</w:t>
+      </w:r>
+      <w:r>
+        <w:t xml:space="preserve">,</w:t>
+      </w:r>
+      <w:r>
+        <w:t xml:space="preserve"> </w:t>
+      </w:r>
+      <w:r>
+        <w:rPr>
+          <w:bCs/>
+          <w:b/>
+        </w:rPr>
+        <w:t xml:space="preserve">Data &amp; lineage</w:t>
+      </w:r>
+      <w:r>
+        <w:t xml:space="preserve">,</w:t>
+      </w:r>
+      <w:r>
+        <w:t xml:space="preserve"> </w:t>
+      </w:r>
+      <w:r>
+        <w:rPr>
+          <w:bCs/>
+          <w:b/>
+        </w:rPr>
+        <w:t xml:space="preserve">Journey</w:t>
+      </w:r>
+      <w:r>
+        <w:t xml:space="preserve">,</w:t>
+      </w:r>
+      <w:r>
+        <w:t xml:space="preserve"> </w:t>
+      </w:r>
+      <w:r>
+        <w:rPr>
+          <w:bCs/>
+          <w:b/>
+        </w:rPr>
+        <w:t xml:space="preserve">Messages</w:t>
+      </w:r>
+      <w:r>
+        <w:t xml:space="preserve">,</w:t>
+      </w:r>
+      <w:r>
+        <w:t xml:space="preserve"> </w:t>
+      </w:r>
+      <w:r>
+        <w:rPr>
+          <w:bCs/>
+          <w:b/>
+        </w:rPr>
+        <w:t xml:space="preserve">Sell</w:t>
+      </w:r>
+      <w:r>
+        <w:t xml:space="preserve"> </w:t>
+      </w:r>
+      <w:r>
+        <w:t xml:space="preserve">and</w:t>
+      </w:r>
+      <w:r>
+        <w:t xml:space="preserve"> </w:t>
+      </w:r>
+      <w:r>
+        <w:rPr>
+          <w:bCs/>
+          <w:b/>
+        </w:rPr>
+        <w:t xml:space="preserve">Activity</w:t>
+      </w:r>
+      <w:r>
+        <w:t xml:space="preserve">. The</w:t>
+      </w:r>
+      <w:r>
+        <w:t xml:space="preserve"> </w:t>
+      </w:r>
+      <w:r>
+        <w:rPr>
+          <w:bCs/>
+          <w:b/>
+        </w:rPr>
+        <w:t xml:space="preserve">Sell</w:t>
+      </w:r>
+      <w:r>
+        <w:t xml:space="preserve"> </w:t>
+      </w:r>
+      <w:r>
+        <w:t xml:space="preserve">tab holds the quote builder (if your role can quote) and the customer's policies.</w:t>
+      </w:r>
+    </w:p>
+    <w:p>
+      <w:pPr>
+        <w:pStyle w:val="FirstParagraph"/>
+      </w:pPr>
+      <w:r>
+        <w:rPr>
+          <w:bCs/>
+          <w:b/>
+        </w:rPr>
+        <w:t xml:space="preserve">What you will see:</w:t>
       </w:r>
     </w:p>
     <w:p>
       <w:pPr>
         <w:numPr>
           <w:ilvl w:val="0"/>
-          <w:numId w:val="1010"/>
+          <w:numId w:val="1011"/>
         </w:numPr>
         <w:pStyle w:val="Compact"/>
       </w:pPr>
@@ -2885,17 +3641,46 @@
           <w:bCs/>
           <w:b/>
         </w:rPr>
-        <w:t xml:space="preserve">Guided next action</w:t>
-      </w:r>
-      <w:r>
-        <w:t xml:space="preserve">: one button with the recommended action and why.</w:t>
+        <w:t xml:space="preserve">Golden record</w:t>
+      </w:r>
+      <w:r>
+        <w:t xml:space="preserve">: plate, vehicle category, province, owner type, policy expiry with</w:t>
+      </w:r>
+      <w:r>
+        <w:t xml:space="preserve"> </w:t>
+      </w:r>
+      <w:r>
+        <w:rPr>
+          <w:bCs/>
+          <w:b/>
+        </w:rPr>
+        <w:t xml:space="preserve">confidence</w:t>
+      </w:r>
+      <w:r>
+        <w:t xml:space="preserve"> </w:t>
+      </w:r>
+      <w:r>
+        <w:t xml:space="preserve">and</w:t>
+      </w:r>
+      <w:r>
+        <w:t xml:space="preserve"> </w:t>
+      </w:r>
+      <w:r>
+        <w:rPr>
+          <w:bCs/>
+          <w:b/>
+        </w:rPr>
+        <w:t xml:space="preserve">source</w:t>
+      </w:r>
+      <w:r>
+        <w:t xml:space="preserve">.</w:t>
       </w:r>
     </w:p>
     <w:p>
       <w:pPr>
         <w:numPr>
           <w:ilvl w:val="0"/>
-          <w:numId w:val="1010"/>
+          <w:numId w:val="1011"/>
         </w:numPr>
         <w:pStyle w:val="Compact"/>
       </w:pPr>
@@ -2904,6 +3689,44 @@
           <w:bCs/>
           <w:b/>
         </w:rPr>
+        <w:t xml:space="preserve">Score breakdown</w:t>
+      </w:r>
+      <w:r>
+        <w:t xml:space="preserve">: the lead score (0–100) and the points from each factor (renewal urgency, data confidence, engagement, reachability, relationship), each with a plain-language reason.</w:t>
+      </w:r>
+    </w:p>
+    <w:p>
+      <w:pPr>
+        <w:numPr>
+          <w:ilvl w:val="0"/>
+          <w:numId w:val="1011"/>
+        </w:numPr>
+        <w:pStyle w:val="Compact"/>
+      </w:pPr>
+      <w:r>
+        <w:rPr>
+          <w:bCs/>
+          <w:b/>
+        </w:rPr>
+        <w:t xml:space="preserve">Guided next action</w:t>
+      </w:r>
+      <w:r>
+        <w:t xml:space="preserve">: one card with the recommended action and why.</w:t>
+      </w:r>
+    </w:p>
+    <w:p>
+      <w:pPr>
+        <w:numPr>
+          <w:ilvl w:val="0"/>
+          <w:numId w:val="1011"/>
+        </w:numPr>
+        <w:pStyle w:val="Compact"/>
+      </w:pPr>
+      <w:r>
+        <w:rPr>
+          <w:bCs/>
+          <w:b/>
+        </w:rPr>
         <w:t xml:space="preserve">Value to offer (no discounts)</w:t>
       </w:r>
       <w:r>
@@ -2943,7 +3766,7 @@
       <w:pPr>
         <w:numPr>
           <w:ilvl w:val="0"/>
-          <w:numId w:val="1010"/>
+          <w:numId w:val="1011"/>
         </w:numPr>
         <w:pStyle w:val="Compact"/>
       </w:pPr>
@@ -3013,7 +3836,23 @@
         <w:t xml:space="preserve"> </w:t>
       </w:r>
       <w:r>
-        <w:t xml:space="preserve">button on Leads and Customer 360 shows the single most useful step, based on the approved</w:t>
+        <w:t xml:space="preserve">card on Customer 360 (and the</w:t>
+      </w:r>
+      <w:r>
+        <w:t xml:space="preserve"> </w:t>
+      </w:r>
+      <w:r>
+        <w:rPr>
+          <w:bCs/>
+          <w:b/>
+        </w:rPr>
+        <w:t xml:space="preserve">Next best action</w:t>
+      </w:r>
+      <w:r>
+        <w:t xml:space="preserve"> </w:t>
+      </w:r>
+      <w:r>
+        <w:t xml:space="preserve">column on Leads) shows the single most useful step, based on the approved</w:t>
       </w:r>
       <w:r>
         <w:t xml:space="preserve"> </w:t>
@@ -3055,12 +3894,14 @@
           <w:p>
             <w:pPr>
               <w:pStyle w:val="Compact"/>
+              <w:spacing w:before="20" w:after="20"/>
               <w:jc w:val="left"/>
             </w:pPr>
             <w:r>
               <w:rPr>
                 <w:b/>
                 <w:color w:val="FFFFFF"/>
+                <w:sz w:val="18"/>
               </w:rPr>
               <w:t xml:space="preserve">Action label</w:t>
             </w:r>
@@ -3073,12 +3914,14 @@
           <w:p>
             <w:pPr>
               <w:pStyle w:val="Compact"/>
+              <w:spacing w:before="20" w:after="20"/>
               <w:jc w:val="left"/>
             </w:pPr>
             <w:r>
               <w:rPr>
                 <w:b/>
                 <w:color w:val="FFFFFF"/>
+                <w:sz w:val="18"/>
               </w:rPr>
               <w:t xml:space="preserve">Meaning</w:t>
             </w:r>
@@ -3091,12 +3934,14 @@
           <w:p>
             <w:pPr>
               <w:pStyle w:val="Compact"/>
+              <w:spacing w:before="20" w:after="20"/>
               <w:jc w:val="left"/>
             </w:pPr>
             <w:r>
               <w:rPr>
                 <w:b/>
                 <w:color w:val="FFFFFF"/>
+                <w:sz w:val="18"/>
               </w:rPr>
               <w:t xml:space="preserve">What to do</w:t>
             </w:r>
@@ -3109,9 +3954,13 @@
           <w:p>
             <w:pPr>
               <w:pStyle w:val="Compact"/>
-              <w:jc w:val="left"/>
-            </w:pPr>
-            <w:r>
+              <w:spacing w:before="20" w:after="20"/>
+              <w:jc w:val="left"/>
+            </w:pPr>
+            <w:r>
+              <w:rPr>
+                <w:sz w:val="18"/>
+              </w:rPr>
               <w:t xml:space="preserve">Do not contact</w:t>
             </w:r>
           </w:p>
@@ -3121,9 +3970,13 @@
           <w:p>
             <w:pPr>
               <w:pStyle w:val="Compact"/>
-              <w:jc w:val="left"/>
-            </w:pPr>
-            <w:r>
+              <w:spacing w:before="20" w:after="20"/>
+              <w:jc w:val="left"/>
+            </w:pPr>
+            <w:r>
+              <w:rPr>
+                <w:sz w:val="18"/>
+              </w:rPr>
               <w:t xml:space="preserve">Customer opted out</w:t>
             </w:r>
           </w:p>
@@ -3133,9 +3986,13 @@
           <w:p>
             <w:pPr>
               <w:pStyle w:val="Compact"/>
-              <w:jc w:val="left"/>
-            </w:pPr>
-            <w:r>
+              <w:spacing w:before="20" w:after="20"/>
+              <w:jc w:val="left"/>
+            </w:pPr>
+            <w:r>
+              <w:rPr>
+                <w:sz w:val="18"/>
+              </w:rPr>
               <w:t xml:space="preserve">Nothing. Do not call or message.</w:t>
             </w:r>
           </w:p>
@@ -3147,9 +4004,13 @@
           <w:p>
             <w:pPr>
               <w:pStyle w:val="Compact"/>
-              <w:jc w:val="left"/>
-            </w:pPr>
-            <w:r>
+              <w:spacing w:before="20" w:after="20"/>
+              <w:jc w:val="left"/>
+            </w:pPr>
+            <w:r>
+              <w:rPr>
+                <w:sz w:val="18"/>
+              </w:rPr>
               <w:t xml:space="preserve">Route to fleet / B2B team</w:t>
             </w:r>
           </w:p>
@@ -3159,9 +4020,13 @@
           <w:p>
             <w:pPr>
               <w:pStyle w:val="Compact"/>
-              <w:jc w:val="left"/>
-            </w:pPr>
-            <w:r>
+              <w:spacing w:before="20" w:after="20"/>
+              <w:jc w:val="left"/>
+            </w:pPr>
+            <w:r>
+              <w:rPr>
+                <w:sz w:val="18"/>
+              </w:rPr>
               <w:t xml:space="preserve">Company-owned vehicle</w:t>
             </w:r>
           </w:p>
@@ -3171,9 +4036,13 @@
           <w:p>
             <w:pPr>
               <w:pStyle w:val="Compact"/>
-              <w:jc w:val="left"/>
-            </w:pPr>
-            <w:r>
+              <w:spacing w:before="20" w:after="20"/>
+              <w:jc w:val="left"/>
+            </w:pPr>
+            <w:r>
+              <w:rPr>
+                <w:sz w:val="18"/>
+              </w:rPr>
               <w:t xml:space="preserve">Pass to the B2B team.</w:t>
             </w:r>
           </w:p>
@@ -3185,9 +4054,13 @@
           <w:p>
             <w:pPr>
               <w:pStyle w:val="Compact"/>
-              <w:jc w:val="left"/>
-            </w:pPr>
-            <w:r>
+              <w:spacing w:before="20" w:after="20"/>
+              <w:jc w:val="left"/>
+            </w:pPr>
+            <w:r>
+              <w:rPr>
+                <w:sz w:val="18"/>
+              </w:rPr>
               <w:t xml:space="preserve">Ask customer to confirm expiry in-app</w:t>
             </w:r>
           </w:p>
@@ -3197,9 +4070,13 @@
           <w:p>
             <w:pPr>
               <w:pStyle w:val="Compact"/>
-              <w:jc w:val="left"/>
-            </w:pPr>
-            <w:r>
+              <w:spacing w:before="20" w:after="20"/>
+              <w:jc w:val="left"/>
+            </w:pPr>
+            <w:r>
+              <w:rPr>
+                <w:sz w:val="18"/>
+              </w:rPr>
               <w:t xml:space="preserve">Expiry date is unreliable</w:t>
             </w:r>
           </w:p>
@@ -3209,9 +4086,13 @@
           <w:p>
             <w:pPr>
               <w:pStyle w:val="Compact"/>
-              <w:jc w:val="left"/>
-            </w:pPr>
-            <w:r>
+              <w:spacing w:before="20" w:after="20"/>
+              <w:jc w:val="left"/>
+            </w:pPr>
+            <w:r>
+              <w:rPr>
+                <w:sz w:val="18"/>
+              </w:rPr>
               <w:t xml:space="preserve">Send the confirmation request. Do not sell on an uncertain date.</w:t>
             </w:r>
           </w:p>
@@ -3223,9 +4104,13 @@
           <w:p>
             <w:pPr>
               <w:pStyle w:val="Compact"/>
-              <w:jc w:val="left"/>
-            </w:pPr>
-            <w:r>
+              <w:spacing w:before="20" w:after="20"/>
+              <w:jc w:val="left"/>
+            </w:pPr>
+            <w:r>
+              <w:rPr>
+                <w:sz w:val="18"/>
+              </w:rPr>
               <w:t xml:space="preserve">Welcome pack: verify cover + e-certificate offer</w:t>
             </w:r>
           </w:p>
@@ -3235,9 +4120,13 @@
           <w:p>
             <w:pPr>
               <w:pStyle w:val="Compact"/>
-              <w:jc w:val="left"/>
-            </w:pPr>
-            <w:r>
+              <w:spacing w:before="20" w:after="20"/>
+              <w:jc w:val="left"/>
+            </w:pPr>
+            <w:r>
+              <w:rPr>
+                <w:sz w:val="18"/>
+              </w:rPr>
               <w:t xml:space="preserve">New vehicle (new ETC tag)</w:t>
             </w:r>
           </w:p>
@@ -3247,9 +4136,13 @@
           <w:p>
             <w:pPr>
               <w:pStyle w:val="Compact"/>
-              <w:jc w:val="left"/>
-            </w:pPr>
-            <w:r>
+              <w:spacing w:before="20" w:after="20"/>
+              <w:jc w:val="left"/>
+            </w:pPr>
+            <w:r>
+              <w:rPr>
+                <w:sz w:val="18"/>
+              </w:rPr>
               <w:t xml:space="preserve">Welcome; check existing cover first.</w:t>
             </w:r>
           </w:p>
@@ -3261,9 +4154,13 @@
           <w:p>
             <w:pPr>
               <w:pStyle w:val="Compact"/>
-              <w:jc w:val="left"/>
-            </w:pPr>
-            <w:r>
+              <w:spacing w:before="20" w:after="20"/>
+              <w:jc w:val="left"/>
+            </w:pPr>
+            <w:r>
+              <w:rPr>
+                <w:sz w:val="18"/>
+              </w:rPr>
               <w:t xml:space="preserve">Schedule reminders</w:t>
             </w:r>
           </w:p>
@@ -3273,9 +4170,13 @@
           <w:p>
             <w:pPr>
               <w:pStyle w:val="Compact"/>
-              <w:jc w:val="left"/>
-            </w:pPr>
-            <w:r>
+              <w:spacing w:before="20" w:after="20"/>
+              <w:jc w:val="left"/>
+            </w:pPr>
+            <w:r>
+              <w:rPr>
+                <w:sz w:val="18"/>
+              </w:rPr>
               <w:t xml:space="preserve">Renewal window not open yet (&gt; 45 days)</w:t>
             </w:r>
           </w:p>
@@ -3285,9 +4186,13 @@
           <w:p>
             <w:pPr>
               <w:pStyle w:val="Compact"/>
-              <w:jc w:val="left"/>
-            </w:pPr>
-            <w:r>
+              <w:spacing w:before="20" w:after="20"/>
+              <w:jc w:val="left"/>
+            </w:pPr>
+            <w:r>
+              <w:rPr>
+                <w:sz w:val="18"/>
+              </w:rPr>
               <w:t xml:space="preserve">Let the journey run.</w:t>
             </w:r>
           </w:p>
@@ -3299,9 +4204,13 @@
           <w:p>
             <w:pPr>
               <w:pStyle w:val="Compact"/>
-              <w:jc w:val="left"/>
-            </w:pPr>
-            <w:r>
+              <w:spacing w:before="20" w:after="20"/>
+              <w:jc w:val="left"/>
+            </w:pPr>
+            <w:r>
+              <w:rPr>
+                <w:sz w:val="18"/>
+              </w:rPr>
               <w:t xml:space="preserve">Urgent: vehicle uninsured — service notice + call</w:t>
             </w:r>
           </w:p>
@@ -3311,9 +4220,13 @@
           <w:p>
             <w:pPr>
               <w:pStyle w:val="Compact"/>
-              <w:jc w:val="left"/>
-            </w:pPr>
-            <w:r>
+              <w:spacing w:before="20" w:after="20"/>
+              <w:jc w:val="left"/>
+            </w:pPr>
+            <w:r>
+              <w:rPr>
+                <w:sz w:val="18"/>
+              </w:rPr>
               <w:t xml:space="preserve">Cover lapsed recently</w:t>
             </w:r>
           </w:p>
@@ -3323,9 +4236,13 @@
           <w:p>
             <w:pPr>
               <w:pStyle w:val="Compact"/>
-              <w:jc w:val="left"/>
-            </w:pPr>
-            <w:r>
+              <w:spacing w:before="20" w:after="20"/>
+              <w:jc w:val="left"/>
+            </w:pPr>
+            <w:r>
+              <w:rPr>
+                <w:sz w:val="18"/>
+              </w:rPr>
               <w:t xml:space="preserve">Service notice, then call.</w:t>
             </w:r>
           </w:p>
@@ -3337,9 +4254,13 @@
           <w:p>
             <w:pPr>
               <w:pStyle w:val="Compact"/>
-              <w:jc w:val="left"/>
-            </w:pPr>
-            <w:r>
+              <w:spacing w:before="20" w:after="20"/>
+              <w:jc w:val="left"/>
+            </w:pPr>
+            <w:r>
+              <w:rPr>
+                <w:sz w:val="18"/>
+              </w:rPr>
               <w:t xml:space="preserve">AI voice bot call → telesales handoff</w:t>
             </w:r>
           </w:p>
@@ -3349,9 +4270,13 @@
           <w:p>
             <w:pPr>
               <w:pStyle w:val="Compact"/>
-              <w:jc w:val="left"/>
-            </w:pPr>
-            <w:r>
+              <w:spacing w:before="20" w:after="20"/>
+              <w:jc w:val="left"/>
+            </w:pPr>
+            <w:r>
+              <w:rPr>
+                <w:sz w:val="18"/>
+              </w:rPr>
               <w:t xml:space="preserve">Hot lead with call consent</w:t>
             </w:r>
           </w:p>
@@ -3361,9 +4286,13 @@
           <w:p>
             <w:pPr>
               <w:pStyle w:val="Compact"/>
-              <w:jc w:val="left"/>
-            </w:pPr>
-            <w:r>
+              <w:spacing w:before="20" w:after="20"/>
+              <w:jc w:val="left"/>
+            </w:pPr>
+            <w:r>
+              <w:rPr>
+                <w:sz w:val="18"/>
+              </w:rPr>
               <w:t xml:space="preserve">Start or schedule a voice bot call.</w:t>
             </w:r>
           </w:p>
@@ -3375,9 +4304,13 @@
           <w:p>
             <w:pPr>
               <w:pStyle w:val="Compact"/>
-              <w:jc w:val="left"/>
-            </w:pPr>
-            <w:r>
+              <w:spacing w:before="20" w:after="20"/>
+              <w:jc w:val="left"/>
+            </w:pPr>
+            <w:r>
+              <w:rPr>
+                <w:sz w:val="18"/>
+              </w:rPr>
               <w:t xml:space="preserve">One-tap renew link via app / Zalo</w:t>
             </w:r>
           </w:p>
@@ -3387,9 +4320,13 @@
           <w:p>
             <w:pPr>
               <w:pStyle w:val="Compact"/>
-              <w:jc w:val="left"/>
-            </w:pPr>
-            <w:r>
+              <w:spacing w:before="20" w:after="20"/>
+              <w:jc w:val="left"/>
+            </w:pPr>
+            <w:r>
+              <w:rPr>
+                <w:sz w:val="18"/>
+              </w:rPr>
               <w:t xml:space="preserve">Reachable digitally</w:t>
             </w:r>
           </w:p>
@@ -3399,9 +4336,13 @@
           <w:p>
             <w:pPr>
               <w:pStyle w:val="Compact"/>
-              <w:jc w:val="left"/>
-            </w:pPr>
-            <w:r>
+              <w:spacing w:before="20" w:after="20"/>
+              <w:jc w:val="left"/>
+            </w:pPr>
+            <w:r>
+              <w:rPr>
+                <w:sz w:val="18"/>
+              </w:rPr>
               <w:t xml:space="preserve">Send the renewal link.</w:t>
             </w:r>
           </w:p>
@@ -3413,9 +4354,13 @@
           <w:p>
             <w:pPr>
               <w:pStyle w:val="Compact"/>
-              <w:jc w:val="left"/>
-            </w:pPr>
-            <w:r>
+              <w:spacing w:before="20" w:after="20"/>
+              <w:jc w:val="left"/>
+            </w:pPr>
+            <w:r>
+              <w:rPr>
+                <w:sz w:val="18"/>
+              </w:rPr>
               <w:t xml:space="preserve">SMS reminder with renew link</w:t>
             </w:r>
           </w:p>
@@ -3425,9 +4370,13 @@
           <w:p>
             <w:pPr>
               <w:pStyle w:val="Compact"/>
-              <w:jc w:val="left"/>
-            </w:pPr>
-            <w:r>
+              <w:spacing w:before="20" w:after="20"/>
+              <w:jc w:val="left"/>
+            </w:pPr>
+            <w:r>
+              <w:rPr>
+                <w:sz w:val="18"/>
+              </w:rPr>
               <w:t xml:space="preserve">Phone only</w:t>
             </w:r>
           </w:p>
@@ -3437,9 +4386,13 @@
           <w:p>
             <w:pPr>
               <w:pStyle w:val="Compact"/>
-              <w:jc w:val="left"/>
-            </w:pPr>
-            <w:r>
+              <w:spacing w:before="20" w:after="20"/>
+              <w:jc w:val="left"/>
+            </w:pPr>
+            <w:r>
+              <w:rPr>
+                <w:sz w:val="18"/>
+              </w:rPr>
               <w:t xml:space="preserve">Send an SMS link.</w:t>
             </w:r>
           </w:p>
@@ -3451,9 +4404,13 @@
           <w:p>
             <w:pPr>
               <w:pStyle w:val="Compact"/>
-              <w:jc w:val="left"/>
-            </w:pPr>
-            <w:r>
+              <w:spacing w:before="20" w:after="20"/>
+              <w:jc w:val="left"/>
+            </w:pPr>
+            <w:r>
+              <w:rPr>
+                <w:sz w:val="18"/>
+              </w:rPr>
               <w:t xml:space="preserve">Find a contact channel</w:t>
             </w:r>
           </w:p>
@@ -3463,9 +4420,13 @@
           <w:p>
             <w:pPr>
               <w:pStyle w:val="Compact"/>
-              <w:jc w:val="left"/>
-            </w:pPr>
-            <w:r>
+              <w:spacing w:before="20" w:after="20"/>
+              <w:jc w:val="left"/>
+            </w:pPr>
+            <w:r>
+              <w:rPr>
+                <w:sz w:val="18"/>
+              </w:rPr>
               <w:t xml:space="preserve">No usable contact data</w:t>
             </w:r>
           </w:p>
@@ -3475,9 +4436,13 @@
           <w:p>
             <w:pPr>
               <w:pStyle w:val="Compact"/>
-              <w:jc w:val="left"/>
-            </w:pPr>
-            <w:r>
+              <w:spacing w:before="20" w:after="20"/>
+              <w:jc w:val="left"/>
+            </w:pPr>
+            <w:r>
+              <w:rPr>
+                <w:sz w:val="18"/>
+              </w:rPr>
               <w:t xml:space="preserve">Data stewards enrich the record.</w:t>
             </w:r>
           </w:p>
@@ -3492,79 +4457,6 @@
       </w:pPr>
       <w:r>
         <w:t xml:space="preserve">5.4 Messages you will see</w:t>
-      </w:r>
-    </w:p>
-    <w:p>
-      <w:pPr>
-        <w:numPr>
-          <w:ilvl w:val="0"/>
-          <w:numId w:val="1011"/>
-        </w:numPr>
-        <w:pStyle w:val="Compact"/>
-      </w:pPr>
-      <w:r>
-        <w:rPr>
-          <w:bCs/>
-          <w:b/>
-        </w:rPr>
-        <w:t xml:space="preserve">Toasts</w:t>
-      </w:r>
-      <w:r>
-        <w:t xml:space="preserve"> </w:t>
-      </w:r>
-      <w:r>
-        <w:t xml:space="preserve">(small messages in the corner) confirm actions, for example "Saved" or "Handoff claimed". Errors stay until you close them.</w:t>
-      </w:r>
-    </w:p>
-    <w:p>
-      <w:pPr>
-        <w:numPr>
-          <w:ilvl w:val="0"/>
-          <w:numId w:val="1011"/>
-        </w:numPr>
-        <w:pStyle w:val="Compact"/>
-      </w:pPr>
-      <w:r>
-        <w:rPr>
-          <w:bCs/>
-          <w:b/>
-        </w:rPr>
-        <w:t xml:space="preserve">Inline errors</w:t>
-      </w:r>
-      <w:r>
-        <w:t xml:space="preserve"> </w:t>
-      </w:r>
-      <w:r>
-        <w:t xml:space="preserve">appear under the field that needs fixing.</w:t>
-      </w:r>
-    </w:p>
-    <w:p>
-      <w:pPr>
-        <w:numPr>
-          <w:ilvl w:val="0"/>
-          <w:numId w:val="1011"/>
-        </w:numPr>
-        <w:pStyle w:val="Compact"/>
-      </w:pPr>
-      <w:r>
-        <w:rPr>
-          <w:bCs/>
-          <w:b/>
-        </w:rPr>
-        <w:t xml:space="preserve">Support code (Mã hỗ trợ)</w:t>
-      </w:r>
-      <w:r>
-        <w:t xml:space="preserve">: unexpected errors show a request ID. Give it to the service desk.</w:t>
-      </w:r>
-    </w:p>
-    <w:bookmarkEnd w:id="37"/>
-    <w:bookmarkStart w:id="38" w:name="X20a4287987878ef262c00bc640b3be313a4f14a"/>
-    <w:p>
-      <w:pPr>
-        <w:pStyle w:val="Heading3"/>
-      </w:pPr>
-      <w:r>
-        <w:t xml:space="preserve">5.5 Language and theme</w:t>
       </w:r>
     </w:p>
     <w:p>
@@ -3576,23 +4468,17 @@
         <w:pStyle w:val="Compact"/>
       </w:pPr>
       <w:r>
-        <w:t xml:space="preserve">Select</w:t>
-      </w:r>
-      <w:r>
-        <w:t xml:space="preserve"> </w:t>
-      </w:r>
-      <w:r>
-        <w:rPr>
-          <w:bCs/>
-          <w:b/>
-        </w:rPr>
-        <w:t xml:space="preserve">VI/EN</w:t>
-      </w:r>
-      <w:r>
-        <w:t xml:space="preserve"> </w:t>
-      </w:r>
-      <w:r>
-        <w:t xml:space="preserve">to switch language. Data values such as plates, IDs and rule names are not translated.</w:t>
+        <w:rPr>
+          <w:bCs/>
+          <w:b/>
+        </w:rPr>
+        <w:t xml:space="preserve">Toasts</w:t>
+      </w:r>
+      <w:r>
+        <w:t xml:space="preserve"> </w:t>
+      </w:r>
+      <w:r>
+        <w:t xml:space="preserve">(small messages in the corner) confirm actions, for example "Handoff claimed" or "Inspection recorded". They disappear after a few seconds.</w:t>
       </w:r>
     </w:p>
     <w:p>
@@ -3604,41 +4490,46 @@
         <w:pStyle w:val="Compact"/>
       </w:pPr>
       <w:r>
-        <w:t xml:space="preserve">Select</w:t>
-      </w:r>
-      <w:r>
-        <w:t xml:space="preserve"> </w:t>
-      </w:r>
-      <w:r>
-        <w:rPr>
-          <w:bCs/>
-          <w:b/>
-        </w:rPr>
-        <w:t xml:space="preserve">Theme</w:t>
-      </w:r>
-      <w:r>
-        <w:t xml:space="preserve"> </w:t>
-      </w:r>
-      <w:r>
-        <w:t xml:space="preserve">to switch light or dark. The default follows your computer's setting.</w:t>
-      </w:r>
-    </w:p>
-    <w:p>
-      <w:r>
-        <w:pict>
-          <v:rect style="width:0;height:1.5pt" o:hralign="center" o:hrstd="t" o:hr="t"/>
-        </w:pict>
-      </w:r>
-    </w:p>
-    <w:bookmarkEnd w:id="38"/>
-    <w:bookmarkEnd w:id="39"/>
-    <w:bookmarkStart w:id="40" w:name="X7d41abd8888c70c69c2cdcd58054396b97db08a"/>
-    <w:p>
-      <w:pPr>
-        <w:pStyle w:val="Heading2"/>
-      </w:pPr>
-      <w:r>
-        <w:t xml:space="preserve">6. Getting help</w:t>
+        <w:rPr>
+          <w:bCs/>
+          <w:b/>
+        </w:rPr>
+        <w:t xml:space="preserve">Inline errors</w:t>
+      </w:r>
+      <w:r>
+        <w:t xml:space="preserve"> </w:t>
+      </w:r>
+      <w:r>
+        <w:t xml:space="preserve">appear under the field that needs fixing.</w:t>
+      </w:r>
+    </w:p>
+    <w:p>
+      <w:pPr>
+        <w:numPr>
+          <w:ilvl w:val="0"/>
+          <w:numId w:val="1012"/>
+        </w:numPr>
+        <w:pStyle w:val="Compact"/>
+      </w:pPr>
+      <w:r>
+        <w:rPr>
+          <w:bCs/>
+          <w:b/>
+        </w:rPr>
+        <w:t xml:space="preserve">Support code (Mã hỗ trợ)</w:t>
+      </w:r>
+      <w:r>
+        <w:t xml:space="preserve">: error messages end with a short reference, for example "(ref 7f3c2a1b)". This is the start of the request ID. Give it to the service desk.</w:t>
+      </w:r>
+    </w:p>
+    <w:bookmarkEnd w:id="37"/>
+    <w:bookmarkStart w:id="38" w:name="X20a4287987878ef262c00bc640b3be313a4f14a"/>
+    <w:p>
+      <w:pPr>
+        <w:pStyle w:val="Heading3"/>
+      </w:pPr>
+      <w:r>
+        <w:t xml:space="preserve">5.5 Language and theme</w:t>
       </w:r>
     </w:p>
     <w:p>
@@ -3650,62 +4541,33 @@
         <w:pStyle w:val="Compact"/>
       </w:pPr>
       <w:r>
-        <w:rPr>
-          <w:bCs/>
-          <w:b/>
-        </w:rPr>
-        <w:t xml:space="preserve">Help drawer:</w:t>
-      </w:r>
-      <w:r>
-        <w:t xml:space="preserve"> </w:t>
-      </w:r>
-      <w:r>
-        <w:t xml:space="preserve">select</w:t>
-      </w:r>
-      <w:r>
-        <w:t xml:space="preserve"> </w:t>
-      </w:r>
-      <w:r>
-        <w:rPr>
-          <w:bCs/>
-          <w:b/>
-        </w:rPr>
-        <w:t xml:space="preserve">?</w:t>
-      </w:r>
-      <w:r>
-        <w:t xml:space="preserve"> </w:t>
-      </w:r>
-      <w:r>
-        <w:t xml:space="preserve">in the top bar, or press</w:t>
-      </w:r>
-      <w:r>
-        <w:t xml:space="preserve"> </w:t>
-      </w:r>
-      <w:r>
-        <w:rPr>
-          <w:bCs/>
-          <w:b/>
-        </w:rPr>
-        <w:t xml:space="preserve">?</w:t>
-      </w:r>
-      <w:r>
-        <w:t xml:space="preserve">. It explains the page and links to your manual. Press</w:t>
-      </w:r>
-      <w:r>
-        <w:t xml:space="preserve"> </w:t>
-      </w:r>
-      <w:r>
-        <w:rPr>
-          <w:bCs/>
-          <w:b/>
-        </w:rPr>
-        <w:t xml:space="preserve">Esc</w:t>
-      </w:r>
-      <w:r>
-        <w:t xml:space="preserve"> </w:t>
-      </w:r>
-      <w:r>
-        <w:t xml:space="preserve">to close it.</w:t>
+        <w:t xml:space="preserve">Select the language button (</w:t>
+      </w:r>
+      <w:r>
+        <w:rPr>
+          <w:bCs/>
+          <w:b/>
+        </w:rPr>
+        <w:t xml:space="preserve">English</w:t>
+      </w:r>
+      <w:r>
+        <w:t xml:space="preserve"> </w:t>
+      </w:r>
+      <w:r>
+        <w:t xml:space="preserve">/</w:t>
+      </w:r>
+      <w:r>
+        <w:t xml:space="preserve"> </w:t>
+      </w:r>
+      <w:r>
+        <w:rPr>
+          <w:bCs/>
+          <w:b/>
+        </w:rPr>
+        <w:t xml:space="preserve">Tiếng Việt</w:t>
+      </w:r>
+      <w:r>
+        <w:t xml:space="preserve">) to switch language. Data values such as plates, IDs and rule names are not translated.</w:t>
       </w:r>
     </w:p>
     <w:p>
@@ -3717,24 +4579,48 @@
         <w:pStyle w:val="Compact"/>
       </w:pPr>
       <w:r>
-        <w:rPr>
-          <w:bCs/>
-          <w:b/>
-        </w:rPr>
-        <w:t xml:space="preserve">Your champion:</w:t>
-      </w:r>
-      <w:r>
-        <w:t xml:space="preserve"> </w:t>
-      </w:r>
-      <w:r>
-        <w:t xml:space="preserve">each team has a trained champion for "how do I…?" questions.</w:t>
+        <w:t xml:space="preserve">Select</w:t>
+      </w:r>
+      <w:r>
+        <w:t xml:space="preserve"> </w:t>
+      </w:r>
+      <w:r>
+        <w:rPr>
+          <w:bCs/>
+          <w:b/>
+        </w:rPr>
+        <w:t xml:space="preserve">🌓</w:t>
+      </w:r>
+      <w:r>
+        <w:t xml:space="preserve"> </w:t>
+      </w:r>
+      <w:r>
+        <w:t xml:space="preserve">to switch light or dark. The default follows your computer's setting.</w:t>
+      </w:r>
+    </w:p>
+    <w:p>
+      <w:r>
+        <w:pict>
+          <v:rect style="width:0;height:1.5pt" o:hralign="center" o:hrstd="t" o:hr="t"/>
+        </w:pict>
+      </w:r>
+    </w:p>
+    <w:bookmarkEnd w:id="38"/>
+    <w:bookmarkEnd w:id="39"/>
+    <w:bookmarkStart w:id="40" w:name="X7d41abd8888c70c69c2cdcd58054396b97db08a"/>
+    <w:p>
+      <w:pPr>
+        <w:pStyle w:val="Heading2"/>
+      </w:pPr>
+      <w:r>
+        <w:t xml:space="preserve">6. Getting help</w:t>
       </w:r>
     </w:p>
     <w:p>
       <w:pPr>
         <w:numPr>
           <w:ilvl w:val="0"/>
-          <w:numId w:val="1013"/>
+          <w:numId w:val="1014"/>
         </w:numPr>
         <w:pStyle w:val="Compact"/>
       </w:pPr>
@@ -3743,34 +4629,112 @@
           <w:bCs/>
           <w:b/>
         </w:rPr>
-        <w:t xml:space="preserve">Persona manual:</w:t>
-      </w:r>
-      <w:r>
-        <w:t xml:space="preserve"> </w:t>
-      </w:r>
-      <w:r>
-        <w:t xml:space="preserve">see</w:t>
-      </w:r>
-      <w:r>
-        <w:t xml:space="preserve"> </w:t>
-      </w:r>
-      <w:hyperlink r:id="rId20">
-        <w:r>
-          <w:rPr>
-            <w:rStyle w:val="Hyperlink"/>
-          </w:rPr>
-          <w:t xml:space="preserve">README.md</w:t>
-        </w:r>
-      </w:hyperlink>
-      <w:r>
-        <w:t xml:space="preserve">.</w:t>
+        <w:t xml:space="preserve">Help drawer:</w:t>
+      </w:r>
+      <w:r>
+        <w:t xml:space="preserve"> </w:t>
+      </w:r>
+      <w:r>
+        <w:t xml:space="preserve">select</w:t>
+      </w:r>
+      <w:r>
+        <w:t xml:space="preserve"> </w:t>
+      </w:r>
+      <w:r>
+        <w:rPr>
+          <w:bCs/>
+          <w:b/>
+        </w:rPr>
+        <w:t xml:space="preserve">?</w:t>
+      </w:r>
+      <w:r>
+        <w:t xml:space="preserve"> </w:t>
+      </w:r>
+      <w:r>
+        <w:t xml:space="preserve">in the top bar. It explains the page and points to the manuals. Press</w:t>
+      </w:r>
+      <w:r>
+        <w:t xml:space="preserve"> </w:t>
+      </w:r>
+      <w:r>
+        <w:rPr>
+          <w:bCs/>
+          <w:b/>
+        </w:rPr>
+        <w:t xml:space="preserve">Esc</w:t>
+      </w:r>
+      <w:r>
+        <w:t xml:space="preserve"> </w:t>
+      </w:r>
+      <w:r>
+        <w:t xml:space="preserve">or</w:t>
+      </w:r>
+      <w:r>
+        <w:t xml:space="preserve"> </w:t>
+      </w:r>
+      <w:r>
+        <w:rPr>
+          <w:bCs/>
+          <w:b/>
+        </w:rPr>
+        <w:t xml:space="preserve">Close (Đóng)</w:t>
+      </w:r>
+      <w:r>
+        <w:t xml:space="preserve"> </w:t>
+      </w:r>
+      <w:r>
+        <w:t xml:space="preserve">to close it.</w:t>
       </w:r>
     </w:p>
     <w:p>
       <w:pPr>
         <w:numPr>
           <w:ilvl w:val="0"/>
-          <w:numId w:val="1013"/>
+          <w:numId w:val="1014"/>
+        </w:numPr>
+        <w:pStyle w:val="Compact"/>
+      </w:pPr>
+      <w:r>
+        <w:rPr>
+          <w:bCs/>
+          <w:b/>
+        </w:rPr>
+        <w:t xml:space="preserve">Your champion:</w:t>
+      </w:r>
+      <w:r>
+        <w:t xml:space="preserve"> </w:t>
+      </w:r>
+      <w:r>
+        <w:t xml:space="preserve">each team has a trained champion for "how do I…?" questions.</w:t>
+      </w:r>
+    </w:p>
+    <w:p>
+      <w:pPr>
+        <w:numPr>
+          <w:ilvl w:val="0"/>
+          <w:numId w:val="1014"/>
+        </w:numPr>
+        <w:pStyle w:val="Compact"/>
+      </w:pPr>
+      <w:r>
+        <w:rPr>
+          <w:bCs/>
+          <w:b/>
+        </w:rPr>
+        <w:t xml:space="preserve">Persona manual:</w:t>
+      </w:r>
+      <w:r>
+        <w:t xml:space="preserve"> </w:t>
+      </w:r>
+      <w:r>
+        <w:t xml:space="preserve">see the User Manuals index (00-index.pdf).</w:t>
+      </w:r>
+    </w:p>
+    <w:p>
+      <w:pPr>
+        <w:numPr>
+          <w:ilvl w:val="0"/>
+          <w:numId w:val="1014"/>
         </w:numPr>
         <w:pStyle w:val="Compact"/>
       </w:pPr>
@@ -3858,12 +4822,14 @@
           <w:p>
             <w:pPr>
               <w:pStyle w:val="Compact"/>
+              <w:spacing w:before="20" w:after="20"/>
               <w:jc w:val="left"/>
             </w:pPr>
             <w:r>
               <w:rPr>
                 <w:b/>
                 <w:color w:val="FFFFFF"/>
+                <w:sz w:val="18"/>
               </w:rPr>
               <w:t xml:space="preserve">Problem</w:t>
             </w:r>
@@ -3876,12 +4842,14 @@
           <w:p>
             <w:pPr>
               <w:pStyle w:val="Compact"/>
+              <w:spacing w:before="20" w:after="20"/>
               <w:jc w:val="left"/>
             </w:pPr>
             <w:r>
               <w:rPr>
                 <w:b/>
                 <w:color w:val="FFFFFF"/>
+                <w:sz w:val="18"/>
               </w:rPr>
               <w:t xml:space="preserve">Likely cause</w:t>
             </w:r>
@@ -3894,12 +4862,14 @@
           <w:p>
             <w:pPr>
               <w:pStyle w:val="Compact"/>
+              <w:spacing w:before="20" w:after="20"/>
               <w:jc w:val="left"/>
             </w:pPr>
             <w:r>
               <w:rPr>
                 <w:b/>
                 <w:color w:val="FFFFFF"/>
+                <w:sz w:val="18"/>
               </w:rPr>
               <w:t xml:space="preserve">What to do</w:t>
             </w:r>
@@ -3912,9 +4882,13 @@
           <w:p>
             <w:pPr>
               <w:pStyle w:val="Compact"/>
-              <w:jc w:val="left"/>
-            </w:pPr>
-            <w:r>
+              <w:spacing w:before="20" w:after="20"/>
+              <w:jc w:val="left"/>
+            </w:pPr>
+            <w:r>
+              <w:rPr>
+                <w:sz w:val="18"/>
+              </w:rPr>
               <w:t xml:space="preserve">"Invalid username or password"</w:t>
             </w:r>
           </w:p>
@@ -3924,9 +4898,13 @@
           <w:p>
             <w:pPr>
               <w:pStyle w:val="Compact"/>
-              <w:jc w:val="left"/>
-            </w:pPr>
-            <w:r>
+              <w:spacing w:before="20" w:after="20"/>
+              <w:jc w:val="left"/>
+            </w:pPr>
+            <w:r>
+              <w:rPr>
+                <w:sz w:val="18"/>
+              </w:rPr>
               <w:t xml:space="preserve">Typo, Caps Lock, wrong account</w:t>
             </w:r>
           </w:p>
@@ -3936,9 +4914,13 @@
           <w:p>
             <w:pPr>
               <w:pStyle w:val="Compact"/>
-              <w:jc w:val="left"/>
-            </w:pPr>
-            <w:r>
+              <w:spacing w:before="20" w:after="20"/>
+              <w:jc w:val="left"/>
+            </w:pPr>
+            <w:r>
+              <w:rPr>
+                <w:sz w:val="18"/>
+              </w:rPr>
               <w:t xml:space="preserve">Check and retry. After 5 failures the account locks for 15 minutes.</w:t>
             </w:r>
           </w:p>
@@ -3950,9 +4932,13 @@
           <w:p>
             <w:pPr>
               <w:pStyle w:val="Compact"/>
-              <w:jc w:val="left"/>
-            </w:pPr>
-            <w:r>
+              <w:spacing w:before="20" w:after="20"/>
+              <w:jc w:val="left"/>
+            </w:pPr>
+            <w:r>
+              <w:rPr>
+                <w:sz w:val="18"/>
+              </w:rPr>
               <w:t xml:space="preserve">"Account temporarily locked"</w:t>
             </w:r>
           </w:p>
@@ -3962,9 +4948,13 @@
           <w:p>
             <w:pPr>
               <w:pStyle w:val="Compact"/>
-              <w:jc w:val="left"/>
-            </w:pPr>
-            <w:r>
+              <w:spacing w:before="20" w:after="20"/>
+              <w:jc w:val="left"/>
+            </w:pPr>
+            <w:r>
+              <w:rPr>
+                <w:sz w:val="18"/>
+              </w:rPr>
               <w:t xml:space="preserve">5 failed attempts</w:t>
             </w:r>
           </w:p>
@@ -3974,9 +4964,13 @@
           <w:p>
             <w:pPr>
               <w:pStyle w:val="Compact"/>
-              <w:jc w:val="left"/>
-            </w:pPr>
-            <w:r>
+              <w:spacing w:before="20" w:after="20"/>
+              <w:jc w:val="left"/>
+            </w:pPr>
+            <w:r>
+              <w:rPr>
+                <w:sz w:val="18"/>
+              </w:rPr>
               <w:t xml:space="preserve">Wait 15 minutes or contact the service desk.</w:t>
             </w:r>
           </w:p>
@@ -3988,33 +4982,45 @@
           <w:p>
             <w:pPr>
               <w:pStyle w:val="Compact"/>
-              <w:jc w:val="left"/>
-            </w:pPr>
-            <w:r>
-              <w:t xml:space="preserve">"Invalid code" at MFA</w:t>
-            </w:r>
-          </w:p>
-        </w:tc>
-        <w:tc>
-          <w:tcPr/>
-          <w:p>
-            <w:pPr>
-              <w:pStyle w:val="Compact"/>
-              <w:jc w:val="left"/>
-            </w:pPr>
-            <w:r>
-              <w:t xml:space="preserve">Code expired or phone clock wrong</w:t>
-            </w:r>
-          </w:p>
-        </w:tc>
-        <w:tc>
-          <w:tcPr/>
-          <w:p>
-            <w:pPr>
-              <w:pStyle w:val="Compact"/>
-              <w:jc w:val="left"/>
-            </w:pPr>
-            <w:r>
+              <w:spacing w:before="20" w:after="20"/>
+              <w:jc w:val="left"/>
+            </w:pPr>
+            <w:r>
+              <w:rPr>
+                <w:sz w:val="18"/>
+              </w:rPr>
+              <w:t xml:space="preserve">"Invalid code — check the 6 digits and that your phone clock is correct"</w:t>
+            </w:r>
+          </w:p>
+        </w:tc>
+        <w:tc>
+          <w:tcPr/>
+          <w:p>
+            <w:pPr>
+              <w:pStyle w:val="Compact"/>
+              <w:spacing w:before="20" w:after="20"/>
+              <w:jc w:val="left"/>
+            </w:pPr>
+            <w:r>
+              <w:rPr>
+                <w:sz w:val="18"/>
+              </w:rPr>
+              <w:t xml:space="preserve">Code expired, mistyped or phone clock wrong</w:t>
+            </w:r>
+          </w:p>
+        </w:tc>
+        <w:tc>
+          <w:tcPr/>
+          <w:p>
+            <w:pPr>
+              <w:pStyle w:val="Compact"/>
+              <w:spacing w:before="20" w:after="20"/>
+              <w:jc w:val="left"/>
+            </w:pPr>
+            <w:r>
+              <w:rPr>
+                <w:sz w:val="18"/>
+              </w:rPr>
               <w:t xml:space="preserve">Use the newest code. Set your phone time to automatic.</w:t>
             </w:r>
           </w:p>
@@ -4026,34 +5032,46 @@
           <w:p>
             <w:pPr>
               <w:pStyle w:val="Compact"/>
-              <w:jc w:val="left"/>
-            </w:pPr>
-            <w:r>
-              <w:t xml:space="preserve">"MFA session expired — sign in again"</w:t>
-            </w:r>
-          </w:p>
-        </w:tc>
-        <w:tc>
-          <w:tcPr/>
-          <w:p>
-            <w:pPr>
-              <w:pStyle w:val="Compact"/>
-              <w:jc w:val="left"/>
-            </w:pPr>
-            <w:r>
-              <w:t xml:space="preserve">More than 5 minutes on the MFA step</w:t>
-            </w:r>
-          </w:p>
-        </w:tc>
-        <w:tc>
-          <w:tcPr/>
-          <w:p>
-            <w:pPr>
-              <w:pStyle w:val="Compact"/>
-              <w:jc w:val="left"/>
-            </w:pPr>
-            <w:r>
-              <w:t xml:space="preserve">Start again from the password.</w:t>
+              <w:spacing w:before="20" w:after="20"/>
+              <w:jc w:val="left"/>
+            </w:pPr>
+            <w:r>
+              <w:rPr>
+                <w:sz w:val="18"/>
+              </w:rPr>
+              <w:t xml:space="preserve">"This code has already been used — wait for the next code in your authenticator app"</w:t>
+            </w:r>
+          </w:p>
+        </w:tc>
+        <w:tc>
+          <w:tcPr/>
+          <w:p>
+            <w:pPr>
+              <w:pStyle w:val="Compact"/>
+              <w:spacing w:before="20" w:after="20"/>
+              <w:jc w:val="left"/>
+            </w:pPr>
+            <w:r>
+              <w:rPr>
+                <w:sz w:val="18"/>
+              </w:rPr>
+              <w:t xml:space="preserve">Each code works only once</w:t>
+            </w:r>
+          </w:p>
+        </w:tc>
+        <w:tc>
+          <w:tcPr/>
+          <w:p>
+            <w:pPr>
+              <w:pStyle w:val="Compact"/>
+              <w:spacing w:before="20" w:after="20"/>
+              <w:jc w:val="left"/>
+            </w:pPr>
+            <w:r>
+              <w:rPr>
+                <w:sz w:val="18"/>
+              </w:rPr>
+              <w:t xml:space="preserve">Wait for the next code (up to 30 seconds).</w:t>
             </w:r>
           </w:p>
         </w:tc>
@@ -4064,34 +5082,46 @@
           <w:p>
             <w:pPr>
               <w:pStyle w:val="Compact"/>
-              <w:jc w:val="left"/>
-            </w:pPr>
-            <w:r>
-              <w:t xml:space="preserve">"MFA enrolment required for your role — contact an administrator"</w:t>
-            </w:r>
-          </w:p>
-        </w:tc>
-        <w:tc>
-          <w:tcPr/>
-          <w:p>
-            <w:pPr>
-              <w:pStyle w:val="Compact"/>
-              <w:jc w:val="left"/>
-            </w:pPr>
-            <w:r>
-              <w:t xml:space="preserve">Your role needs MFA but no authenticator is enrolled</w:t>
-            </w:r>
-          </w:p>
-        </w:tc>
-        <w:tc>
-          <w:tcPr/>
-          <w:p>
-            <w:pPr>
-              <w:pStyle w:val="Compact"/>
-              <w:jc w:val="left"/>
-            </w:pPr>
-            <w:r>
-              <w:t xml:space="preserve">Contact the administrator to enrol MFA.</w:t>
+              <w:spacing w:before="20" w:after="20"/>
+              <w:jc w:val="left"/>
+            </w:pPr>
+            <w:r>
+              <w:rPr>
+                <w:sz w:val="18"/>
+              </w:rPr>
+              <w:t xml:space="preserve">"MFA session expired — sign in again"</w:t>
+            </w:r>
+          </w:p>
+        </w:tc>
+        <w:tc>
+          <w:tcPr/>
+          <w:p>
+            <w:pPr>
+              <w:pStyle w:val="Compact"/>
+              <w:spacing w:before="20" w:after="20"/>
+              <w:jc w:val="left"/>
+            </w:pPr>
+            <w:r>
+              <w:rPr>
+                <w:sz w:val="18"/>
+              </w:rPr>
+              <w:t xml:space="preserve">More than 5 minutes on the MFA step</w:t>
+            </w:r>
+          </w:p>
+        </w:tc>
+        <w:tc>
+          <w:tcPr/>
+          <w:p>
+            <w:pPr>
+              <w:pStyle w:val="Compact"/>
+              <w:spacing w:before="20" w:after="20"/>
+              <w:jc w:val="left"/>
+            </w:pPr>
+            <w:r>
+              <w:rPr>
+                <w:sz w:val="18"/>
+              </w:rPr>
+              <w:t xml:space="preserve">Start again from the password.</w:t>
             </w:r>
           </w:p>
         </w:tc>
@@ -4102,34 +5132,46 @@
           <w:p>
             <w:pPr>
               <w:pStyle w:val="Compact"/>
-              <w:jc w:val="left"/>
-            </w:pPr>
-            <w:r>
-              <w:t xml:space="preserve">Lost or replaced phone with the authenticator</w:t>
-            </w:r>
-          </w:p>
-        </w:tc>
-        <w:tc>
-          <w:tcPr/>
-          <w:p>
-            <w:pPr>
-              <w:pStyle w:val="Compact"/>
-              <w:jc w:val="left"/>
-            </w:pPr>
-            <w:r>
-              <w:t xml:space="preserve">—</w:t>
-            </w:r>
-          </w:p>
-        </w:tc>
-        <w:tc>
-          <w:tcPr/>
-          <w:p>
-            <w:pPr>
-              <w:pStyle w:val="Compact"/>
-              <w:jc w:val="left"/>
-            </w:pPr>
-            <w:r>
-              <w:t xml:space="preserve">Contact the service desk to disable the account and re-enrol (see the administrator manual).</w:t>
+              <w:spacing w:before="20" w:after="20"/>
+              <w:jc w:val="left"/>
+            </w:pPr>
+            <w:r>
+              <w:rPr>
+                <w:sz w:val="18"/>
+              </w:rPr>
+              <w:t xml:space="preserve">A QR code appears although you set up MFA before</w:t>
+            </w:r>
+          </w:p>
+        </w:tc>
+        <w:tc>
+          <w:tcPr/>
+          <w:p>
+            <w:pPr>
+              <w:pStyle w:val="Compact"/>
+              <w:spacing w:before="20" w:after="20"/>
+              <w:jc w:val="left"/>
+            </w:pPr>
+            <w:r>
+              <w:rPr>
+                <w:sz w:val="18"/>
+              </w:rPr>
+              <w:t xml:space="preserve">The administrator reset your MFA</w:t>
+            </w:r>
+          </w:p>
+        </w:tc>
+        <w:tc>
+          <w:tcPr/>
+          <w:p>
+            <w:pPr>
+              <w:pStyle w:val="Compact"/>
+              <w:spacing w:before="20" w:after="20"/>
+              <w:jc w:val="left"/>
+            </w:pPr>
+            <w:r>
+              <w:rPr>
+                <w:sz w:val="18"/>
+              </w:rPr>
+              <w:t xml:space="preserve">Scan the new QR code (section 3.2). Remove the old entry from your app.</w:t>
             </w:r>
           </w:p>
         </w:tc>
@@ -4140,34 +5182,46 @@
           <w:p>
             <w:pPr>
               <w:pStyle w:val="Compact"/>
-              <w:jc w:val="left"/>
-            </w:pPr>
-            <w:r>
-              <w:t xml:space="preserve">"Session expired — please sign in again"</w:t>
-            </w:r>
-          </w:p>
-        </w:tc>
-        <w:tc>
-          <w:tcPr/>
-          <w:p>
-            <w:pPr>
-              <w:pStyle w:val="Compact"/>
-              <w:jc w:val="left"/>
-            </w:pPr>
-            <w:r>
-              <w:t xml:space="preserve">30-minute session ended</w:t>
-            </w:r>
-          </w:p>
-        </w:tc>
-        <w:tc>
-          <w:tcPr/>
-          <w:p>
-            <w:pPr>
-              <w:pStyle w:val="Compact"/>
-              <w:jc w:val="left"/>
-            </w:pPr>
-            <w:r>
-              <w:t xml:space="preserve">Sign in again.</w:t>
+              <w:spacing w:before="20" w:after="20"/>
+              <w:jc w:val="left"/>
+            </w:pPr>
+            <w:r>
+              <w:rPr>
+                <w:sz w:val="18"/>
+              </w:rPr>
+              <w:t xml:space="preserve">Lost or replaced phone with the authenticator</w:t>
+            </w:r>
+          </w:p>
+        </w:tc>
+        <w:tc>
+          <w:tcPr/>
+          <w:p>
+            <w:pPr>
+              <w:pStyle w:val="Compact"/>
+              <w:spacing w:before="20" w:after="20"/>
+              <w:jc w:val="left"/>
+            </w:pPr>
+            <w:r>
+              <w:rPr>
+                <w:sz w:val="18"/>
+              </w:rPr>
+              <w:t xml:space="preserve">—</w:t>
+            </w:r>
+          </w:p>
+        </w:tc>
+        <w:tc>
+          <w:tcPr/>
+          <w:p>
+            <w:pPr>
+              <w:pStyle w:val="Compact"/>
+              <w:spacing w:before="20" w:after="20"/>
+              <w:jc w:val="left"/>
+            </w:pPr>
+            <w:r>
+              <w:rPr>
+                <w:sz w:val="18"/>
+              </w:rPr>
+              <w:t xml:space="preserve">Contact the service desk. An administrator resets your MFA and you enrol again at the next sign-in.</w:t>
             </w:r>
           </w:p>
         </w:tc>
@@ -4178,34 +5232,46 @@
           <w:p>
             <w:pPr>
               <w:pStyle w:val="Compact"/>
-              <w:jc w:val="left"/>
-            </w:pPr>
-            <w:r>
-              <w:t xml:space="preserve">A page is missing from the menu</w:t>
-            </w:r>
-          </w:p>
-        </w:tc>
-        <w:tc>
-          <w:tcPr/>
-          <w:p>
-            <w:pPr>
-              <w:pStyle w:val="Compact"/>
-              <w:jc w:val="left"/>
-            </w:pPr>
-            <w:r>
-              <w:t xml:space="preserve">Your role does not include it</w:t>
-            </w:r>
-          </w:p>
-        </w:tc>
-        <w:tc>
-          <w:tcPr/>
-          <w:p>
-            <w:pPr>
-              <w:pStyle w:val="Compact"/>
-              <w:jc w:val="left"/>
-            </w:pPr>
-            <w:r>
-              <w:t xml:space="preserve">Ask your manager to request a role change through the administrator.</w:t>
+              <w:spacing w:before="20" w:after="20"/>
+              <w:jc w:val="left"/>
+            </w:pPr>
+            <w:r>
+              <w:rPr>
+                <w:sz w:val="18"/>
+              </w:rPr>
+              <w:t xml:space="preserve">"Session expired — please sign in again"</w:t>
+            </w:r>
+          </w:p>
+        </w:tc>
+        <w:tc>
+          <w:tcPr/>
+          <w:p>
+            <w:pPr>
+              <w:pStyle w:val="Compact"/>
+              <w:spacing w:before="20" w:after="20"/>
+              <w:jc w:val="left"/>
+            </w:pPr>
+            <w:r>
+              <w:rPr>
+                <w:sz w:val="18"/>
+              </w:rPr>
+              <w:t xml:space="preserve">30-minute session ended</w:t>
+            </w:r>
+          </w:p>
+        </w:tc>
+        <w:tc>
+          <w:tcPr/>
+          <w:p>
+            <w:pPr>
+              <w:pStyle w:val="Compact"/>
+              <w:spacing w:before="20" w:after="20"/>
+              <w:jc w:val="left"/>
+            </w:pPr>
+            <w:r>
+              <w:rPr>
+                <w:sz w:val="18"/>
+              </w:rPr>
+              <w:t xml:space="preserve">Sign in again.</w:t>
             </w:r>
           </w:p>
         </w:tc>
@@ -4216,34 +5282,46 @@
           <w:p>
             <w:pPr>
               <w:pStyle w:val="Compact"/>
-              <w:jc w:val="left"/>
-            </w:pPr>
-            <w:r>
-              <w:t xml:space="preserve">"You do not have access to this page" / "Missing permission …"</w:t>
-            </w:r>
-          </w:p>
-        </w:tc>
-        <w:tc>
-          <w:tcPr/>
-          <w:p>
-            <w:pPr>
-              <w:pStyle w:val="Compact"/>
-              <w:jc w:val="left"/>
-            </w:pPr>
-            <w:r>
-              <w:t xml:space="preserve">Role does not allow the action</w:t>
-            </w:r>
-          </w:p>
-        </w:tc>
-        <w:tc>
-          <w:tcPr/>
-          <w:p>
-            <w:pPr>
-              <w:pStyle w:val="Compact"/>
-              <w:jc w:val="left"/>
-            </w:pPr>
-            <w:r>
-              <w:t xml:space="preserve">As above. Do not share accounts.</w:t>
+              <w:spacing w:before="20" w:after="20"/>
+              <w:jc w:val="left"/>
+            </w:pPr>
+            <w:r>
+              <w:rPr>
+                <w:sz w:val="18"/>
+              </w:rPr>
+              <w:t xml:space="preserve">A page is missing from the menu</w:t>
+            </w:r>
+          </w:p>
+        </w:tc>
+        <w:tc>
+          <w:tcPr/>
+          <w:p>
+            <w:pPr>
+              <w:pStyle w:val="Compact"/>
+              <w:spacing w:before="20" w:after="20"/>
+              <w:jc w:val="left"/>
+            </w:pPr>
+            <w:r>
+              <w:rPr>
+                <w:sz w:val="18"/>
+              </w:rPr>
+              <w:t xml:space="preserve">Your role does not include it</w:t>
+            </w:r>
+          </w:p>
+        </w:tc>
+        <w:tc>
+          <w:tcPr/>
+          <w:p>
+            <w:pPr>
+              <w:pStyle w:val="Compact"/>
+              <w:spacing w:before="20" w:after="20"/>
+              <w:jc w:val="left"/>
+            </w:pPr>
+            <w:r>
+              <w:rPr>
+                <w:sz w:val="18"/>
+              </w:rPr>
+              <w:t xml:space="preserve">Ask your manager to request a role change through the administrator.</w:t>
             </w:r>
           </w:p>
         </w:tc>
@@ -4254,34 +5332,46 @@
           <w:p>
             <w:pPr>
               <w:pStyle w:val="Compact"/>
-              <w:jc w:val="left"/>
-            </w:pPr>
-            <w:r>
-              <w:t xml:space="preserve">Customer name or phone is masked</w:t>
-            </w:r>
-          </w:p>
-        </w:tc>
-        <w:tc>
-          <w:tcPr/>
-          <w:p>
-            <w:pPr>
-              <w:pStyle w:val="Compact"/>
-              <w:jc w:val="left"/>
-            </w:pPr>
-            <w:r>
-              <w:t xml:space="preserve">Your role is not allowed to see personal data</w:t>
-            </w:r>
-          </w:p>
-        </w:tc>
-        <w:tc>
-          <w:tcPr/>
-          <w:p>
-            <w:pPr>
-              <w:pStyle w:val="Compact"/>
-              <w:jc w:val="left"/>
-            </w:pPr>
-            <w:r>
-              <w:t xml:space="preserve">Expected behaviour.</w:t>
+              <w:spacing w:before="20" w:after="20"/>
+              <w:jc w:val="left"/>
+            </w:pPr>
+            <w:r>
+              <w:rPr>
+                <w:sz w:val="18"/>
+              </w:rPr>
+              <w:t xml:space="preserve">"You do not have access to this page" / "Missing permission …"</w:t>
+            </w:r>
+          </w:p>
+        </w:tc>
+        <w:tc>
+          <w:tcPr/>
+          <w:p>
+            <w:pPr>
+              <w:pStyle w:val="Compact"/>
+              <w:spacing w:before="20" w:after="20"/>
+              <w:jc w:val="left"/>
+            </w:pPr>
+            <w:r>
+              <w:rPr>
+                <w:sz w:val="18"/>
+              </w:rPr>
+              <w:t xml:space="preserve">Role does not allow the action</w:t>
+            </w:r>
+          </w:p>
+        </w:tc>
+        <w:tc>
+          <w:tcPr/>
+          <w:p>
+            <w:pPr>
+              <w:pStyle w:val="Compact"/>
+              <w:spacing w:before="20" w:after="20"/>
+              <w:jc w:val="left"/>
+            </w:pPr>
+            <w:r>
+              <w:rPr>
+                <w:sz w:val="18"/>
+              </w:rPr>
+              <w:t xml:space="preserve">As above. Do not share accounts.</w:t>
             </w:r>
           </w:p>
         </w:tc>
@@ -4292,34 +5382,46 @@
           <w:p>
             <w:pPr>
               <w:pStyle w:val="Compact"/>
-              <w:jc w:val="left"/>
-            </w:pPr>
-            <w:r>
-              <w:t xml:space="preserve">"Policy … denies read on this profile"</w:t>
-            </w:r>
-          </w:p>
-        </w:tc>
-        <w:tc>
-          <w:tcPr/>
-          <w:p>
-            <w:pPr>
-              <w:pStyle w:val="Compact"/>
-              <w:jc w:val="left"/>
-            </w:pPr>
-            <w:r>
-              <w:t xml:space="preserve">Customer is outside your region</w:t>
-            </w:r>
-          </w:p>
-        </w:tc>
-        <w:tc>
-          <w:tcPr/>
-          <w:p>
-            <w:pPr>
-              <w:pStyle w:val="Compact"/>
-              <w:jc w:val="left"/>
-            </w:pPr>
-            <w:r>
-              <w:t xml:space="preserve">Expected. Ask your supervisor to reassign.</w:t>
+              <w:spacing w:before="20" w:after="20"/>
+              <w:jc w:val="left"/>
+            </w:pPr>
+            <w:r>
+              <w:rPr>
+                <w:sz w:val="18"/>
+              </w:rPr>
+              <w:t xml:space="preserve">Customer name or phone is masked</w:t>
+            </w:r>
+          </w:p>
+        </w:tc>
+        <w:tc>
+          <w:tcPr/>
+          <w:p>
+            <w:pPr>
+              <w:pStyle w:val="Compact"/>
+              <w:spacing w:before="20" w:after="20"/>
+              <w:jc w:val="left"/>
+            </w:pPr>
+            <w:r>
+              <w:rPr>
+                <w:sz w:val="18"/>
+              </w:rPr>
+              <w:t xml:space="preserve">Your role is not allowed to see personal data</w:t>
+            </w:r>
+          </w:p>
+        </w:tc>
+        <w:tc>
+          <w:tcPr/>
+          <w:p>
+            <w:pPr>
+              <w:pStyle w:val="Compact"/>
+              <w:spacing w:before="20" w:after="20"/>
+              <w:jc w:val="left"/>
+            </w:pPr>
+            <w:r>
+              <w:rPr>
+                <w:sz w:val="18"/>
+              </w:rPr>
+              <w:t xml:space="preserve">Expected behaviour.</w:t>
             </w:r>
           </w:p>
         </w:tc>
@@ -4330,34 +5432,46 @@
           <w:p>
             <w:pPr>
               <w:pStyle w:val="Compact"/>
-              <w:jc w:val="left"/>
-            </w:pPr>
-            <w:r>
-              <w:t xml:space="preserve">"… was modified by someone else"</w:t>
-            </w:r>
-          </w:p>
-        </w:tc>
-        <w:tc>
-          <w:tcPr/>
-          <w:p>
-            <w:pPr>
-              <w:pStyle w:val="Compact"/>
-              <w:jc w:val="left"/>
-            </w:pPr>
-            <w:r>
-              <w:t xml:space="preserve">Someone else updated the same record</w:t>
-            </w:r>
-          </w:p>
-        </w:tc>
-        <w:tc>
-          <w:tcPr/>
-          <w:p>
-            <w:pPr>
-              <w:pStyle w:val="Compact"/>
-              <w:jc w:val="left"/>
-            </w:pPr>
-            <w:r>
-              <w:t xml:space="preserve">Reload and repeat your change.</w:t>
+              <w:spacing w:before="20" w:after="20"/>
+              <w:jc w:val="left"/>
+            </w:pPr>
+            <w:r>
+              <w:rPr>
+                <w:sz w:val="18"/>
+              </w:rPr>
+              <w:t xml:space="preserve">"Policy … denies read on this profile"</w:t>
+            </w:r>
+          </w:p>
+        </w:tc>
+        <w:tc>
+          <w:tcPr/>
+          <w:p>
+            <w:pPr>
+              <w:pStyle w:val="Compact"/>
+              <w:spacing w:before="20" w:after="20"/>
+              <w:jc w:val="left"/>
+            </w:pPr>
+            <w:r>
+              <w:rPr>
+                <w:sz w:val="18"/>
+              </w:rPr>
+              <w:t xml:space="preserve">Customer is outside your region</w:t>
+            </w:r>
+          </w:p>
+        </w:tc>
+        <w:tc>
+          <w:tcPr/>
+          <w:p>
+            <w:pPr>
+              <w:pStyle w:val="Compact"/>
+              <w:spacing w:before="20" w:after="20"/>
+              <w:jc w:val="left"/>
+            </w:pPr>
+            <w:r>
+              <w:rPr>
+                <w:sz w:val="18"/>
+              </w:rPr>
+              <w:t xml:space="preserve">Expected. Ask your supervisor to reassign.</w:t>
             </w:r>
           </w:p>
         </w:tc>
@@ -4368,34 +5482,46 @@
           <w:p>
             <w:pPr>
               <w:pStyle w:val="Compact"/>
-              <w:jc w:val="left"/>
-            </w:pPr>
-            <w:r>
-              <w:t xml:space="preserve">"Too many requests"</w:t>
-            </w:r>
-          </w:p>
-        </w:tc>
-        <w:tc>
-          <w:tcPr/>
-          <w:p>
-            <w:pPr>
-              <w:pStyle w:val="Compact"/>
-              <w:jc w:val="left"/>
-            </w:pPr>
-            <w:r>
-              <w:t xml:space="preserve">Rate limit</w:t>
-            </w:r>
-          </w:p>
-        </w:tc>
-        <w:tc>
-          <w:tcPr/>
-          <w:p>
-            <w:pPr>
-              <w:pStyle w:val="Compact"/>
-              <w:jc w:val="left"/>
-            </w:pPr>
-            <w:r>
-              <w:t xml:space="preserve">Wait the number of seconds shown.</w:t>
+              <w:spacing w:before="20" w:after="20"/>
+              <w:jc w:val="left"/>
+            </w:pPr>
+            <w:r>
+              <w:rPr>
+                <w:sz w:val="18"/>
+              </w:rPr>
+              <w:t xml:space="preserve">"… was modified by someone else"</w:t>
+            </w:r>
+          </w:p>
+        </w:tc>
+        <w:tc>
+          <w:tcPr/>
+          <w:p>
+            <w:pPr>
+              <w:pStyle w:val="Compact"/>
+              <w:spacing w:before="20" w:after="20"/>
+              <w:jc w:val="left"/>
+            </w:pPr>
+            <w:r>
+              <w:rPr>
+                <w:sz w:val="18"/>
+              </w:rPr>
+              <w:t xml:space="preserve">Someone else updated the same record</w:t>
+            </w:r>
+          </w:p>
+        </w:tc>
+        <w:tc>
+          <w:tcPr/>
+          <w:p>
+            <w:pPr>
+              <w:pStyle w:val="Compact"/>
+              <w:spacing w:before="20" w:after="20"/>
+              <w:jc w:val="left"/>
+            </w:pPr>
+            <w:r>
+              <w:rPr>
+                <w:sz w:val="18"/>
+              </w:rPr>
+              <w:t xml:space="preserve">Reload and repeat your change.</w:t>
             </w:r>
           </w:p>
         </w:tc>
@@ -4406,34 +5532,46 @@
           <w:p>
             <w:pPr>
               <w:pStyle w:val="Compact"/>
-              <w:jc w:val="left"/>
-            </w:pPr>
-            <w:r>
-              <w:t xml:space="preserve">"Upstream service unavailable"</w:t>
-            </w:r>
-          </w:p>
-        </w:tc>
-        <w:tc>
-          <w:tcPr/>
-          <w:p>
-            <w:pPr>
-              <w:pStyle w:val="Compact"/>
-              <w:jc w:val="left"/>
-            </w:pPr>
-            <w:r>
-              <w:t xml:space="preserve">VETC wallet, TASCO core or a messaging provider is temporarily down</w:t>
-            </w:r>
-          </w:p>
-        </w:tc>
-        <w:tc>
-          <w:tcPr/>
-          <w:p>
-            <w:pPr>
-              <w:pStyle w:val="Compact"/>
-              <w:jc w:val="left"/>
-            </w:pPr>
-            <w:r>
-              <w:t xml:space="preserve">Retry later. Nothing was completed. Report it if it persists.</w:t>
+              <w:spacing w:before="20" w:after="20"/>
+              <w:jc w:val="left"/>
+            </w:pPr>
+            <w:r>
+              <w:rPr>
+                <w:sz w:val="18"/>
+              </w:rPr>
+              <w:t xml:space="preserve">"Too many requests"</w:t>
+            </w:r>
+          </w:p>
+        </w:tc>
+        <w:tc>
+          <w:tcPr/>
+          <w:p>
+            <w:pPr>
+              <w:pStyle w:val="Compact"/>
+              <w:spacing w:before="20" w:after="20"/>
+              <w:jc w:val="left"/>
+            </w:pPr>
+            <w:r>
+              <w:rPr>
+                <w:sz w:val="18"/>
+              </w:rPr>
+              <w:t xml:space="preserve">Rate limit</w:t>
+            </w:r>
+          </w:p>
+        </w:tc>
+        <w:tc>
+          <w:tcPr/>
+          <w:p>
+            <w:pPr>
+              <w:pStyle w:val="Compact"/>
+              <w:spacing w:before="20" w:after="20"/>
+              <w:jc w:val="left"/>
+            </w:pPr>
+            <w:r>
+              <w:rPr>
+                <w:sz w:val="18"/>
+              </w:rPr>
+              <w:t xml:space="preserve">Wait a minute and try again.</w:t>
             </w:r>
           </w:p>
         </w:tc>
@@ -4444,9 +5582,63 @@
           <w:p>
             <w:pPr>
               <w:pStyle w:val="Compact"/>
-              <w:jc w:val="left"/>
-            </w:pPr>
-            <w:r>
+              <w:spacing w:before="20" w:after="20"/>
+              <w:jc w:val="left"/>
+            </w:pPr>
+            <w:r>
+              <w:rPr>
+                <w:sz w:val="18"/>
+              </w:rPr>
+              <w:t xml:space="preserve">"Upstream service unavailable"</w:t>
+            </w:r>
+          </w:p>
+        </w:tc>
+        <w:tc>
+          <w:tcPr/>
+          <w:p>
+            <w:pPr>
+              <w:pStyle w:val="Compact"/>
+              <w:spacing w:before="20" w:after="20"/>
+              <w:jc w:val="left"/>
+            </w:pPr>
+            <w:r>
+              <w:rPr>
+                <w:sz w:val="18"/>
+              </w:rPr>
+              <w:t xml:space="preserve">VETC wallet, TASCO core or a messaging provider is temporarily down</w:t>
+            </w:r>
+          </w:p>
+        </w:tc>
+        <w:tc>
+          <w:tcPr/>
+          <w:p>
+            <w:pPr>
+              <w:pStyle w:val="Compact"/>
+              <w:spacing w:before="20" w:after="20"/>
+              <w:jc w:val="left"/>
+            </w:pPr>
+            <w:r>
+              <w:rPr>
+                <w:sz w:val="18"/>
+              </w:rPr>
+              <w:t xml:space="preserve">Retry later. Nothing was completed. Report it if it persists.</w:t>
+            </w:r>
+          </w:p>
+        </w:tc>
+      </w:tr>
+      <w:tr>
+        <w:tc>
+          <w:tcPr/>
+          <w:p>
+            <w:pPr>
+              <w:pStyle w:val="Compact"/>
+              <w:spacing w:before="20" w:after="20"/>
+              <w:jc w:val="left"/>
+            </w:pPr>
+            <w:r>
+              <w:rPr>
+                <w:sz w:val="18"/>
+              </w:rPr>
               <w:t xml:space="preserve">The screen looks wrong or blank</w:t>
             </w:r>
           </w:p>
@@ -4456,9 +5648,13 @@
           <w:p>
             <w:pPr>
               <w:pStyle w:val="Compact"/>
-              <w:jc w:val="left"/>
-            </w:pPr>
-            <w:r>
+              <w:spacing w:before="20" w:after="20"/>
+              <w:jc w:val="left"/>
+            </w:pPr>
+            <w:r>
+              <w:rPr>
+                <w:sz w:val="18"/>
+              </w:rPr>
               <w:t xml:space="preserve">Browser cache, or an unsupported browser</w:t>
             </w:r>
           </w:p>
@@ -4468,9 +5664,13 @@
           <w:p>
             <w:pPr>
               <w:pStyle w:val="Compact"/>
-              <w:jc w:val="left"/>
-            </w:pPr>
-            <w:r>
+              <w:spacing w:before="20" w:after="20"/>
+              <w:jc w:val="left"/>
+            </w:pPr>
+            <w:r>
+              <w:rPr>
+                <w:sz w:val="18"/>
+              </w:rPr>
               <w:t xml:space="preserve">Refresh (Ctrl+F5). Use a supported browser.</w:t>
             </w:r>
           </w:p>
@@ -4563,7 +5763,7 @@
         <w:t xml:space="preserve"> </w:t>
       </w:r>
       <w:r>
-        <w:t xml:space="preserve">The journey engine respects consent, contact hours (08:00–20:00), daily and weekly limits, and the copy guard. The touchpoint shows the reason it was skipped.</w:t>
+        <w:t xml:space="preserve">The journey engine respects consent, contact hours (08:00–20:00), daily and weekly limits, and the copy guard. A touchpoint that is outside contact hours is deferred and stays scheduled. A touchpoint that no channel may send is skipped, and it shows the reason.</w:t>
       </w:r>
     </w:p>
     <w:p>
@@ -4657,7 +5857,7 @@
       <w:pPr>
         <w:numPr>
           <w:ilvl w:val="0"/>
-          <w:numId w:val="1014"/>
+          <w:numId w:val="1015"/>
         </w:numPr>
         <w:pStyle w:val="Compact"/>
       </w:pPr>
@@ -4669,7 +5869,7 @@
       <w:pPr>
         <w:numPr>
           <w:ilvl w:val="0"/>
-          <w:numId w:val="1014"/>
+          <w:numId w:val="1015"/>
         </w:numPr>
         <w:pStyle w:val="Compact"/>
       </w:pPr>
@@ -4681,7 +5881,7 @@
       <w:pPr>
         <w:numPr>
           <w:ilvl w:val="0"/>
-          <w:numId w:val="1014"/>
+          <w:numId w:val="1015"/>
         </w:numPr>
         <w:pStyle w:val="Compact"/>
       </w:pPr>
@@ -4693,19 +5893,19 @@
       <w:pPr>
         <w:numPr>
           <w:ilvl w:val="0"/>
-          <w:numId w:val="1014"/>
+          <w:numId w:val="1015"/>
         </w:numPr>
         <w:pStyle w:val="Compact"/>
       </w:pPr>
       <w:r>
-        <w:t xml:space="preserve">Do not take payment details or OTPs over the phone. Payment happens only in the VETC app.</w:t>
+        <w:t xml:space="preserve">Never take payment, payment details or OTPs over the phone. Staff send quotes to the customer's VETC app, and the customer confirms and pays there.</w:t>
       </w:r>
     </w:p>
     <w:p>
       <w:pPr>
         <w:numPr>
           <w:ilvl w:val="0"/>
-          <w:numId w:val="1014"/>
+          <w:numId w:val="1015"/>
         </w:numPr>
         <w:pStyle w:val="Compact"/>
       </w:pPr>
@@ -4737,7 +5937,7 @@
     </w:pPr>
     <w:r>
       <w:rPr>
-        <w:rFonts w:ascii="Arial" w:hAnsi="Arial"/>
+        <w:rFonts w:ascii="Calibri" w:hAnsi="Calibri"/>
         <w:sz w:val="16"/>
       </w:rPr>
       <w:t xml:space="preserve">Prepared by iorta TechNXT · Confidential · Page </w:t>
@@ -4782,7 +5982,7 @@
     </w:pPr>
     <w:r>
       <w:rPr>
-        <w:rFonts w:ascii="Arial" w:hAnsi="Arial"/>
+        <w:rFonts w:ascii="Calibri" w:hAnsi="Calibri"/>
         <w:color w:val="213368"/>
         <w:sz w:val="16"/>
       </w:rPr>
@@ -5098,9 +6298,6 @@
     </w:lvlOverride>
   </w:num>
   <w:num w:numId="1004">
-    <w:abstractNumId w:val="991"/>
-  </w:num>
-  <w:num w:numId="1005">
     <w:abstractNumId w:val="99411"/>
     <w:lvlOverride w:ilvl="0">
       <w:startOverride w:val="1"/>
@@ -5130,13 +6327,10 @@
       <w:startOverride w:val="1"/>
     </w:lvlOverride>
   </w:num>
-  <w:num w:numId="1006">
+  <w:num w:numId="1005">
     <w:abstractNumId w:val="991"/>
   </w:num>
-  <w:num w:numId="1007">
-    <w:abstractNumId w:val="991"/>
-  </w:num>
-  <w:num w:numId="1008">
+  <w:num w:numId="1006">
     <w:abstractNumId w:val="99411"/>
     <w:lvlOverride w:ilvl="0">
       <w:startOverride w:val="1"/>
@@ -5165,6 +6359,12 @@
     <w:lvlOverride w:ilvl="8">
       <w:startOverride w:val="1"/>
     </w:lvlOverride>
+  </w:num>
+  <w:num w:numId="1007">
+    <w:abstractNumId w:val="991"/>
+  </w:num>
+  <w:num w:numId="1008">
+    <w:abstractNumId w:val="991"/>
   </w:num>
   <w:num w:numId="1009">
     <w:abstractNumId w:val="99411"/>
@@ -5197,15 +6397,6 @@
     </w:lvlOverride>
   </w:num>
   <w:num w:numId="1010">
-    <w:abstractNumId w:val="991"/>
-  </w:num>
-  <w:num w:numId="1011">
-    <w:abstractNumId w:val="991"/>
-  </w:num>
-  <w:num w:numId="1012">
-    <w:abstractNumId w:val="991"/>
-  </w:num>
-  <w:num w:numId="1013">
     <w:abstractNumId w:val="99411"/>
     <w:lvlOverride w:ilvl="0">
       <w:startOverride w:val="1"/>
@@ -5235,7 +6426,46 @@
       <w:startOverride w:val="1"/>
     </w:lvlOverride>
   </w:num>
+  <w:num w:numId="1011">
+    <w:abstractNumId w:val="991"/>
+  </w:num>
+  <w:num w:numId="1012">
+    <w:abstractNumId w:val="991"/>
+  </w:num>
+  <w:num w:numId="1013">
+    <w:abstractNumId w:val="991"/>
+  </w:num>
   <w:num w:numId="1014">
+    <w:abstractNumId w:val="99411"/>
+    <w:lvlOverride w:ilvl="0">
+      <w:startOverride w:val="1"/>
+    </w:lvlOverride>
+    <w:lvlOverride w:ilvl="1">
+      <w:startOverride w:val="1"/>
+    </w:lvlOverride>
+    <w:lvlOverride w:ilvl="2">
+      <w:startOverride w:val="1"/>
+    </w:lvlOverride>
+    <w:lvlOverride w:ilvl="3">
+      <w:startOverride w:val="1"/>
+    </w:lvlOverride>
+    <w:lvlOverride w:ilvl="4">
+      <w:startOverride w:val="1"/>
+    </w:lvlOverride>
+    <w:lvlOverride w:ilvl="5">
+      <w:startOverride w:val="1"/>
+    </w:lvlOverride>
+    <w:lvlOverride w:ilvl="6">
+      <w:startOverride w:val="1"/>
+    </w:lvlOverride>
+    <w:lvlOverride w:ilvl="7">
+      <w:startOverride w:val="1"/>
+    </w:lvlOverride>
+    <w:lvlOverride w:ilvl="8">
+      <w:startOverride w:val="1"/>
+    </w:lvlOverride>
+  </w:num>
+  <w:num w:numId="1015">
     <w:abstractNumId w:val="991"/>
   </w:num>
 </w:numbering>
@@ -5263,9 +6493,9 @@
     <w:name w:val="Normal"/>
     <w:qFormat/>
     <w:rPr>
-      <w:rFonts w:ascii="Arial" w:cs="Arial" w:eastAsia="Arial" w:hAnsi="Arial"/>
+      <w:rFonts w:ascii="Calibri" w:cs="Calibri" w:eastAsia="Calibri" w:hAnsi="Calibri"/>
       <w:color w:val="121A33"/>
-      <w:sz w:val="21"/>
+      <w:sz w:val="22"/>
     </w:rPr>
   </w:style>
   <w:style w:styleId="BodyText" w:type="paragraph">
@@ -5277,9 +6507,9 @@
     </w:pPr>
     <w:qFormat/>
     <w:rPr>
-      <w:rFonts w:ascii="Arial" w:cs="Arial" w:eastAsia="Arial" w:hAnsi="Arial"/>
+      <w:rFonts w:ascii="Calibri" w:cs="Calibri" w:eastAsia="Calibri" w:hAnsi="Calibri"/>
       <w:color w:val="121A33"/>
-      <w:sz w:val="21"/>
+      <w:sz w:val="22"/>
     </w:rPr>
   </w:style>
   <w:style w:customStyle="1" w:styleId="FirstParagraph" w:type="paragraph">
@@ -5288,9 +6518,9 @@
     <w:next w:val="BodyText"/>
     <w:qFormat/>
     <w:rPr>
-      <w:rFonts w:ascii="Arial" w:cs="Arial" w:eastAsia="Arial" w:hAnsi="Arial"/>
+      <w:rFonts w:ascii="Calibri" w:cs="Calibri" w:eastAsia="Calibri" w:hAnsi="Calibri"/>
       <w:color w:val="121A33"/>
-      <w:sz w:val="21"/>
+      <w:sz w:val="22"/>
     </w:rPr>
   </w:style>
   <w:style w:customStyle="1" w:styleId="Compact" w:type="paragraph">
@@ -5301,9 +6531,9 @@
       <w:spacing w:after="36" w:before="36"/>
     </w:pPr>
     <w:rPr>
-      <w:rFonts w:ascii="Arial" w:cs="Arial" w:eastAsia="Arial" w:hAnsi="Arial"/>
+      <w:rFonts w:ascii="Calibri" w:cs="Calibri" w:eastAsia="Calibri" w:hAnsi="Calibri"/>
       <w:color w:val="121A33"/>
-      <w:sz w:val="21"/>
+      <w:sz w:val="22"/>
     </w:rPr>
   </w:style>
   <w:style w:styleId="Title" w:type="paragraph">
@@ -5318,11 +6548,11 @@
       <w:jc w:val="center"/>
     </w:pPr>
     <w:rPr>
-      <w:rFonts w:ascii="Arial" w:asciiTheme="majorHAnsi" w:cs="Arial" w:cstheme="majorBidi" w:eastAsia="Arial" w:eastAsiaTheme="majorEastAsia" w:hAnsi="Arial" w:hAnsiTheme="majorHAnsi"/>
+      <w:rFonts w:ascii="Calibri" w:asciiTheme="majorHAnsi" w:cs="Calibri" w:cstheme="majorBidi" w:eastAsia="Calibri" w:eastAsiaTheme="majorEastAsia" w:hAnsi="Calibri" w:hAnsiTheme="majorHAnsi"/>
       <w:b/>
       <w:bCs/>
       <w:color w:val="213368"/>
-      <w:sz w:val="48"/>
+      <w:sz w:val="52"/>
       <w:szCs w:val="36"/>
     </w:rPr>
   </w:style>
@@ -5338,7 +6568,7 @@
       <w:jc w:val="center"/>
     </w:pPr>
     <w:rPr>
-      <w:rFonts w:ascii="Arial" w:cs="Arial" w:eastAsia="Arial" w:hAnsi="Arial"/>
+      <w:rFonts w:ascii="Calibri" w:cs="Calibri" w:eastAsia="Calibri" w:hAnsi="Calibri"/>
       <w:b w:val="0"/>
       <w:color w:val="0B6B66"/>
       <w:sz w:val="26"/>
@@ -5607,9 +6837,9 @@
       <w:ind w:firstLine="0" w:left="480" w:right="480"/>
     </w:pPr>
     <w:rPr>
-      <w:rFonts w:ascii="Arial" w:cs="Arial" w:eastAsia="Arial" w:hAnsi="Arial"/>
+      <w:rFonts w:ascii="Calibri" w:cs="Calibri" w:eastAsia="Calibri" w:hAnsi="Calibri"/>
       <w:color w:val="121A33"/>
-      <w:sz w:val="21"/>
+      <w:sz w:val="22"/>
     </w:rPr>
   </w:style>
   <w:style w:styleId="FootnoteText" w:type="paragraph">
@@ -5632,7 +6862,7 @@
     <w:unhideWhenUsed/>
     <w:qFormat/>
     <w:rPr>
-      <w:rFonts w:ascii="Arial" w:cs="Arial" w:eastAsia="Arial" w:hAnsi="Arial"/>
+      <w:rFonts w:ascii="Calibri" w:cs="Calibri" w:eastAsia="Calibri" w:hAnsi="Calibri"/>
       <w:sz w:val="18"/>
     </w:rPr>
     <w:tblPr>
@@ -5728,7 +6958,8 @@
     <w:basedOn w:val="BodyTextChar"/>
     <w:rPr>
       <w:rFonts w:ascii="Consolas" w:cs="Consolas" w:eastAsia="Consolas" w:hAnsi="Consolas"/>
-      <w:sz w:val="17"/>
+      <w:color w:val="2A3A6E"/>
+      <w:sz w:val="18"/>
     </w:rPr>
   </w:style>
   <w:style w:customStyle="1" w:styleId="SectionNumber" w:type="character">
